--- a/assets/labs/lab-04-report.docx
+++ b/assets/labs/lab-04-report.docx
@@ -9,21 +9,34 @@
       <w:r>
         <w:t>Lab 4 Report - Resonant Interference Defense</w:t>
       </w:r>
+      <w:r>
+        <w:t xml:space="preserve"/>
+      </w:r>
+      <w:r>
+        <w:t/>
+      </w:r>
+      <w:r>
+        <w:t/>
+      </w:r>
     </w:p>
     <w:p>
       <w:pPr>
         <w:pStyle w:val="Heading2"/>
       </w:pPr>
       <w:r>
-        <w:t xml:space="preserve">Name: </w:t>
+        <w:t xml:space="preserve">Name:</w:t>
       </w:r>
     </w:p>
     <w:p>
       <w:pPr>
         <w:pStyle w:val="ListBullet"/>
+        <w:numPr>
+          <w:ilvl w:val="0"/>
+          <w:numId w:val="0"/>
+        </w:numPr>
       </w:pPr>
       <w:r>
-        <w:t xml:space="preserve">Lab Partners: </w:t>
+        <w:t xml:space="preserve">Lab Partners:</w:t>
       </w:r>
     </w:p>
     <w:p>
@@ -33,139 +46,451 @@
       <w:r>
         <w:t>Table 1 - Components and Predicted Resonance (15)</w:t>
       </w:r>
+      <w:r>
+        <w:t xml:space="preserve"/>
+      </w:r>
+    </w:p>
+    <w:p>
+      <w:r>
+        <w:t>Use the measured values supplied with your kit. Do not exchange components between kits.</w:t>
+      </w:r>
     </w:p>
     <w:tbl>
       <w:tblPr>
         <w:tblStyle w:val="TableGrid"/>
-        <w:tblW w:type="auto" w:w="0"/>
-        <w:tblLook w:firstColumn="1" w:firstRow="1" w:lastColumn="0" w:lastRow="0" w:noHBand="0" w:noVBand="1" w:val="04A0"/>
+        <w:tblW w:w="11187" w:type="dxa"/>
+        <w:tblLook w:val="04A0" w:firstRow="1" w:lastRow="0" w:firstColumn="1" w:lastColumn="0" w:noHBand="0" w:noVBand="1"/>
       </w:tblPr>
       <w:tblGrid>
-        <w:gridCol w:w="1776"/>
-        <w:gridCol w:w="1776"/>
-        <w:gridCol w:w="1776"/>
-        <w:gridCol w:w="1776"/>
-        <w:gridCol w:w="1776"/>
-        <w:gridCol w:w="1776"/>
+        <w:gridCol w:w="2178"/>
+        <w:gridCol w:w="2579"/>
+        <w:gridCol w:w="2809"/>
+        <w:gridCol w:w="3621"/>
       </w:tblGrid>
       <w:tr>
+        <w:trPr>
+          <w:trHeight w:val="432"/>
+          <w:tblHeader/>
+        </w:trPr>
         <w:tc>
           <w:tcPr>
-            <w:tcW w:type="dxa" w:w="1776"/>
+            <w:tcW w:w="2178" w:type="dxa"/>
+            <w:shd w:val="clear" w:color="auto" w:fill="17324D"/>
+            <w:vAlign w:val="center"/>
           </w:tcPr>
           <w:p>
             <w:r>
-              <w:t>R</w:t>
+              <w:rPr>
+                <w:b/>
+                <w:color w:val="FFFFFF"/>
+              </w:rPr>
+              <w:t>Quantity</w:t>
             </w:r>
           </w:p>
         </w:tc>
         <w:tc>
           <w:tcPr>
-            <w:tcW w:type="dxa" w:w="1776"/>
+            <w:tcW w:w="2579" w:type="dxa"/>
+            <w:shd w:val="clear" w:color="auto" w:fill="17324D"/>
+            <w:vAlign w:val="center"/>
           </w:tcPr>
           <w:p>
             <w:r>
-              <w:t>L</w:t>
+              <w:rPr>
+                <w:b/>
+                <w:color w:val="FFFFFF"/>
+              </w:rPr>
+              <w:t>Supplied value</w:t>
             </w:r>
           </w:p>
         </w:tc>
         <w:tc>
           <w:tcPr>
-            <w:tcW w:type="dxa" w:w="1776"/>
+            <w:tcW w:w="2809" w:type="dxa"/>
+            <w:shd w:val="clear" w:color="auto" w:fill="17324D"/>
+            <w:vAlign w:val="center"/>
           </w:tcPr>
           <w:p>
             <w:r>
-              <w:t>Inductor winding R</w:t>
+              <w:rPr>
+                <w:b/>
+                <w:color w:val="FFFFFF"/>
+              </w:rPr>
+              <w:t>Unit</w:t>
             </w:r>
           </w:p>
         </w:tc>
         <w:tc>
           <w:tcPr>
-            <w:tcW w:type="dxa" w:w="1776"/>
+            <w:tcW w:w="3621" w:type="dxa"/>
+            <w:shd w:val="clear" w:color="auto" w:fill="17324D"/>
+            <w:vAlign w:val="center"/>
           </w:tcPr>
           <w:p>
             <w:r>
-              <w:t>Primary C</w:t>
+              <w:rPr>
+                <w:b/>
+                <w:color w:val="FFFFFF"/>
+              </w:rPr>
+              <w:t>Calculation / note</w:t>
+            </w:r>
+          </w:p>
+        </w:tc>
+      </w:tr>
+      <w:tr>
+        <w:trPr>
+          <w:trHeight w:val="490"/>
+        </w:trPr>
+        <w:tc>
+          <w:tcPr>
+            <w:tcW w:w="2178" w:type="dxa"/>
+            <w:vAlign w:val="center"/>
+          </w:tcPr>
+          <w:p>
+            <w:r>
+              <w:rPr>
+                <w:b w:val="0"/>
+              </w:rPr>
+              <w:t>Resistor R</w:t>
             </w:r>
           </w:p>
         </w:tc>
         <w:tc>
           <w:tcPr>
-            <w:tcW w:type="dxa" w:w="1776"/>
+            <w:tcW w:w="2579" w:type="dxa"/>
+            <w:vAlign w:val="center"/>
           </w:tcPr>
           <w:p>
             <w:r>
-              <w:t>Alternate C</w:t>
+              <w:rPr>
+                <w:b w:val="0"/>
+              </w:rPr>
             </w:r>
           </w:p>
         </w:tc>
         <w:tc>
           <w:tcPr>
-            <w:tcW w:type="dxa" w:w="1776"/>
+            <w:tcW w:w="2809" w:type="dxa"/>
+            <w:vAlign w:val="center"/>
           </w:tcPr>
           <w:p>
             <w:r>
-              <w:t>Calculated f0</w:t>
+              <w:rPr>
+                <w:b w:val="0"/>
+              </w:rPr>
+            </w:r>
+          </w:p>
+        </w:tc>
+        <w:tc>
+          <w:tcPr>
+            <w:tcW w:w="3621" w:type="dxa"/>
+          </w:tcPr>
+          <w:p>
+            <w:r>
+              <w:rPr>
+                <w:b w:val="0"/>
+              </w:rPr>
             </w:r>
           </w:p>
         </w:tc>
       </w:tr>
       <w:tr>
+        <w:trPr>
+          <w:trHeight w:val="490"/>
+        </w:trPr>
         <w:tc>
           <w:tcPr>
-            <w:tcW w:type="dxa" w:w="1776"/>
+            <w:tcW w:w="2178" w:type="dxa"/>
+            <w:vAlign w:val="center"/>
           </w:tcPr>
           <w:p>
             <w:r>
-              <w:t>Measured/assigned values</w:t>
+              <w:rPr>
+                <w:b w:val="0"/>
+              </w:rPr>
+              <w:t>Inductor L</w:t>
             </w:r>
           </w:p>
         </w:tc>
         <w:tc>
           <w:tcPr>
-            <w:tcW w:type="dxa" w:w="1776"/>
+            <w:tcW w:w="2579" w:type="dxa"/>
+            <w:vAlign w:val="center"/>
           </w:tcPr>
-          <w:p/>
+          <w:p>
+            <w:r>
+              <w:rPr>
+                <w:b w:val="0"/>
+              </w:rPr>
+            </w:r>
+          </w:p>
         </w:tc>
         <w:tc>
           <w:tcPr>
-            <w:tcW w:type="dxa" w:w="1776"/>
+            <w:tcW w:w="2809" w:type="dxa"/>
+            <w:vAlign w:val="center"/>
           </w:tcPr>
-          <w:p/>
+          <w:p>
+            <w:r>
+              <w:rPr>
+                <w:b w:val="0"/>
+              </w:rPr>
+            </w:r>
+          </w:p>
         </w:tc>
         <w:tc>
           <w:tcPr>
-            <w:tcW w:type="dxa" w:w="1776"/>
+            <w:tcW w:w="3621" w:type="dxa"/>
           </w:tcPr>
-          <w:p/>
+          <w:p>
+            <w:r>
+              <w:rPr>
+                <w:b w:val="0"/>
+              </w:rPr>
+            </w:r>
+          </w:p>
+        </w:tc>
+      </w:tr>
+      <w:tr>
+        <w:trPr>
+          <w:trHeight w:val="490"/>
+        </w:trPr>
+        <w:tc>
+          <w:tcPr>
+            <w:tcW w:w="2178" w:type="dxa"/>
+            <w:shd w:val="clear" w:color="auto" w:fill="EAF2F7"/>
+            <w:vAlign w:val="center"/>
+          </w:tcPr>
+          <w:p>
+            <w:r>
+              <w:rPr>
+                <w:b w:val="0"/>
+              </w:rPr>
+              <w:t>Inductor winding resistance</w:t>
+            </w:r>
+          </w:p>
         </w:tc>
         <w:tc>
           <w:tcPr>
-            <w:tcW w:type="dxa" w:w="1776"/>
+            <w:tcW w:w="2579" w:type="dxa"/>
+            <w:shd w:val="clear" w:color="auto" w:fill="EAF2F7"/>
+            <w:vAlign w:val="center"/>
           </w:tcPr>
-          <w:p/>
+          <w:p>
+            <w:r>
+              <w:rPr>
+                <w:b w:val="0"/>
+              </w:rPr>
+            </w:r>
+          </w:p>
         </w:tc>
         <w:tc>
           <w:tcPr>
-            <w:tcW w:type="dxa" w:w="1776"/>
+            <w:tcW w:w="2809" w:type="dxa"/>
+            <w:shd w:val="clear" w:color="auto" w:fill="EAF2F7"/>
+            <w:vAlign w:val="center"/>
           </w:tcPr>
-          <w:p/>
+          <w:p>
+            <w:r>
+              <w:rPr>
+                <w:b w:val="0"/>
+              </w:rPr>
+            </w:r>
+          </w:p>
+        </w:tc>
+        <w:tc>
+          <w:tcPr>
+            <w:tcW w:w="3621" w:type="dxa"/>
+            <w:shd w:val="clear" w:color="auto" w:fill="EAF2F7"/>
+          </w:tcPr>
+          <w:p>
+            <w:r>
+              <w:rPr>
+                <w:b w:val="0"/>
+              </w:rPr>
+            </w:r>
+          </w:p>
+        </w:tc>
+      </w:tr>
+      <w:tr>
+        <w:trPr>
+          <w:trHeight w:val="490"/>
+        </w:trPr>
+        <w:tc>
+          <w:tcPr>
+            <w:tcW w:w="2178" w:type="dxa"/>
+            <w:vAlign w:val="center"/>
+          </w:tcPr>
+          <w:p>
+            <w:r>
+              <w:rPr>
+                <w:b w:val="0"/>
+              </w:rPr>
+              <w:t>Primary capacitor C1</w:t>
+            </w:r>
+          </w:p>
+        </w:tc>
+        <w:tc>
+          <w:tcPr>
+            <w:tcW w:w="2579" w:type="dxa"/>
+            <w:vAlign w:val="center"/>
+          </w:tcPr>
+          <w:p>
+            <w:r>
+              <w:rPr>
+                <w:b w:val="0"/>
+              </w:rPr>
+            </w:r>
+          </w:p>
+        </w:tc>
+        <w:tc>
+          <w:tcPr>
+            <w:tcW w:w="2809" w:type="dxa"/>
+            <w:vAlign w:val="center"/>
+          </w:tcPr>
+          <w:p>
+            <w:r>
+              <w:rPr>
+                <w:b w:val="0"/>
+              </w:rPr>
+            </w:r>
+          </w:p>
+        </w:tc>
+        <w:tc>
+          <w:tcPr>
+            <w:tcW w:w="3621" w:type="dxa"/>
+          </w:tcPr>
+          <w:p>
+            <w:r>
+              <w:rPr>
+                <w:b w:val="0"/>
+              </w:rPr>
+            </w:r>
+          </w:p>
+        </w:tc>
+      </w:tr>
+      <w:tr>
+        <w:trPr>
+          <w:trHeight w:val="490"/>
+        </w:trPr>
+        <w:tc>
+          <w:tcPr>
+            <w:tcW w:w="2178" w:type="dxa"/>
+            <w:shd w:val="clear" w:color="auto" w:fill="EAF2F7"/>
+            <w:vAlign w:val="center"/>
+          </w:tcPr>
+          <w:p>
+            <w:r>
+              <w:rPr>
+                <w:b w:val="0"/>
+              </w:rPr>
+              <w:t>Alternate capacitor C2</w:t>
+            </w:r>
+          </w:p>
+        </w:tc>
+        <w:tc>
+          <w:tcPr>
+            <w:tcW w:w="2579" w:type="dxa"/>
+            <w:shd w:val="clear" w:color="auto" w:fill="EAF2F7"/>
+            <w:vAlign w:val="center"/>
+          </w:tcPr>
+          <w:p>
+            <w:r>
+              <w:rPr>
+                <w:b w:val="0"/>
+              </w:rPr>
+            </w:r>
+          </w:p>
+        </w:tc>
+        <w:tc>
+          <w:tcPr>
+            <w:tcW w:w="2809" w:type="dxa"/>
+            <w:shd w:val="clear" w:color="auto" w:fill="EAF2F7"/>
+            <w:vAlign w:val="center"/>
+          </w:tcPr>
+          <w:p>
+            <w:r>
+              <w:rPr>
+                <w:b w:val="0"/>
+              </w:rPr>
+            </w:r>
+          </w:p>
+        </w:tc>
+        <w:tc>
+          <w:tcPr>
+            <w:tcW w:w="3621" w:type="dxa"/>
+            <w:shd w:val="clear" w:color="auto" w:fill="EAF2F7"/>
+          </w:tcPr>
+          <w:p>
+            <w:r>
+              <w:rPr>
+                <w:b w:val="0"/>
+              </w:rPr>
+            </w:r>
+          </w:p>
+        </w:tc>
+      </w:tr>
+      <w:tr>
+        <w:trPr>
+          <w:trHeight w:val="490"/>
+        </w:trPr>
+        <w:tc>
+          <w:tcPr>
+            <w:tcW w:w="2178" w:type="dxa"/>
+            <w:vAlign w:val="center"/>
+          </w:tcPr>
+          <w:p>
+            <w:r>
+              <w:rPr>
+                <w:b w:val="0"/>
+              </w:rPr>
+              <w:t>Predicted resonance with C1</w:t>
+            </w:r>
+          </w:p>
+        </w:tc>
+        <w:tc>
+          <w:tcPr>
+            <w:tcW w:w="2579" w:type="dxa"/>
+            <w:vAlign w:val="center"/>
+          </w:tcPr>
+          <w:p>
+            <w:r>
+              <w:rPr>
+                <w:b w:val="0"/>
+              </w:rPr>
+            </w:r>
+          </w:p>
+        </w:tc>
+        <w:tc>
+          <w:tcPr>
+            <w:tcW w:w="2809" w:type="dxa"/>
+            <w:vAlign w:val="center"/>
+          </w:tcPr>
+          <w:p>
+            <w:r>
+              <w:rPr>
+                <w:b w:val="0"/>
+              </w:rPr>
+            </w:r>
+          </w:p>
+        </w:tc>
+        <w:tc>
+          <w:tcPr>
+            <w:tcW w:w="3621" w:type="dxa"/>
+          </w:tcPr>
+          <w:p>
+            <w:r>
+              <w:rPr>
+                <w:b w:val="0"/>
+              </w:rPr>
+            </w:r>
+          </w:p>
         </w:tc>
       </w:tr>
     </w:tbl>
     <w:p>
       <w:r>
-        <w:t>Show the resonant-frequency calculation and record the approved source limit.</w:t>
-      </w:r>
-    </w:p>
-    <w:p>
-      <w:r>
-        <w:t>________________________________________________________________________________</w:t>
-      </w:r>
-    </w:p>
-    <w:p>
-      <w:r>
-        <w:t>________________________________________________________________________________</w:t>
+        <w:t>Source settings: waveform __________  amplitude __________  offset __________  display mode __________</w:t>
       </w:r>
     </w:p>
     <w:p>
@@ -173,398 +498,453 @@
         <w:pStyle w:val="Heading1"/>
       </w:pPr>
       <w:r>
-        <w:t>Table 2 - Measured Frequency Response (30)</w:t>
+        <w:t>Table 2 - Fixed Frequency Response (35)</w:t>
+      </w:r>
+      <w:r>
+        <w:t xml:space="preserve"/>
       </w:r>
     </w:p>
     <w:tbl>
       <w:tblPr>
         <w:tblStyle w:val="TableGrid"/>
-        <w:tblW w:type="auto" w:w="0"/>
-        <w:tblLook w:firstColumn="1" w:firstRow="1" w:lastColumn="0" w:lastRow="0" w:noHBand="0" w:noVBand="1" w:val="04A0"/>
+        <w:tblW w:w="11187" w:type="dxa"/>
+        <w:tblLook w:val="04A0" w:firstRow="1" w:lastRow="0" w:firstColumn="1" w:lastColumn="0" w:noHBand="0" w:noVBand="1"/>
       </w:tblPr>
       <w:tblGrid>
-        <w:gridCol w:w="1776"/>
-        <w:gridCol w:w="1776"/>
-        <w:gridCol w:w="1776"/>
-        <w:gridCol w:w="1776"/>
-        <w:gridCol w:w="1776"/>
-        <w:gridCol w:w="1776"/>
+        <w:gridCol w:w="2178"/>
+        <w:gridCol w:w="2579"/>
+        <w:gridCol w:w="2809"/>
+        <w:gridCol w:w="3621"/>
       </w:tblGrid>
       <w:tr>
+        <w:trPr>
+          <w:trHeight w:val="432"/>
+          <w:tblHeader/>
+        </w:trPr>
         <w:tc>
           <w:tcPr>
-            <w:tcW w:type="dxa" w:w="1776"/>
+            <w:tcW w:w="2178" w:type="dxa"/>
+            <w:shd w:val="clear" w:color="auto" w:fill="17324D"/>
+            <w:vAlign w:val="center"/>
           </w:tcPr>
           <w:p>
             <w:r>
-              <w:t>Frequency</w:t>
+              <w:rPr>
+                <w:b/>
+                <w:color w:val="FFFFFF"/>
+              </w:rPr>
+              <w:t>Assigned frequency</w:t>
             </w:r>
           </w:p>
         </w:tc>
         <w:tc>
           <w:tcPr>
-            <w:tcW w:type="dxa" w:w="1776"/>
+            <w:tcW w:w="2579" w:type="dxa"/>
+            <w:shd w:val="clear" w:color="auto" w:fill="17324D"/>
+            <w:vAlign w:val="center"/>
           </w:tcPr>
           <w:p>
             <w:r>
-              <w:t>Vin Vpp</w:t>
+              <w:rPr>
+                <w:b/>
+                <w:color w:val="FFFFFF"/>
+              </w:rPr>
+              <w:t>Vin (Vpp)</w:t>
             </w:r>
           </w:p>
         </w:tc>
         <w:tc>
           <w:tcPr>
-            <w:tcW w:type="dxa" w:w="1776"/>
+            <w:tcW w:w="2809" w:type="dxa"/>
+            <w:shd w:val="clear" w:color="auto" w:fill="17324D"/>
+            <w:vAlign w:val="center"/>
           </w:tcPr>
           <w:p>
             <w:r>
-              <w:t>Vout Vpp</w:t>
+              <w:rPr>
+                <w:b/>
+                <w:color w:val="FFFFFF"/>
+              </w:rPr>
+              <w:t>Vout (Vpp)</w:t>
             </w:r>
           </w:p>
         </w:tc>
         <w:tc>
           <w:tcPr>
-            <w:tcW w:type="dxa" w:w="1776"/>
+            <w:tcW w:w="3621" w:type="dxa"/>
+            <w:shd w:val="clear" w:color="auto" w:fill="17324D"/>
+            <w:vAlign w:val="center"/>
           </w:tcPr>
           <w:p>
             <w:r>
+              <w:rPr>
+                <w:b/>
+                <w:color w:val="FFFFFF"/>
+              </w:rPr>
               <w:t>Vout / Vin</w:t>
-            </w:r>
-          </w:p>
-        </w:tc>
-        <w:tc>
-          <w:tcPr>
-            <w:tcW w:type="dxa" w:w="1776"/>
-          </w:tcPr>
-          <w:p>
-            <w:r>
-              <w:t>Relative to maximum</w:t>
-            </w:r>
-          </w:p>
-        </w:tc>
-        <w:tc>
-          <w:tcPr>
-            <w:tcW w:type="dxa" w:w="1776"/>
-          </w:tcPr>
-          <w:p>
-            <w:r>
-              <w:t>Observation</w:t>
             </w:r>
           </w:p>
         </w:tc>
       </w:tr>
       <w:tr>
+        <w:trPr>
+          <w:trHeight w:val="490"/>
+        </w:trPr>
         <w:tc>
           <w:tcPr>
-            <w:tcW w:type="dxa" w:w="1776"/>
+            <w:tcW w:w="2178" w:type="dxa"/>
+            <w:vAlign w:val="center"/>
           </w:tcPr>
           <w:p>
             <w:r>
+              <w:rPr>
+                <w:b w:val="0"/>
+              </w:rPr>
               <w:t>Point 1</w:t>
             </w:r>
           </w:p>
         </w:tc>
         <w:tc>
           <w:tcPr>
-            <w:tcW w:type="dxa" w:w="1776"/>
+            <w:tcW w:w="2579" w:type="dxa"/>
+            <w:vAlign w:val="center"/>
           </w:tcPr>
-          <w:p/>
+          <w:p>
+            <w:r>
+              <w:rPr>
+                <w:b w:val="0"/>
+              </w:rPr>
+            </w:r>
+          </w:p>
         </w:tc>
         <w:tc>
           <w:tcPr>
-            <w:tcW w:type="dxa" w:w="1776"/>
+            <w:tcW w:w="2809" w:type="dxa"/>
+            <w:vAlign w:val="center"/>
           </w:tcPr>
-          <w:p/>
+          <w:p>
+            <w:r>
+              <w:rPr>
+                <w:b w:val="0"/>
+              </w:rPr>
+            </w:r>
+          </w:p>
         </w:tc>
         <w:tc>
           <w:tcPr>
-            <w:tcW w:type="dxa" w:w="1776"/>
+            <w:tcW w:w="3621" w:type="dxa"/>
           </w:tcPr>
-          <w:p/>
-        </w:tc>
-        <w:tc>
-          <w:tcPr>
-            <w:tcW w:type="dxa" w:w="1776"/>
-          </w:tcPr>
-          <w:p/>
-        </w:tc>
-        <w:tc>
-          <w:tcPr>
-            <w:tcW w:type="dxa" w:w="1776"/>
-          </w:tcPr>
-          <w:p/>
+          <w:p>
+            <w:r>
+              <w:rPr>
+                <w:b w:val="0"/>
+              </w:rPr>
+            </w:r>
+          </w:p>
         </w:tc>
       </w:tr>
       <w:tr>
+        <w:trPr>
+          <w:trHeight w:val="490"/>
+        </w:trPr>
         <w:tc>
           <w:tcPr>
-            <w:tcW w:type="dxa" w:w="1776"/>
+            <w:tcW w:w="2178" w:type="dxa"/>
+            <w:vAlign w:val="center"/>
           </w:tcPr>
           <w:p>
             <w:r>
+              <w:rPr>
+                <w:b w:val="0"/>
+              </w:rPr>
               <w:t>Point 2</w:t>
             </w:r>
           </w:p>
         </w:tc>
         <w:tc>
           <w:tcPr>
-            <w:tcW w:type="dxa" w:w="1776"/>
+            <w:tcW w:w="2579" w:type="dxa"/>
+            <w:vAlign w:val="center"/>
           </w:tcPr>
-          <w:p/>
+          <w:p>
+            <w:r>
+              <w:rPr>
+                <w:b w:val="0"/>
+              </w:rPr>
+            </w:r>
+          </w:p>
         </w:tc>
         <w:tc>
           <w:tcPr>
-            <w:tcW w:type="dxa" w:w="1776"/>
+            <w:tcW w:w="2809" w:type="dxa"/>
+            <w:vAlign w:val="center"/>
           </w:tcPr>
-          <w:p/>
+          <w:p>
+            <w:r>
+              <w:rPr>
+                <w:b w:val="0"/>
+              </w:rPr>
+            </w:r>
+          </w:p>
         </w:tc>
         <w:tc>
           <w:tcPr>
-            <w:tcW w:type="dxa" w:w="1776"/>
+            <w:tcW w:w="3621" w:type="dxa"/>
           </w:tcPr>
-          <w:p/>
-        </w:tc>
-        <w:tc>
-          <w:tcPr>
-            <w:tcW w:type="dxa" w:w="1776"/>
-          </w:tcPr>
-          <w:p/>
-        </w:tc>
-        <w:tc>
-          <w:tcPr>
-            <w:tcW w:type="dxa" w:w="1776"/>
-          </w:tcPr>
-          <w:p/>
+          <w:p>
+            <w:r>
+              <w:rPr>
+                <w:b w:val="0"/>
+              </w:rPr>
+            </w:r>
+          </w:p>
         </w:tc>
       </w:tr>
       <w:tr>
+        <w:trPr>
+          <w:trHeight w:val="490"/>
+        </w:trPr>
         <w:tc>
           <w:tcPr>
-            <w:tcW w:type="dxa" w:w="1776"/>
+            <w:tcW w:w="2178" w:type="dxa"/>
+            <w:shd w:val="clear" w:color="auto" w:fill="EAF2F7"/>
+            <w:vAlign w:val="center"/>
           </w:tcPr>
           <w:p>
             <w:r>
+              <w:rPr>
+                <w:b w:val="0"/>
+              </w:rPr>
               <w:t>Point 3</w:t>
             </w:r>
           </w:p>
         </w:tc>
         <w:tc>
           <w:tcPr>
-            <w:tcW w:type="dxa" w:w="1776"/>
+            <w:tcW w:w="2579" w:type="dxa"/>
+            <w:shd w:val="clear" w:color="auto" w:fill="EAF2F7"/>
+            <w:vAlign w:val="center"/>
           </w:tcPr>
-          <w:p/>
+          <w:p>
+            <w:r>
+              <w:rPr>
+                <w:b w:val="0"/>
+              </w:rPr>
+            </w:r>
+          </w:p>
         </w:tc>
         <w:tc>
           <w:tcPr>
-            <w:tcW w:type="dxa" w:w="1776"/>
+            <w:tcW w:w="2809" w:type="dxa"/>
+            <w:shd w:val="clear" w:color="auto" w:fill="EAF2F7"/>
+            <w:vAlign w:val="center"/>
           </w:tcPr>
-          <w:p/>
+          <w:p>
+            <w:r>
+              <w:rPr>
+                <w:b w:val="0"/>
+              </w:rPr>
+            </w:r>
+          </w:p>
         </w:tc>
         <w:tc>
           <w:tcPr>
-            <w:tcW w:type="dxa" w:w="1776"/>
+            <w:tcW w:w="3621" w:type="dxa"/>
+            <w:shd w:val="clear" w:color="auto" w:fill="EAF2F7"/>
           </w:tcPr>
-          <w:p/>
-        </w:tc>
-        <w:tc>
-          <w:tcPr>
-            <w:tcW w:type="dxa" w:w="1776"/>
-          </w:tcPr>
-          <w:p/>
-        </w:tc>
-        <w:tc>
-          <w:tcPr>
-            <w:tcW w:type="dxa" w:w="1776"/>
-          </w:tcPr>
-          <w:p/>
+          <w:p>
+            <w:r>
+              <w:rPr>
+                <w:b w:val="0"/>
+              </w:rPr>
+            </w:r>
+          </w:p>
         </w:tc>
       </w:tr>
       <w:tr>
+        <w:trPr>
+          <w:trHeight w:val="490"/>
+        </w:trPr>
         <w:tc>
           <w:tcPr>
-            <w:tcW w:type="dxa" w:w="1776"/>
+            <w:tcW w:w="2178" w:type="dxa"/>
+            <w:vAlign w:val="center"/>
           </w:tcPr>
           <w:p>
             <w:r>
+              <w:rPr>
+                <w:b w:val="0"/>
+              </w:rPr>
               <w:t>Point 4</w:t>
             </w:r>
           </w:p>
         </w:tc>
         <w:tc>
           <w:tcPr>
-            <w:tcW w:type="dxa" w:w="1776"/>
+            <w:tcW w:w="2579" w:type="dxa"/>
+            <w:vAlign w:val="center"/>
           </w:tcPr>
-          <w:p/>
+          <w:p>
+            <w:r>
+              <w:rPr>
+                <w:b w:val="0"/>
+              </w:rPr>
+            </w:r>
+          </w:p>
         </w:tc>
         <w:tc>
           <w:tcPr>
-            <w:tcW w:type="dxa" w:w="1776"/>
+            <w:tcW w:w="2809" w:type="dxa"/>
+            <w:vAlign w:val="center"/>
           </w:tcPr>
-          <w:p/>
+          <w:p>
+            <w:r>
+              <w:rPr>
+                <w:b w:val="0"/>
+              </w:rPr>
+            </w:r>
+          </w:p>
         </w:tc>
         <w:tc>
           <w:tcPr>
-            <w:tcW w:type="dxa" w:w="1776"/>
+            <w:tcW w:w="3621" w:type="dxa"/>
           </w:tcPr>
-          <w:p/>
-        </w:tc>
-        <w:tc>
-          <w:tcPr>
-            <w:tcW w:type="dxa" w:w="1776"/>
-          </w:tcPr>
-          <w:p/>
-        </w:tc>
-        <w:tc>
-          <w:tcPr>
-            <w:tcW w:type="dxa" w:w="1776"/>
-          </w:tcPr>
-          <w:p/>
+          <w:p>
+            <w:r>
+              <w:rPr>
+                <w:b w:val="0"/>
+              </w:rPr>
+            </w:r>
+          </w:p>
         </w:tc>
       </w:tr>
       <w:tr>
+        <w:trPr>
+          <w:trHeight w:val="490"/>
+        </w:trPr>
         <w:tc>
           <w:tcPr>
-            <w:tcW w:type="dxa" w:w="1776"/>
+            <w:tcW w:w="2178" w:type="dxa"/>
+            <w:shd w:val="clear" w:color="auto" w:fill="EAF2F7"/>
+            <w:vAlign w:val="center"/>
           </w:tcPr>
           <w:p>
             <w:r>
+              <w:rPr>
+                <w:b w:val="0"/>
+              </w:rPr>
               <w:t>Point 5</w:t>
             </w:r>
           </w:p>
         </w:tc>
         <w:tc>
           <w:tcPr>
-            <w:tcW w:type="dxa" w:w="1776"/>
+            <w:tcW w:w="2579" w:type="dxa"/>
+            <w:shd w:val="clear" w:color="auto" w:fill="EAF2F7"/>
+            <w:vAlign w:val="center"/>
           </w:tcPr>
-          <w:p/>
+          <w:p>
+            <w:r>
+              <w:rPr>
+                <w:b w:val="0"/>
+              </w:rPr>
+            </w:r>
+          </w:p>
         </w:tc>
         <w:tc>
           <w:tcPr>
-            <w:tcW w:type="dxa" w:w="1776"/>
+            <w:tcW w:w="2809" w:type="dxa"/>
+            <w:shd w:val="clear" w:color="auto" w:fill="EAF2F7"/>
+            <w:vAlign w:val="center"/>
           </w:tcPr>
-          <w:p/>
+          <w:p>
+            <w:r>
+              <w:rPr>
+                <w:b w:val="0"/>
+              </w:rPr>
+            </w:r>
+          </w:p>
         </w:tc>
         <w:tc>
           <w:tcPr>
-            <w:tcW w:type="dxa" w:w="1776"/>
+            <w:tcW w:w="3621" w:type="dxa"/>
+            <w:shd w:val="clear" w:color="auto" w:fill="EAF2F7"/>
           </w:tcPr>
-          <w:p/>
-        </w:tc>
-        <w:tc>
-          <w:tcPr>
-            <w:tcW w:type="dxa" w:w="1776"/>
-          </w:tcPr>
-          <w:p/>
-        </w:tc>
-        <w:tc>
-          <w:tcPr>
-            <w:tcW w:type="dxa" w:w="1776"/>
-          </w:tcPr>
-          <w:p/>
+          <w:p>
+            <w:r>
+              <w:rPr>
+                <w:b w:val="0"/>
+              </w:rPr>
+            </w:r>
+          </w:p>
         </w:tc>
       </w:tr>
       <w:tr>
+        <w:trPr>
+          <w:trHeight w:val="490"/>
+        </w:trPr>
         <w:tc>
           <w:tcPr>
-            <w:tcW w:type="dxa" w:w="1776"/>
+            <w:tcW w:w="2178" w:type="dxa"/>
+            <w:vAlign w:val="center"/>
           </w:tcPr>
           <w:p>
             <w:r>
+              <w:rPr>
+                <w:b w:val="0"/>
+              </w:rPr>
               <w:t>Point 6</w:t>
             </w:r>
           </w:p>
         </w:tc>
         <w:tc>
           <w:tcPr>
-            <w:tcW w:type="dxa" w:w="1776"/>
-          </w:tcPr>
-          <w:p/>
-        </w:tc>
-        <w:tc>
-          <w:tcPr>
-            <w:tcW w:type="dxa" w:w="1776"/>
-          </w:tcPr>
-          <w:p/>
-        </w:tc>
-        <w:tc>
-          <w:tcPr>
-            <w:tcW w:type="dxa" w:w="1776"/>
-          </w:tcPr>
-          <w:p/>
-        </w:tc>
-        <w:tc>
-          <w:tcPr>
-            <w:tcW w:type="dxa" w:w="1776"/>
-          </w:tcPr>
-          <w:p/>
-        </w:tc>
-        <w:tc>
-          <w:tcPr>
-            <w:tcW w:type="dxa" w:w="1776"/>
-          </w:tcPr>
-          <w:p/>
-        </w:tc>
-      </w:tr>
-      <w:tr>
-        <w:tc>
-          <w:tcPr>
-            <w:tcW w:type="dxa" w:w="1776"/>
+            <w:tcW w:w="2579" w:type="dxa"/>
+            <w:vAlign w:val="center"/>
           </w:tcPr>
           <w:p>
             <w:r>
-              <w:t>Added point</w:t>
+              <w:rPr>
+                <w:b w:val="0"/>
+              </w:rPr>
             </w:r>
           </w:p>
         </w:tc>
         <w:tc>
           <w:tcPr>
-            <w:tcW w:type="dxa" w:w="1776"/>
+            <w:tcW w:w="2809" w:type="dxa"/>
+            <w:vAlign w:val="center"/>
           </w:tcPr>
-          <w:p/>
+          <w:p>
+            <w:r>
+              <w:rPr>
+                <w:b w:val="0"/>
+              </w:rPr>
+            </w:r>
+          </w:p>
         </w:tc>
         <w:tc>
           <w:tcPr>
-            <w:tcW w:type="dxa" w:w="1776"/>
+            <w:tcW w:w="3621" w:type="dxa"/>
           </w:tcPr>
-          <w:p/>
-        </w:tc>
-        <w:tc>
-          <w:tcPr>
-            <w:tcW w:type="dxa" w:w="1776"/>
-          </w:tcPr>
-          <w:p/>
-        </w:tc>
-        <w:tc>
-          <w:tcPr>
-            <w:tcW w:type="dxa" w:w="1776"/>
-          </w:tcPr>
-          <w:p/>
-        </w:tc>
-        <w:tc>
-          <w:tcPr>
-            <w:tcW w:type="dxa" w:w="1776"/>
-          </w:tcPr>
-          <w:p/>
+          <w:p>
+            <w:r>
+              <w:rPr>
+                <w:b w:val="0"/>
+              </w:rPr>
+            </w:r>
+          </w:p>
         </w:tc>
       </w:tr>
     </w:tbl>
     <w:p>
       <w:r>
-        <w:t>Measured f0: __________   Half-power ratio: __________   fL: __________   fH: __________   BW: __________   Q: __________</w:t>
+        <w:t>Measured f0: __________  Half-power ratio: __________  fL: __________  fH: __________  BW: __________  Q: __________</w:t>
       </w:r>
     </w:p>
     <w:p>
       <w:r>
-        <w:t>Why are the bandwidth and Q values estimates?</w:t>
-      </w:r>
-    </w:p>
-    <w:p>
-      <w:r>
-        <w:t>________________________________________________________________________________</w:t>
-      </w:r>
-    </w:p>
-    <w:p>
-      <w:r>
-        <w:t>________________________________________________________________________________</w:t>
+        <w:br w:type="page"/>
       </w:r>
     </w:p>
     <w:p>
@@ -572,314 +952,441 @@
         <w:pStyle w:val="Heading1"/>
       </w:pPr>
       <w:r>
-        <w:t>Table 3 - Selectivity and Retuning (25)</w:t>
+        <w:t>Table 3 - Selectivity and Retuning (20)</w:t>
+      </w:r>
+      <w:r>
+        <w:t xml:space="preserve"/>
       </w:r>
     </w:p>
     <w:tbl>
       <w:tblPr>
         <w:tblStyle w:val="TableGrid"/>
-        <w:tblW w:type="auto" w:w="0"/>
-        <w:tblLook w:firstColumn="1" w:firstRow="1" w:lastColumn="0" w:lastRow="0" w:noHBand="0" w:noVBand="1" w:val="04A0"/>
+        <w:tblW w:w="11187" w:type="dxa"/>
+        <w:tblLook w:val="04A0" w:firstRow="1" w:lastRow="0" w:firstColumn="1" w:lastColumn="0" w:noHBand="0" w:noVBand="1"/>
       </w:tblPr>
       <w:tblGrid>
-        <w:gridCol w:w="1776"/>
-        <w:gridCol w:w="1776"/>
-        <w:gridCol w:w="1776"/>
-        <w:gridCol w:w="1776"/>
-        <w:gridCol w:w="1776"/>
-        <w:gridCol w:w="1776"/>
+        <w:gridCol w:w="2178"/>
+        <w:gridCol w:w="2579"/>
+        <w:gridCol w:w="2809"/>
+        <w:gridCol w:w="3621"/>
       </w:tblGrid>
       <w:tr>
+        <w:trPr>
+          <w:trHeight w:val="432"/>
+          <w:tblHeader/>
+        </w:trPr>
         <w:tc>
           <w:tcPr>
-            <w:tcW w:type="dxa" w:w="1776"/>
+            <w:tcW w:w="2178" w:type="dxa"/>
+            <w:shd w:val="clear" w:color="auto" w:fill="17324D"/>
+            <w:vAlign w:val="center"/>
           </w:tcPr>
           <w:p>
             <w:r>
+              <w:rPr>
+                <w:b/>
+                <w:color w:val="FFFFFF"/>
+              </w:rPr>
               <w:t>Condition</w:t>
             </w:r>
           </w:p>
         </w:tc>
         <w:tc>
           <w:tcPr>
-            <w:tcW w:type="dxa" w:w="1776"/>
+            <w:tcW w:w="2579" w:type="dxa"/>
+            <w:shd w:val="clear" w:color="auto" w:fill="17324D"/>
+            <w:vAlign w:val="center"/>
           </w:tcPr>
           <w:p>
             <w:r>
+              <w:rPr>
+                <w:b/>
+                <w:color w:val="FFFFFF"/>
+              </w:rPr>
               <w:t>Frequency</w:t>
             </w:r>
           </w:p>
         </w:tc>
         <w:tc>
           <w:tcPr>
-            <w:tcW w:type="dxa" w:w="1776"/>
+            <w:tcW w:w="2809" w:type="dxa"/>
+            <w:shd w:val="clear" w:color="auto" w:fill="17324D"/>
+            <w:vAlign w:val="center"/>
           </w:tcPr>
           <w:p>
             <w:r>
-              <w:t>Vin Vpp</w:t>
+              <w:rPr>
+                <w:b/>
+                <w:color w:val="FFFFFF"/>
+              </w:rPr>
+              <w:t>Vin (Vpp)</w:t>
             </w:r>
           </w:p>
         </w:tc>
         <w:tc>
           <w:tcPr>
-            <w:tcW w:type="dxa" w:w="1776"/>
+            <w:tcW w:w="3621" w:type="dxa"/>
+            <w:shd w:val="clear" w:color="auto" w:fill="17324D"/>
+            <w:vAlign w:val="center"/>
           </w:tcPr>
           <w:p>
             <w:r>
-              <w:t>Vout Vpp</w:t>
-            </w:r>
-          </w:p>
-        </w:tc>
-        <w:tc>
-          <w:tcPr>
-            <w:tcW w:type="dxa" w:w="1776"/>
-          </w:tcPr>
-          <w:p>
-            <w:r>
+              <w:rPr>
+                <w:b/>
+                <w:color w:val="FFFFFF"/>
+              </w:rPr>
               <w:t>Vout / Vin</w:t>
-            </w:r>
-          </w:p>
-        </w:tc>
-        <w:tc>
-          <w:tcPr>
-            <w:tcW w:type="dxa" w:w="1776"/>
-          </w:tcPr>
-          <w:p>
-            <w:r>
-              <w:t>Comparison result</w:t>
             </w:r>
           </w:p>
         </w:tc>
       </w:tr>
       <w:tr>
+        <w:trPr>
+          <w:trHeight w:val="490"/>
+        </w:trPr>
         <w:tc>
           <w:tcPr>
-            <w:tcW w:type="dxa" w:w="1776"/>
+            <w:tcW w:w="2178" w:type="dxa"/>
+            <w:vAlign w:val="center"/>
           </w:tcPr>
           <w:p>
             <w:r>
+              <w:rPr>
+                <w:b w:val="0"/>
+              </w:rPr>
               <w:t>Desired tone</w:t>
             </w:r>
           </w:p>
         </w:tc>
         <w:tc>
           <w:tcPr>
-            <w:tcW w:type="dxa" w:w="1776"/>
-          </w:tcPr>
-          <w:p/>
-        </w:tc>
-        <w:tc>
-          <w:tcPr>
-            <w:tcW w:type="dxa" w:w="1776"/>
-          </w:tcPr>
-          <w:p/>
-        </w:tc>
-        <w:tc>
-          <w:tcPr>
-            <w:tcW w:type="dxa" w:w="1776"/>
-          </w:tcPr>
-          <w:p/>
-        </w:tc>
-        <w:tc>
-          <w:tcPr>
-            <w:tcW w:type="dxa" w:w="1776"/>
-          </w:tcPr>
-          <w:p/>
-        </w:tc>
-        <w:tc>
-          <w:tcPr>
-            <w:tcW w:type="dxa" w:w="1776"/>
-          </w:tcPr>
-          <w:p/>
-        </w:tc>
-      </w:tr>
-      <w:tr>
-        <w:tc>
-          <w:tcPr>
-            <w:tcW w:type="dxa" w:w="1776"/>
+            <w:tcW w:w="2579" w:type="dxa"/>
+            <w:vAlign w:val="center"/>
           </w:tcPr>
           <w:p>
             <w:r>
-              <w:t>Off-channel interferer</w:t>
+              <w:rPr>
+                <w:b w:val="0"/>
+              </w:rPr>
             </w:r>
           </w:p>
         </w:tc>
         <w:tc>
           <w:tcPr>
-            <w:tcW w:type="dxa" w:w="1776"/>
-          </w:tcPr>
-          <w:p/>
-        </w:tc>
-        <w:tc>
-          <w:tcPr>
-            <w:tcW w:type="dxa" w:w="1776"/>
-          </w:tcPr>
-          <w:p/>
-        </w:tc>
-        <w:tc>
-          <w:tcPr>
-            <w:tcW w:type="dxa" w:w="1776"/>
-          </w:tcPr>
-          <w:p/>
-        </w:tc>
-        <w:tc>
-          <w:tcPr>
-            <w:tcW w:type="dxa" w:w="1776"/>
-          </w:tcPr>
-          <w:p/>
-        </w:tc>
-        <w:tc>
-          <w:tcPr>
-            <w:tcW w:type="dxa" w:w="1776"/>
-          </w:tcPr>
-          <w:p/>
-        </w:tc>
-      </w:tr>
-      <w:tr>
-        <w:tc>
-          <w:tcPr>
-            <w:tcW w:type="dxa" w:w="1776"/>
+            <w:tcW w:w="2809" w:type="dxa"/>
+            <w:vAlign w:val="center"/>
           </w:tcPr>
           <w:p>
             <w:r>
-              <w:t>Original C at original f0</w:t>
+              <w:rPr>
+                <w:b w:val="0"/>
+              </w:rPr>
             </w:r>
           </w:p>
         </w:tc>
         <w:tc>
           <w:tcPr>
-            <w:tcW w:type="dxa" w:w="1776"/>
+            <w:tcW w:w="3621" w:type="dxa"/>
           </w:tcPr>
-          <w:p/>
-        </w:tc>
-        <w:tc>
-          <w:tcPr>
-            <w:tcW w:type="dxa" w:w="1776"/>
-          </w:tcPr>
-          <w:p/>
-        </w:tc>
-        <w:tc>
-          <w:tcPr>
-            <w:tcW w:type="dxa" w:w="1776"/>
-          </w:tcPr>
-          <w:p/>
-        </w:tc>
-        <w:tc>
-          <w:tcPr>
-            <w:tcW w:type="dxa" w:w="1776"/>
-          </w:tcPr>
-          <w:p/>
-        </w:tc>
-        <w:tc>
-          <w:tcPr>
-            <w:tcW w:type="dxa" w:w="1776"/>
-          </w:tcPr>
-          <w:p/>
+          <w:p>
+            <w:r>
+              <w:rPr>
+                <w:b w:val="0"/>
+              </w:rPr>
+            </w:r>
+          </w:p>
         </w:tc>
       </w:tr>
       <w:tr>
+        <w:trPr>
+          <w:trHeight w:val="490"/>
+        </w:trPr>
         <w:tc>
           <w:tcPr>
-            <w:tcW w:type="dxa" w:w="1776"/>
+            <w:tcW w:w="2178" w:type="dxa"/>
+            <w:vAlign w:val="center"/>
           </w:tcPr>
           <w:p>
             <w:r>
-              <w:t>Alternate C at original f0</w:t>
+              <w:rPr>
+                <w:b w:val="0"/>
+              </w:rPr>
+              <w:t>Off-channel tone</w:t>
             </w:r>
           </w:p>
         </w:tc>
         <w:tc>
           <w:tcPr>
-            <w:tcW w:type="dxa" w:w="1776"/>
-          </w:tcPr>
-          <w:p/>
-        </w:tc>
-        <w:tc>
-          <w:tcPr>
-            <w:tcW w:type="dxa" w:w="1776"/>
-          </w:tcPr>
-          <w:p/>
-        </w:tc>
-        <w:tc>
-          <w:tcPr>
-            <w:tcW w:type="dxa" w:w="1776"/>
-          </w:tcPr>
-          <w:p/>
-        </w:tc>
-        <w:tc>
-          <w:tcPr>
-            <w:tcW w:type="dxa" w:w="1776"/>
-          </w:tcPr>
-          <w:p/>
-        </w:tc>
-        <w:tc>
-          <w:tcPr>
-            <w:tcW w:type="dxa" w:w="1776"/>
-          </w:tcPr>
-          <w:p/>
-        </w:tc>
-      </w:tr>
-      <w:tr>
-        <w:tc>
-          <w:tcPr>
-            <w:tcW w:type="dxa" w:w="1776"/>
+            <w:tcW w:w="2579" w:type="dxa"/>
+            <w:vAlign w:val="center"/>
           </w:tcPr>
           <w:p>
             <w:r>
-              <w:t>Alternate C near new f0</w:t>
+              <w:rPr>
+                <w:b w:val="0"/>
+              </w:rPr>
             </w:r>
           </w:p>
         </w:tc>
         <w:tc>
           <w:tcPr>
-            <w:tcW w:type="dxa" w:w="1776"/>
+            <w:tcW w:w="2809" w:type="dxa"/>
+            <w:vAlign w:val="center"/>
           </w:tcPr>
-          <w:p/>
+          <w:p>
+            <w:r>
+              <w:rPr>
+                <w:b w:val="0"/>
+              </w:rPr>
+            </w:r>
+          </w:p>
         </w:tc>
         <w:tc>
           <w:tcPr>
-            <w:tcW w:type="dxa" w:w="1776"/>
+            <w:tcW w:w="3621" w:type="dxa"/>
           </w:tcPr>
-          <w:p/>
+          <w:p>
+            <w:r>
+              <w:rPr>
+                <w:b w:val="0"/>
+              </w:rPr>
+            </w:r>
+          </w:p>
+        </w:tc>
+      </w:tr>
+      <w:tr>
+        <w:trPr>
+          <w:trHeight w:val="490"/>
+        </w:trPr>
+        <w:tc>
+          <w:tcPr>
+            <w:tcW w:w="2178" w:type="dxa"/>
+            <w:shd w:val="clear" w:color="auto" w:fill="EAF2F7"/>
+            <w:vAlign w:val="center"/>
+          </w:tcPr>
+          <w:p>
+            <w:r>
+              <w:rPr>
+                <w:b w:val="0"/>
+              </w:rPr>
+              <w:t>C1 at original f0</w:t>
+            </w:r>
+          </w:p>
         </w:tc>
         <w:tc>
           <w:tcPr>
-            <w:tcW w:type="dxa" w:w="1776"/>
+            <w:tcW w:w="2579" w:type="dxa"/>
+            <w:shd w:val="clear" w:color="auto" w:fill="EAF2F7"/>
+            <w:vAlign w:val="center"/>
           </w:tcPr>
-          <w:p/>
+          <w:p>
+            <w:r>
+              <w:rPr>
+                <w:b w:val="0"/>
+              </w:rPr>
+            </w:r>
+          </w:p>
         </w:tc>
         <w:tc>
           <w:tcPr>
-            <w:tcW w:type="dxa" w:w="1776"/>
+            <w:tcW w:w="2809" w:type="dxa"/>
+            <w:shd w:val="clear" w:color="auto" w:fill="EAF2F7"/>
+            <w:vAlign w:val="center"/>
           </w:tcPr>
-          <w:p/>
+          <w:p>
+            <w:r>
+              <w:rPr>
+                <w:b w:val="0"/>
+              </w:rPr>
+            </w:r>
+          </w:p>
         </w:tc>
         <w:tc>
           <w:tcPr>
-            <w:tcW w:type="dxa" w:w="1776"/>
+            <w:tcW w:w="3621" w:type="dxa"/>
+            <w:shd w:val="clear" w:color="auto" w:fill="EAF2F7"/>
           </w:tcPr>
-          <w:p/>
+          <w:p>
+            <w:r>
+              <w:rPr>
+                <w:b w:val="0"/>
+              </w:rPr>
+            </w:r>
+          </w:p>
+        </w:tc>
+      </w:tr>
+      <w:tr>
+        <w:trPr>
+          <w:trHeight w:val="490"/>
+        </w:trPr>
+        <w:tc>
+          <w:tcPr>
+            <w:tcW w:w="2178" w:type="dxa"/>
+            <w:vAlign w:val="center"/>
+          </w:tcPr>
+          <w:p>
+            <w:r>
+              <w:rPr>
+                <w:b w:val="0"/>
+              </w:rPr>
+              <w:t>C2 at original f0</w:t>
+            </w:r>
+          </w:p>
+        </w:tc>
+        <w:tc>
+          <w:tcPr>
+            <w:tcW w:w="2579" w:type="dxa"/>
+            <w:vAlign w:val="center"/>
+          </w:tcPr>
+          <w:p>
+            <w:r>
+              <w:rPr>
+                <w:b w:val="0"/>
+              </w:rPr>
+            </w:r>
+          </w:p>
+        </w:tc>
+        <w:tc>
+          <w:tcPr>
+            <w:tcW w:w="2809" w:type="dxa"/>
+            <w:vAlign w:val="center"/>
+          </w:tcPr>
+          <w:p>
+            <w:r>
+              <w:rPr>
+                <w:b w:val="0"/>
+              </w:rPr>
+            </w:r>
+          </w:p>
+        </w:tc>
+        <w:tc>
+          <w:tcPr>
+            <w:tcW w:w="3621" w:type="dxa"/>
+          </w:tcPr>
+          <w:p>
+            <w:r>
+              <w:rPr>
+                <w:b w:val="0"/>
+              </w:rPr>
+            </w:r>
+          </w:p>
+        </w:tc>
+      </w:tr>
+      <w:tr>
+        <w:trPr>
+          <w:trHeight w:val="490"/>
+        </w:trPr>
+        <w:tc>
+          <w:tcPr>
+            <w:tcW w:w="2178" w:type="dxa"/>
+            <w:shd w:val="clear" w:color="auto" w:fill="EAF2F7"/>
+            <w:vAlign w:val="center"/>
+          </w:tcPr>
+          <w:p>
+            <w:r>
+              <w:rPr>
+                <w:b w:val="0"/>
+              </w:rPr>
+              <w:t>C2 near predicted new f0</w:t>
+            </w:r>
+          </w:p>
+        </w:tc>
+        <w:tc>
+          <w:tcPr>
+            <w:tcW w:w="2579" w:type="dxa"/>
+            <w:shd w:val="clear" w:color="auto" w:fill="EAF2F7"/>
+            <w:vAlign w:val="center"/>
+          </w:tcPr>
+          <w:p>
+            <w:r>
+              <w:rPr>
+                <w:b w:val="0"/>
+              </w:rPr>
+            </w:r>
+          </w:p>
+        </w:tc>
+        <w:tc>
+          <w:tcPr>
+            <w:tcW w:w="2809" w:type="dxa"/>
+            <w:shd w:val="clear" w:color="auto" w:fill="EAF2F7"/>
+            <w:vAlign w:val="center"/>
+          </w:tcPr>
+          <w:p>
+            <w:r>
+              <w:rPr>
+                <w:b w:val="0"/>
+              </w:rPr>
+            </w:r>
+          </w:p>
+        </w:tc>
+        <w:tc>
+          <w:tcPr>
+            <w:tcW w:w="3621" w:type="dxa"/>
+            <w:shd w:val="clear" w:color="auto" w:fill="EAF2F7"/>
+          </w:tcPr>
+          <w:p>
+            <w:r>
+              <w:rPr>
+                <w:b w:val="0"/>
+              </w:rPr>
+            </w:r>
+          </w:p>
         </w:tc>
       </w:tr>
     </w:tbl>
     <w:p>
       <w:r>
-        <w:t>Interferer/desired output ratio: __________   Predicted new f0: __________</w:t>
+        <w:t>Interferer/desired output ratio: __________   Predicted new f0 with C2: __________</w:t>
+      </w:r>
+    </w:p>
+    <w:p>
+      <w:pPr>
+        <w:spacing w:after="200"/>
+        <w:rPr>
+          <w:i/>
+          <w:iCs/>
+        </w:rPr>
+      </w:pPr>
+      <w:r>
+        <w:rPr>
+          <w:i/>
+          <w:iCs/>
+        </w:rPr>
+        <w:t>Why are the measured bandwidth and Q estimates rather than exact values?</w:t>
       </w:r>
     </w:p>
     <w:p>
       <w:r>
-        <w:t>Did retuning shift the favored frequency in the predicted direction? Cite measurements.</w:t>
+        <w:br/>
+        <w:br/>
+      </w:r>
+    </w:p>
+    <w:p>
+      <w:pPr>
+        <w:spacing w:after="200"/>
+        <w:rPr>
+          <w:i/>
+          <w:iCs/>
+        </w:rPr>
+      </w:pPr>
+      <w:r>
+        <w:rPr>
+          <w:i/>
+          <w:iCs/>
+        </w:rPr>
+        <w:t>Did the capacitor change shift the favored frequency in the predicted direction? Cite the measurements.</w:t>
       </w:r>
     </w:p>
     <w:p>
       <w:r>
-        <w:t>________________________________________________________________________________</w:t>
+        <w:br/>
+        <w:br/>
+        <w:br/>
       </w:r>
     </w:p>
     <w:p>
       <w:r>
-        <w:t>________________________________________________________________________________</w:t>
+        <w:br w:type="page"/>
       </w:r>
     </w:p>
     <w:p>
@@ -888,6 +1395,14 @@
       </w:pPr>
       <w:r>
         <w:t>Evidence (15)</w:t>
+      </w:r>
+      <w:r>
+        <w:t xml:space="preserve"/>
+      </w:r>
+    </w:p>
+    <w:p>
+      <w:r>
+        <w:t>Insert a readable photo or screenshot for each scenario:</w:t>
       </w:r>
     </w:p>
     <w:p>
@@ -900,11 +1415,14 @@
     </w:p>
     <w:p>
       <w:r>
-        <w:t>Pictured: Circuit, component placement, source, and both probe locations.</w:t>
+        <w:t>Pictured: Circuit, component placement, source connection, and both probe locations.</w:t>
       </w:r>
     </w:p>
     <w:p>
       <w:r>
+        <w:br/>
+        <w:br/>
+        <w:br/>
         <w:br/>
         <w:br/>
         <w:br/>
@@ -916,12 +1434,12 @@
         <w:pStyle w:val="Heading2"/>
       </w:pPr>
       <w:r>
-        <w:t>Peak Response</w:t>
+        <w:t>Desired and Off-Channel Comparison</w:t>
       </w:r>
     </w:p>
     <w:p>
       <w:r>
-        <w:t>Pictured: Both waveforms with frequency, Vin, Vout, and scales visible.</w:t>
+        <w:t>Pictured: Labeled equal-input desired and off-channel conditions with frequency, Vin, Vout, and scales readable.</w:t>
       </w:r>
     </w:p>
     <w:p>
@@ -930,27 +1448,14 @@
         <w:br/>
         <w:br/>
         <w:br/>
-      </w:r>
-    </w:p>
-    <w:p>
-      <w:pPr>
-        <w:pStyle w:val="Heading2"/>
-      </w:pPr>
-      <w:r>
-        <w:t>Desired and Interfering Tones</w:t>
+        <w:br/>
+        <w:br/>
+        <w:br/>
       </w:r>
     </w:p>
     <w:p>
       <w:r>
-        <w:t>Pictured: Labeled equal-input conditions with output readings visible.</w:t>
-      </w:r>
-    </w:p>
-    <w:p>
-      <w:r>
-        <w:br/>
-        <w:br/>
-        <w:br/>
-        <w:br/>
+        <w:br w:type="page"/>
       </w:r>
     </w:p>
     <w:p>
@@ -960,52 +1465,166 @@
       <w:r>
         <w:t>Conclusion (15)</w:t>
       </w:r>
+      <w:r>
+        <w:t xml:space="preserve"/>
+      </w:r>
     </w:p>
     <w:p>
+      <w:pPr>
+        <w:rPr>
+          <w:i/>
+          <w:iCs/>
+        </w:rPr>
+      </w:pPr>
       <w:r>
-        <w:t>Summarize the lab, then address each prompt:</w:t>
+        <w:rPr>
+          <w:i/>
+          <w:iCs/>
+        </w:rPr>
+        <w:t xml:space="preserve">Give a summary of what you did and learned. In addition, answer these questions:</w:t>
+      </w:r>
+      <w:r>
+        <w:rPr>
+          <w:i/>
+          <w:iCs/>
+        </w:rPr>
+        <w:t/>
+      </w:r>
+      <w:r>
+        <w:rPr>
+          <w:i/>
+          <w:iCs/>
+        </w:rPr>
+        <w:t xml:space="preserve"/>
+      </w:r>
+      <w:r>
+        <w:rPr>
+          <w:i/>
+          <w:iCs/>
+        </w:rPr>
+        <w:t xml:space="preserve"/>
+      </w:r>
+      <w:r>
+        <w:rPr>
+          <w:i/>
+          <w:iCs/>
+        </w:rPr>
+        <w:t/>
+      </w:r>
+      <w:r>
+        <w:rPr>
+          <w:i/>
+          <w:iCs/>
+        </w:rPr>
+        <w:t xml:space="preserve"/>
       </w:r>
     </w:p>
     <w:p>
       <w:pPr>
         <w:pStyle w:val="ListParagraph"/>
+        <w:numPr>
+          <w:ilvl w:val="0"/>
+          <w:numId w:val="10"/>
+        </w:numPr>
+        <w:rPr>
+          <w:i/>
+          <w:iCs/>
+        </w:rPr>
       </w:pPr>
       <w:r>
-        <w:t>What was the measured pass frequency and how close was it to prediction?</w:t>
+        <w:rPr>
+          <w:i/>
+          <w:iCs/>
+        </w:rPr>
+        <w:t xml:space="preserve">What was the measured pass frequency, and how closely did it agree with the prediction?</w:t>
+      </w:r>
+      <w:r>
+        <w:rPr>
+          <w:i/>
+          <w:iCs/>
+        </w:rPr>
+        <w:t/>
       </w:r>
     </w:p>
     <w:p>
       <w:pPr>
         <w:pStyle w:val="ListParagraph"/>
+        <w:numPr>
+          <w:ilvl w:val="0"/>
+          <w:numId w:val="10"/>
+        </w:numPr>
+        <w:rPr>
+          <w:i/>
+          <w:iCs/>
+        </w:rPr>
       </w:pPr>
       <w:r>
-        <w:t>How strongly did the channel reduce the tested off-channel tone relative to the desired tone?</w:t>
+        <w:rPr>
+          <w:i/>
+          <w:iCs/>
+        </w:rPr>
+        <w:t xml:space="preserve">How strongly did the channel reduce the tested off-channel tone relative to the desired tone?</w:t>
+      </w:r>
+      <w:r>
+        <w:rPr>
+          <w:i/>
+          <w:iCs/>
+        </w:rPr>
+        <w:t/>
       </w:r>
     </w:p>
     <w:p>
       <w:pPr>
         <w:pStyle w:val="ListParagraph"/>
+        <w:numPr>
+          <w:ilvl w:val="0"/>
+          <w:numId w:val="10"/>
+        </w:numPr>
+        <w:rPr>
+          <w:i/>
+          <w:iCs/>
+        </w:rPr>
       </w:pPr>
       <w:r>
-        <w:t>How did the capacitor change affect the favored frequency, and why?</w:t>
+        <w:rPr>
+          <w:i/>
+          <w:iCs/>
+        </w:rPr>
+        <w:t xml:space="preserve">How did the capacitor change affect the favored frequency, and why?</w:t>
+      </w:r>
+      <w:r>
+        <w:rPr>
+          <w:i/>
+          <w:iCs/>
+        </w:rPr>
+        <w:t/>
       </w:r>
     </w:p>
     <w:p>
       <w:pPr>
         <w:pStyle w:val="ListParagraph"/>
+        <w:numPr>
+          <w:ilvl w:val="0"/>
+          <w:numId w:val="10"/>
+        </w:numPr>
+        <w:rPr>
+          <w:i/>
+          <w:iCs/>
+        </w:rPr>
       </w:pPr>
       <w:r>
-        <w:t>What does this test support, and what broader interference claim does it not prove?</w:t>
+        <w:rPr>
+          <w:i/>
+          <w:iCs/>
+        </w:rPr>
+        <w:t xml:space="preserve">What does this test support, and what broader interference claim does it not prove?</w:t>
       </w:r>
-    </w:p>
-    <w:p>
       <w:r>
-        <w:t>________________________________________________________________________________</w:t>
-      </w:r>
-    </w:p>
-    <w:p>
-      <w:r>
-        <w:t>________________________________________________________________________________</w:t>
+        <w:rPr>
+          <w:i/>
+          <w:iCs/>
+        </w:rPr>
+        <w:t/>
       </w:r>
     </w:p>
     <w:sectPr>
@@ -1796,7 +2415,7 @@
   <w:style w:type="paragraph" w:default="1" w:styleId="Normal">
     <w:name w:val="Normal"/>
     <w:qFormat/>
-    <w:rsid w:val="0025644F"/>
+    <w:rsid w:val="009D2B7E"/>
     <w:pPr>
       <w:spacing w:after="80"/>
     </w:pPr>

--- a/assets/labs/lab-04-report.docx
+++ b/assets/labs/lab-04-report.docx
@@ -7,7 +7,7 @@
         <w:pStyle w:val="Title"/>
       </w:pPr>
       <w:r>
-        <w:t>Lab 4 Report - Resonant Interference Defense</w:t>
+        <w:t>Lab 4 Report - Recover the Hidden Message</w:t>
       </w:r>
       <w:r>
         <w:t xml:space="preserve"/>
@@ -44,7 +44,7 @@
         <w:pStyle w:val="Heading1"/>
       </w:pPr>
       <w:r>
-        <w:t>Table 1 - Components and Predicted Resonance (15)</w:t>
+        <w:t>Table 1 - Components, Settings, and RC High-Pass Test (15)</w:t>
       </w:r>
       <w:r>
         <w:t xml:space="preserve"/>
@@ -52,7 +52,7 @@
     </w:p>
     <w:p>
       <w:r>
-        <w:t>Use the measured values supplied with your kit. Do not exchange components between kits.</w:t>
+        <w:t>Use the measured or approved values supplied with your kit. Keep source amplitude fixed during every frequency comparison.</w:t>
       </w:r>
     </w:p>
     <w:tbl>
@@ -84,7 +84,7 @@
                 <w:b/>
                 <w:color w:val="FFFFFF"/>
               </w:rPr>
-              <w:t>Quantity</w:t>
+              <w:t>Quantity or setting</w:t>
             </w:r>
           </w:p>
         </w:tc>
@@ -100,7 +100,7 @@
                 <w:b/>
                 <w:color w:val="FFFFFF"/>
               </w:rPr>
-              <w:t>Supplied value</w:t>
+              <w:t>Value</w:t>
             </w:r>
           </w:p>
         </w:tc>
@@ -326,7 +326,7 @@
               <w:rPr>
                 <w:b w:val="0"/>
               </w:rPr>
-              <w:t>Primary capacitor C1</w:t>
+              <w:t>Capacitor C</w:t>
             </w:r>
           </w:p>
         </w:tc>
@@ -384,7 +384,7 @@
               <w:rPr>
                 <w:b w:val="0"/>
               </w:rPr>
-              <w:t>Alternate capacitor C2</w:t>
+              <w:t>Source-resistance allowance</w:t>
             </w:r>
           </w:p>
         </w:tc>
@@ -444,163 +444,7 @@
               <w:rPr>
                 <w:b w:val="0"/>
               </w:rPr>
-              <w:t>Predicted resonance with C1</w:t>
-            </w:r>
-          </w:p>
-        </w:tc>
-        <w:tc>
-          <w:tcPr>
-            <w:tcW w:w="2579" w:type="dxa"/>
-            <w:vAlign w:val="center"/>
-          </w:tcPr>
-          <w:p>
-            <w:r>
-              <w:rPr>
-                <w:b w:val="0"/>
-              </w:rPr>
-            </w:r>
-          </w:p>
-        </w:tc>
-        <w:tc>
-          <w:tcPr>
-            <w:tcW w:w="2809" w:type="dxa"/>
-            <w:vAlign w:val="center"/>
-          </w:tcPr>
-          <w:p>
-            <w:r>
-              <w:rPr>
-                <w:b w:val="0"/>
-              </w:rPr>
-            </w:r>
-          </w:p>
-        </w:tc>
-        <w:tc>
-          <w:tcPr>
-            <w:tcW w:w="3621" w:type="dxa"/>
-          </w:tcPr>
-          <w:p>
-            <w:r>
-              <w:rPr>
-                <w:b w:val="0"/>
-              </w:rPr>
-            </w:r>
-          </w:p>
-        </w:tc>
-      </w:tr>
-    </w:tbl>
-    <w:p>
-      <w:r>
-        <w:t>Source settings: waveform __________  amplitude __________  offset __________  display mode __________</w:t>
-      </w:r>
-    </w:p>
-    <w:p>
-      <w:pPr>
-        <w:pStyle w:val="Heading1"/>
-      </w:pPr>
-      <w:r>
-        <w:t>Table 2 - Fixed Frequency Response (35)</w:t>
-      </w:r>
-      <w:r>
-        <w:t xml:space="preserve"/>
-      </w:r>
-    </w:p>
-    <w:tbl>
-      <w:tblPr>
-        <w:tblStyle w:val="TableGrid"/>
-        <w:tblW w:w="11187" w:type="dxa"/>
-        <w:tblLook w:val="04A0" w:firstRow="1" w:lastRow="0" w:firstColumn="1" w:lastColumn="0" w:noHBand="0" w:noVBand="1"/>
-      </w:tblPr>
-      <w:tblGrid>
-        <w:gridCol w:w="2178"/>
-        <w:gridCol w:w="2579"/>
-        <w:gridCol w:w="2809"/>
-        <w:gridCol w:w="3621"/>
-      </w:tblGrid>
-      <w:tr>
-        <w:trPr>
-          <w:trHeight w:val="432"/>
-          <w:tblHeader/>
-        </w:trPr>
-        <w:tc>
-          <w:tcPr>
-            <w:tcW w:w="2178" w:type="dxa"/>
-            <w:shd w:val="clear" w:color="auto" w:fill="17324D"/>
-            <w:vAlign w:val="center"/>
-          </w:tcPr>
-          <w:p>
-            <w:r>
-              <w:rPr>
-                <w:b/>
-                <w:color w:val="FFFFFF"/>
-              </w:rPr>
-              <w:t>Assigned frequency</w:t>
-            </w:r>
-          </w:p>
-        </w:tc>
-        <w:tc>
-          <w:tcPr>
-            <w:tcW w:w="2579" w:type="dxa"/>
-            <w:shd w:val="clear" w:color="auto" w:fill="17324D"/>
-            <w:vAlign w:val="center"/>
-          </w:tcPr>
-          <w:p>
-            <w:r>
-              <w:rPr>
-                <w:b/>
-                <w:color w:val="FFFFFF"/>
-              </w:rPr>
-              <w:t>Vin (Vpp)</w:t>
-            </w:r>
-          </w:p>
-        </w:tc>
-        <w:tc>
-          <w:tcPr>
-            <w:tcW w:w="2809" w:type="dxa"/>
-            <w:shd w:val="clear" w:color="auto" w:fill="17324D"/>
-            <w:vAlign w:val="center"/>
-          </w:tcPr>
-          <w:p>
-            <w:r>
-              <w:rPr>
-                <w:b/>
-                <w:color w:val="FFFFFF"/>
-              </w:rPr>
-              <w:t>Vout (Vpp)</w:t>
-            </w:r>
-          </w:p>
-        </w:tc>
-        <w:tc>
-          <w:tcPr>
-            <w:tcW w:w="3621" w:type="dxa"/>
-            <w:shd w:val="clear" w:color="auto" w:fill="17324D"/>
-            <w:vAlign w:val="center"/>
-          </w:tcPr>
-          <w:p>
-            <w:r>
-              <w:rPr>
-                <w:b/>
-                <w:color w:val="FFFFFF"/>
-              </w:rPr>
-              <w:t>Vout / Vin</w:t>
-            </w:r>
-          </w:p>
-        </w:tc>
-      </w:tr>
-      <w:tr>
-        <w:trPr>
-          <w:trHeight w:val="490"/>
-        </w:trPr>
-        <w:tc>
-          <w:tcPr>
-            <w:tcW w:w="2178" w:type="dxa"/>
-            <w:vAlign w:val="center"/>
-          </w:tcPr>
-          <w:p>
-            <w:r>
-              <w:rPr>
-                <w:b w:val="0"/>
-              </w:rPr>
-              <w:t>Point 1</w:t>
+              <w:t>Source amplitude / offset</w:t>
             </w:r>
           </w:p>
         </w:tc>
@@ -657,7 +501,1567 @@
               <w:rPr>
                 <w:b w:val="0"/>
               </w:rPr>
+              <w:t>Predicted RC cutoff</w:t>
+            </w:r>
+          </w:p>
+        </w:tc>
+        <w:tc>
+          <w:tcPr>
+            <w:tcW w:w="2579" w:type="dxa"/>
+            <w:vAlign w:val="center"/>
+          </w:tcPr>
+          <w:p>
+            <w:r>
+              <w:rPr>
+                <w:b w:val="0"/>
+              </w:rPr>
+            </w:r>
+          </w:p>
+        </w:tc>
+        <w:tc>
+          <w:tcPr>
+            <w:tcW w:w="2809" w:type="dxa"/>
+            <w:vAlign w:val="center"/>
+          </w:tcPr>
+          <w:p>
+            <w:r>
+              <w:rPr>
+                <w:b w:val="0"/>
+              </w:rPr>
+            </w:r>
+          </w:p>
+        </w:tc>
+        <w:tc>
+          <w:tcPr>
+            <w:tcW w:w="3621" w:type="dxa"/>
+          </w:tcPr>
+          <w:p>
+            <w:r>
+              <w:rPr>
+                <w:b w:val="0"/>
+              </w:rPr>
+            </w:r>
+          </w:p>
+        </w:tc>
+      </w:tr>
+    </w:tbl>
+    <w:tbl>
+      <w:tblPr>
+        <w:tblStyle w:val="TableGrid"/>
+        <w:tblW w:w="0" w:type="auto"/>
+        <w:tblLook w:val="04A0" w:firstRow="1" w:lastRow="0" w:firstColumn="1" w:lastColumn="0" w:noHBand="0" w:noVBand="1"/>
+      </w:tblPr>
+      <w:tblGrid>
+        <w:gridCol w:w="1874"/>
+        <w:gridCol w:w="1692"/>
+        <w:gridCol w:w="1816"/>
+        <w:gridCol w:w="1816"/>
+        <w:gridCol w:w="1834"/>
+        <w:gridCol w:w="1840"/>
+      </w:tblGrid>
+      <w:tr>
+        <w:trPr>
+          <w:trHeight w:val="432"/>
+          <w:tblHeader/>
+        </w:trPr>
+        <w:tc>
+          <w:tcPr>
+            <w:tcW w:w="2352" w:type="dxa"/>
+            <w:shd w:val="clear" w:color="auto" w:fill="17324D"/>
+            <w:vAlign w:val="center"/>
+          </w:tcPr>
+          <w:p>
+            <w:r>
+              <w:rPr>
+                <w:b/>
+                <w:color w:val="FFFFFF"/>
+              </w:rPr>
+              <w:t>RC test point</w:t>
+            </w:r>
+          </w:p>
+        </w:tc>
+        <w:tc>
+          <w:tcPr>
+            <w:tcW w:w="2352" w:type="dxa"/>
+            <w:shd w:val="clear" w:color="auto" w:fill="17324D"/>
+            <w:vAlign w:val="center"/>
+          </w:tcPr>
+          <w:p>
+            <w:r>
+              <w:rPr>
+                <w:b/>
+                <w:color w:val="FFFFFF"/>
+              </w:rPr>
+              <w:t>Frequency</w:t>
+            </w:r>
+          </w:p>
+        </w:tc>
+        <w:tc>
+          <w:tcPr>
+            <w:tcW w:w="2352" w:type="dxa"/>
+            <w:shd w:val="clear" w:color="auto" w:fill="17324D"/>
+            <w:vAlign w:val="center"/>
+          </w:tcPr>
+          <w:p>
+            <w:r>
+              <w:rPr>
+                <w:b/>
+                <w:color w:val="FFFFFF"/>
+              </w:rPr>
+              <w:t>Vin (Vpp)</w:t>
+            </w:r>
+          </w:p>
+        </w:tc>
+        <w:tc>
+          <w:tcPr>
+            <w:tcW w:w="2352" w:type="dxa"/>
+            <w:shd w:val="clear" w:color="auto" w:fill="17324D"/>
+            <w:vAlign w:val="center"/>
+          </w:tcPr>
+          <w:p>
+            <w:r>
+              <w:rPr>
+                <w:b/>
+                <w:color w:val="FFFFFF"/>
+              </w:rPr>
+              <w:t>Vout (Vpp)</w:t>
+            </w:r>
+          </w:p>
+        </w:tc>
+        <w:tc>
+          <w:tcPr>
+            <w:tcW w:w="2352" w:type="dxa"/>
+            <w:shd w:val="clear" w:color="auto" w:fill="17324D"/>
+            <w:vAlign w:val="center"/>
+          </w:tcPr>
+          <w:p>
+            <w:r>
+              <w:rPr>
+                <w:b/>
+                <w:color w:val="FFFFFF"/>
+              </w:rPr>
+              <w:t>Vout / Vin</w:t>
+            </w:r>
+          </w:p>
+        </w:tc>
+        <w:tc>
+          <w:tcPr>
+            <w:tcW w:w="2352" w:type="dxa"/>
+            <w:shd w:val="clear" w:color="auto" w:fill="17324D"/>
+            <w:vAlign w:val="center"/>
+          </w:tcPr>
+          <w:p>
+            <w:r>
+              <w:rPr>
+                <w:b/>
+                <w:color w:val="FFFFFF"/>
+              </w:rPr>
+              <w:t>Observation</w:t>
+            </w:r>
+          </w:p>
+        </w:tc>
+      </w:tr>
+      <w:tr>
+        <w:trPr>
+          <w:trHeight w:val="490"/>
+        </w:trPr>
+        <w:tc>
+          <w:tcPr>
+            <w:tcW w:w="2352" w:type="dxa"/>
+            <w:vAlign w:val="center"/>
+          </w:tcPr>
+          <w:p>
+            <w:r>
+              <w:rPr>
+                <w:b w:val="0"/>
+              </w:rPr>
+              <w:t>Below cutoff</w:t>
+            </w:r>
+          </w:p>
+        </w:tc>
+        <w:tc>
+          <w:tcPr>
+            <w:tcW w:w="2352" w:type="dxa"/>
+            <w:vAlign w:val="center"/>
+          </w:tcPr>
+          <w:p>
+            <w:r>
+              <w:rPr>
+                <w:b w:val="0"/>
+              </w:rPr>
+            </w:r>
+          </w:p>
+        </w:tc>
+        <w:tc>
+          <w:tcPr>
+            <w:tcW w:w="2352" w:type="dxa"/>
+            <w:vAlign w:val="center"/>
+          </w:tcPr>
+          <w:p>
+            <w:r>
+              <w:rPr>
+                <w:b w:val="0"/>
+              </w:rPr>
+            </w:r>
+          </w:p>
+        </w:tc>
+        <w:tc>
+          <w:tcPr>
+            <w:tcW w:w="2352" w:type="dxa"/>
+            <w:vAlign w:val="center"/>
+          </w:tcPr>
+          <w:p>
+            <w:r>
+              <w:rPr>
+                <w:b w:val="0"/>
+              </w:rPr>
+            </w:r>
+          </w:p>
+        </w:tc>
+        <w:tc>
+          <w:tcPr>
+            <w:tcW w:w="2352" w:type="dxa"/>
+            <w:vAlign w:val="center"/>
+          </w:tcPr>
+          <w:p>
+            <w:r>
+              <w:rPr>
+                <w:b w:val="0"/>
+              </w:rPr>
+            </w:r>
+          </w:p>
+        </w:tc>
+        <w:tc>
+          <w:tcPr>
+            <w:tcW w:w="2352" w:type="dxa"/>
+            <w:vAlign w:val="center"/>
+          </w:tcPr>
+          <w:p>
+            <w:r>
+              <w:rPr>
+                <w:b w:val="0"/>
+              </w:rPr>
+            </w:r>
+          </w:p>
+        </w:tc>
+      </w:tr>
+      <w:tr>
+        <w:trPr>
+          <w:trHeight w:val="490"/>
+        </w:trPr>
+        <w:tc>
+          <w:tcPr>
+            <w:tcW w:w="2352" w:type="dxa"/>
+            <w:shd w:val="clear" w:color="auto" w:fill="EAF2F7"/>
+            <w:vAlign w:val="center"/>
+          </w:tcPr>
+          <w:p>
+            <w:r>
+              <w:rPr>
+                <w:b w:val="0"/>
+              </w:rPr>
+              <w:t>Near cutoff</w:t>
+            </w:r>
+          </w:p>
+        </w:tc>
+        <w:tc>
+          <w:tcPr>
+            <w:tcW w:w="2352" w:type="dxa"/>
+            <w:shd w:val="clear" w:color="auto" w:fill="EAF2F7"/>
+            <w:vAlign w:val="center"/>
+          </w:tcPr>
+          <w:p>
+            <w:r>
+              <w:rPr>
+                <w:b w:val="0"/>
+              </w:rPr>
+            </w:r>
+          </w:p>
+        </w:tc>
+        <w:tc>
+          <w:tcPr>
+            <w:tcW w:w="2352" w:type="dxa"/>
+            <w:shd w:val="clear" w:color="auto" w:fill="EAF2F7"/>
+            <w:vAlign w:val="center"/>
+          </w:tcPr>
+          <w:p>
+            <w:r>
+              <w:rPr>
+                <w:b w:val="0"/>
+              </w:rPr>
+            </w:r>
+          </w:p>
+        </w:tc>
+        <w:tc>
+          <w:tcPr>
+            <w:tcW w:w="2352" w:type="dxa"/>
+            <w:shd w:val="clear" w:color="auto" w:fill="EAF2F7"/>
+            <w:vAlign w:val="center"/>
+          </w:tcPr>
+          <w:p>
+            <w:r>
+              <w:rPr>
+                <w:b w:val="0"/>
+              </w:rPr>
+            </w:r>
+          </w:p>
+        </w:tc>
+        <w:tc>
+          <w:tcPr>
+            <w:tcW w:w="2352" w:type="dxa"/>
+            <w:shd w:val="clear" w:color="auto" w:fill="EAF2F7"/>
+            <w:vAlign w:val="center"/>
+          </w:tcPr>
+          <w:p>
+            <w:r>
+              <w:rPr>
+                <w:b w:val="0"/>
+              </w:rPr>
+            </w:r>
+          </w:p>
+        </w:tc>
+        <w:tc>
+          <w:tcPr>
+            <w:tcW w:w="2352" w:type="dxa"/>
+            <w:shd w:val="clear" w:color="auto" w:fill="EAF2F7"/>
+            <w:vAlign w:val="center"/>
+          </w:tcPr>
+          <w:p>
+            <w:r>
+              <w:rPr>
+                <w:b w:val="0"/>
+              </w:rPr>
+            </w:r>
+          </w:p>
+        </w:tc>
+      </w:tr>
+      <w:tr>
+        <w:trPr>
+          <w:trHeight w:val="490"/>
+        </w:trPr>
+        <w:tc>
+          <w:tcPr>
+            <w:tcW w:w="2352" w:type="dxa"/>
+            <w:vAlign w:val="center"/>
+          </w:tcPr>
+          <w:p>
+            <w:r>
+              <w:rPr>
+                <w:b w:val="0"/>
+              </w:rPr>
+              <w:t>Above cutoff</w:t>
+            </w:r>
+          </w:p>
+        </w:tc>
+        <w:tc>
+          <w:tcPr>
+            <w:tcW w:w="2352" w:type="dxa"/>
+            <w:vAlign w:val="center"/>
+          </w:tcPr>
+          <w:p>
+            <w:r>
+              <w:rPr>
+                <w:b w:val="0"/>
+              </w:rPr>
+            </w:r>
+          </w:p>
+        </w:tc>
+        <w:tc>
+          <w:tcPr>
+            <w:tcW w:w="2352" w:type="dxa"/>
+            <w:vAlign w:val="center"/>
+          </w:tcPr>
+          <w:p>
+            <w:r>
+              <w:rPr>
+                <w:b w:val="0"/>
+              </w:rPr>
+            </w:r>
+          </w:p>
+        </w:tc>
+        <w:tc>
+          <w:tcPr>
+            <w:tcW w:w="2352" w:type="dxa"/>
+            <w:vAlign w:val="center"/>
+          </w:tcPr>
+          <w:p>
+            <w:r>
+              <w:rPr>
+                <w:b w:val="0"/>
+              </w:rPr>
+            </w:r>
+          </w:p>
+        </w:tc>
+        <w:tc>
+          <w:tcPr>
+            <w:tcW w:w="2352" w:type="dxa"/>
+            <w:vAlign w:val="center"/>
+          </w:tcPr>
+          <w:p>
+            <w:r>
+              <w:rPr>
+                <w:b w:val="0"/>
+              </w:rPr>
+            </w:r>
+          </w:p>
+        </w:tc>
+        <w:tc>
+          <w:tcPr>
+            <w:tcW w:w="2352" w:type="dxa"/>
+            <w:vAlign w:val="center"/>
+          </w:tcPr>
+          <w:p>
+            <w:r>
+              <w:rPr>
+                <w:b w:val="0"/>
+              </w:rPr>
+            </w:r>
+          </w:p>
+        </w:tc>
+      </w:tr>
+    </w:tbl>
+    <w:p>
+      <w:pPr>
+        <w:pStyle w:val="Heading1"/>
+      </w:pPr>
+      <w:r>
+        <w:t>Table 2 - RL Low-Pass Test (15)</w:t>
+      </w:r>
+      <w:r>
+        <w:t xml:space="preserve"/>
+      </w:r>
+    </w:p>
+    <w:tbl>
+      <w:tblPr>
+        <w:tblStyle w:val="TableGrid"/>
+        <w:tblW w:w="0" w:type="auto"/>
+        <w:tblLook w:val="04A0" w:firstRow="1" w:lastRow="0" w:firstColumn="1" w:lastColumn="0" w:noHBand="0" w:noVBand="1"/>
+      </w:tblPr>
+      <w:tblGrid>
+        <w:gridCol w:w="1874"/>
+        <w:gridCol w:w="1692"/>
+        <w:gridCol w:w="1816"/>
+        <w:gridCol w:w="1816"/>
+        <w:gridCol w:w="1834"/>
+        <w:gridCol w:w="1840"/>
+      </w:tblGrid>
+      <w:tr>
+        <w:trPr>
+          <w:trHeight w:val="432"/>
+          <w:tblHeader/>
+        </w:trPr>
+        <w:tc>
+          <w:tcPr>
+            <w:tcW w:w="2352" w:type="dxa"/>
+            <w:shd w:val="clear" w:color="auto" w:fill="17324D"/>
+            <w:vAlign w:val="center"/>
+          </w:tcPr>
+          <w:p>
+            <w:r>
+              <w:rPr>
+                <w:b/>
+                <w:color w:val="FFFFFF"/>
+              </w:rPr>
+              <w:t>RL test point</w:t>
+            </w:r>
+          </w:p>
+        </w:tc>
+        <w:tc>
+          <w:tcPr>
+            <w:tcW w:w="2352" w:type="dxa"/>
+            <w:shd w:val="clear" w:color="auto" w:fill="17324D"/>
+            <w:vAlign w:val="center"/>
+          </w:tcPr>
+          <w:p>
+            <w:r>
+              <w:rPr>
+                <w:b/>
+                <w:color w:val="FFFFFF"/>
+              </w:rPr>
+              <w:t>Frequency</w:t>
+            </w:r>
+          </w:p>
+        </w:tc>
+        <w:tc>
+          <w:tcPr>
+            <w:tcW w:w="2352" w:type="dxa"/>
+            <w:shd w:val="clear" w:color="auto" w:fill="17324D"/>
+            <w:vAlign w:val="center"/>
+          </w:tcPr>
+          <w:p>
+            <w:r>
+              <w:rPr>
+                <w:b/>
+                <w:color w:val="FFFFFF"/>
+              </w:rPr>
+              <w:t>Vin (Vpp)</w:t>
+            </w:r>
+          </w:p>
+        </w:tc>
+        <w:tc>
+          <w:tcPr>
+            <w:tcW w:w="2352" w:type="dxa"/>
+            <w:shd w:val="clear" w:color="auto" w:fill="17324D"/>
+            <w:vAlign w:val="center"/>
+          </w:tcPr>
+          <w:p>
+            <w:r>
+              <w:rPr>
+                <w:b/>
+                <w:color w:val="FFFFFF"/>
+              </w:rPr>
+              <w:t>Vout (Vpp)</w:t>
+            </w:r>
+          </w:p>
+        </w:tc>
+        <w:tc>
+          <w:tcPr>
+            <w:tcW w:w="2352" w:type="dxa"/>
+            <w:shd w:val="clear" w:color="auto" w:fill="17324D"/>
+            <w:vAlign w:val="center"/>
+          </w:tcPr>
+          <w:p>
+            <w:r>
+              <w:rPr>
+                <w:b/>
+                <w:color w:val="FFFFFF"/>
+              </w:rPr>
+              <w:t>Vout / Vin</w:t>
+            </w:r>
+          </w:p>
+        </w:tc>
+        <w:tc>
+          <w:tcPr>
+            <w:tcW w:w="2352" w:type="dxa"/>
+            <w:shd w:val="clear" w:color="auto" w:fill="17324D"/>
+            <w:vAlign w:val="center"/>
+          </w:tcPr>
+          <w:p>
+            <w:r>
+              <w:rPr>
+                <w:b/>
+                <w:color w:val="FFFFFF"/>
+              </w:rPr>
+              <w:t>Observation</w:t>
+            </w:r>
+          </w:p>
+        </w:tc>
+      </w:tr>
+      <w:tr>
+        <w:trPr>
+          <w:trHeight w:val="490"/>
+        </w:trPr>
+        <w:tc>
+          <w:tcPr>
+            <w:tcW w:w="2352" w:type="dxa"/>
+            <w:vAlign w:val="center"/>
+          </w:tcPr>
+          <w:p>
+            <w:r>
+              <w:rPr>
+                <w:b w:val="0"/>
+              </w:rPr>
+              <w:t>Below cutoff</w:t>
+            </w:r>
+          </w:p>
+        </w:tc>
+        <w:tc>
+          <w:tcPr>
+            <w:tcW w:w="2352" w:type="dxa"/>
+            <w:vAlign w:val="center"/>
+          </w:tcPr>
+          <w:p>
+            <w:r>
+              <w:rPr>
+                <w:b w:val="0"/>
+              </w:rPr>
+            </w:r>
+          </w:p>
+        </w:tc>
+        <w:tc>
+          <w:tcPr>
+            <w:tcW w:w="2352" w:type="dxa"/>
+            <w:vAlign w:val="center"/>
+          </w:tcPr>
+          <w:p>
+            <w:r>
+              <w:rPr>
+                <w:b w:val="0"/>
+              </w:rPr>
+            </w:r>
+          </w:p>
+        </w:tc>
+        <w:tc>
+          <w:tcPr>
+            <w:tcW w:w="2352" w:type="dxa"/>
+            <w:vAlign w:val="center"/>
+          </w:tcPr>
+          <w:p>
+            <w:r>
+              <w:rPr>
+                <w:b w:val="0"/>
+              </w:rPr>
+            </w:r>
+          </w:p>
+        </w:tc>
+        <w:tc>
+          <w:tcPr>
+            <w:tcW w:w="2352" w:type="dxa"/>
+            <w:vAlign w:val="center"/>
+          </w:tcPr>
+          <w:p>
+            <w:r>
+              <w:rPr>
+                <w:b w:val="0"/>
+              </w:rPr>
+            </w:r>
+          </w:p>
+        </w:tc>
+        <w:tc>
+          <w:tcPr>
+            <w:tcW w:w="2352" w:type="dxa"/>
+            <w:vAlign w:val="center"/>
+          </w:tcPr>
+          <w:p>
+            <w:r>
+              <w:rPr>
+                <w:b w:val="0"/>
+              </w:rPr>
+            </w:r>
+          </w:p>
+        </w:tc>
+      </w:tr>
+      <w:tr>
+        <w:trPr>
+          <w:trHeight w:val="490"/>
+        </w:trPr>
+        <w:tc>
+          <w:tcPr>
+            <w:tcW w:w="2352" w:type="dxa"/>
+            <w:shd w:val="clear" w:color="auto" w:fill="EAF2F7"/>
+            <w:vAlign w:val="center"/>
+          </w:tcPr>
+          <w:p>
+            <w:r>
+              <w:rPr>
+                <w:b w:val="0"/>
+              </w:rPr>
+              <w:t>Near cutoff</w:t>
+            </w:r>
+          </w:p>
+        </w:tc>
+        <w:tc>
+          <w:tcPr>
+            <w:tcW w:w="2352" w:type="dxa"/>
+            <w:shd w:val="clear" w:color="auto" w:fill="EAF2F7"/>
+            <w:vAlign w:val="center"/>
+          </w:tcPr>
+          <w:p>
+            <w:r>
+              <w:rPr>
+                <w:b w:val="0"/>
+              </w:rPr>
+            </w:r>
+          </w:p>
+        </w:tc>
+        <w:tc>
+          <w:tcPr>
+            <w:tcW w:w="2352" w:type="dxa"/>
+            <w:shd w:val="clear" w:color="auto" w:fill="EAF2F7"/>
+            <w:vAlign w:val="center"/>
+          </w:tcPr>
+          <w:p>
+            <w:r>
+              <w:rPr>
+                <w:b w:val="0"/>
+              </w:rPr>
+            </w:r>
+          </w:p>
+        </w:tc>
+        <w:tc>
+          <w:tcPr>
+            <w:tcW w:w="2352" w:type="dxa"/>
+            <w:shd w:val="clear" w:color="auto" w:fill="EAF2F7"/>
+            <w:vAlign w:val="center"/>
+          </w:tcPr>
+          <w:p>
+            <w:r>
+              <w:rPr>
+                <w:b w:val="0"/>
+              </w:rPr>
+            </w:r>
+          </w:p>
+        </w:tc>
+        <w:tc>
+          <w:tcPr>
+            <w:tcW w:w="2352" w:type="dxa"/>
+            <w:shd w:val="clear" w:color="auto" w:fill="EAF2F7"/>
+            <w:vAlign w:val="center"/>
+          </w:tcPr>
+          <w:p>
+            <w:r>
+              <w:rPr>
+                <w:b w:val="0"/>
+              </w:rPr>
+            </w:r>
+          </w:p>
+        </w:tc>
+        <w:tc>
+          <w:tcPr>
+            <w:tcW w:w="2352" w:type="dxa"/>
+            <w:shd w:val="clear" w:color="auto" w:fill="EAF2F7"/>
+            <w:vAlign w:val="center"/>
+          </w:tcPr>
+          <w:p>
+            <w:r>
+              <w:rPr>
+                <w:b w:val="0"/>
+              </w:rPr>
+            </w:r>
+          </w:p>
+        </w:tc>
+      </w:tr>
+      <w:tr>
+        <w:trPr>
+          <w:trHeight w:val="490"/>
+        </w:trPr>
+        <w:tc>
+          <w:tcPr>
+            <w:tcW w:w="2352" w:type="dxa"/>
+            <w:vAlign w:val="center"/>
+          </w:tcPr>
+          <w:p>
+            <w:r>
+              <w:rPr>
+                <w:b w:val="0"/>
+              </w:rPr>
+              <w:t>Above cutoff</w:t>
+            </w:r>
+          </w:p>
+        </w:tc>
+        <w:tc>
+          <w:tcPr>
+            <w:tcW w:w="2352" w:type="dxa"/>
+            <w:vAlign w:val="center"/>
+          </w:tcPr>
+          <w:p>
+            <w:r>
+              <w:rPr>
+                <w:b w:val="0"/>
+              </w:rPr>
+            </w:r>
+          </w:p>
+        </w:tc>
+        <w:tc>
+          <w:tcPr>
+            <w:tcW w:w="2352" w:type="dxa"/>
+            <w:vAlign w:val="center"/>
+          </w:tcPr>
+          <w:p>
+            <w:r>
+              <w:rPr>
+                <w:b w:val="0"/>
+              </w:rPr>
+            </w:r>
+          </w:p>
+        </w:tc>
+        <w:tc>
+          <w:tcPr>
+            <w:tcW w:w="2352" w:type="dxa"/>
+            <w:vAlign w:val="center"/>
+          </w:tcPr>
+          <w:p>
+            <w:r>
+              <w:rPr>
+                <w:b w:val="0"/>
+              </w:rPr>
+            </w:r>
+          </w:p>
+        </w:tc>
+        <w:tc>
+          <w:tcPr>
+            <w:tcW w:w="2352" w:type="dxa"/>
+            <w:vAlign w:val="center"/>
+          </w:tcPr>
+          <w:p>
+            <w:r>
+              <w:rPr>
+                <w:b w:val="0"/>
+              </w:rPr>
+            </w:r>
+          </w:p>
+        </w:tc>
+        <w:tc>
+          <w:tcPr>
+            <w:tcW w:w="2352" w:type="dxa"/>
+            <w:vAlign w:val="center"/>
+          </w:tcPr>
+          <w:p>
+            <w:r>
+              <w:rPr>
+                <w:b w:val="0"/>
+              </w:rPr>
+            </w:r>
+          </w:p>
+        </w:tc>
+      </w:tr>
+    </w:tbl>
+    <w:p>
+      <w:r>
+        <w:t>Predicted RL cutoff: ____________________   Use the approved source- and winding-resistance model.</w:t>
+      </w:r>
+    </w:p>
+    <w:p>
+      <w:r>
+        <w:br w:type="page"/>
+      </w:r>
+    </w:p>
+    <w:p>
+      <w:pPr>
+        <w:pStyle w:val="Heading1"/>
+      </w:pPr>
+      <w:r>
+        <w:t>Table 3 - RLC Band-Pass Response (25)</w:t>
+      </w:r>
+      <w:r>
+        <w:t xml:space="preserve"/>
+      </w:r>
+    </w:p>
+    <w:tbl>
+      <w:tblPr>
+        <w:tblStyle w:val="TableGrid"/>
+        <w:tblW w:w="0" w:type="auto"/>
+        <w:tblLook w:val="04A0" w:firstRow="1" w:lastRow="0" w:firstColumn="1" w:lastColumn="0" w:noHBand="0" w:noVBand="1"/>
+      </w:tblPr>
+      <w:tblGrid>
+        <w:gridCol w:w="1874"/>
+        <w:gridCol w:w="1692"/>
+        <w:gridCol w:w="1816"/>
+        <w:gridCol w:w="1816"/>
+        <w:gridCol w:w="1834"/>
+        <w:gridCol w:w="1840"/>
+      </w:tblGrid>
+      <w:tr>
+        <w:trPr>
+          <w:trHeight w:val="432"/>
+          <w:tblHeader/>
+        </w:trPr>
+        <w:tc>
+          <w:tcPr>
+            <w:tcW w:w="2352" w:type="dxa"/>
+            <w:shd w:val="clear" w:color="auto" w:fill="17324D"/>
+            <w:vAlign w:val="center"/>
+          </w:tcPr>
+          <w:p>
+            <w:r>
+              <w:rPr>
+                <w:b/>
+                <w:color w:val="FFFFFF"/>
+              </w:rPr>
+              <w:t>Sweep point</w:t>
+            </w:r>
+          </w:p>
+        </w:tc>
+        <w:tc>
+          <w:tcPr>
+            <w:tcW w:w="2352" w:type="dxa"/>
+            <w:shd w:val="clear" w:color="auto" w:fill="17324D"/>
+            <w:vAlign w:val="center"/>
+          </w:tcPr>
+          <w:p>
+            <w:r>
+              <w:rPr>
+                <w:b/>
+                <w:color w:val="FFFFFF"/>
+              </w:rPr>
+              <w:t>Frequency</w:t>
+            </w:r>
+          </w:p>
+        </w:tc>
+        <w:tc>
+          <w:tcPr>
+            <w:tcW w:w="2352" w:type="dxa"/>
+            <w:shd w:val="clear" w:color="auto" w:fill="17324D"/>
+            <w:vAlign w:val="center"/>
+          </w:tcPr>
+          <w:p>
+            <w:r>
+              <w:rPr>
+                <w:b/>
+                <w:color w:val="FFFFFF"/>
+              </w:rPr>
+              <w:t>Vin (Vpp)</w:t>
+            </w:r>
+          </w:p>
+        </w:tc>
+        <w:tc>
+          <w:tcPr>
+            <w:tcW w:w="2352" w:type="dxa"/>
+            <w:shd w:val="clear" w:color="auto" w:fill="17324D"/>
+            <w:vAlign w:val="center"/>
+          </w:tcPr>
+          <w:p>
+            <w:r>
+              <w:rPr>
+                <w:b/>
+                <w:color w:val="FFFFFF"/>
+              </w:rPr>
+              <w:t>Vout (Vpp)</w:t>
+            </w:r>
+          </w:p>
+        </w:tc>
+        <w:tc>
+          <w:tcPr>
+            <w:tcW w:w="2352" w:type="dxa"/>
+            <w:shd w:val="clear" w:color="auto" w:fill="17324D"/>
+            <w:vAlign w:val="center"/>
+          </w:tcPr>
+          <w:p>
+            <w:r>
+              <w:rPr>
+                <w:b/>
+                <w:color w:val="FFFFFF"/>
+              </w:rPr>
+              <w:t>Vout / Vin</w:t>
+            </w:r>
+          </w:p>
+        </w:tc>
+        <w:tc>
+          <w:tcPr>
+            <w:tcW w:w="2352" w:type="dxa"/>
+            <w:shd w:val="clear" w:color="auto" w:fill="17324D"/>
+            <w:vAlign w:val="center"/>
+          </w:tcPr>
+          <w:p>
+            <w:r>
+              <w:rPr>
+                <w:b/>
+                <w:color w:val="FFFFFF"/>
+              </w:rPr>
+              <w:t>Observation</w:t>
+            </w:r>
+          </w:p>
+        </w:tc>
+      </w:tr>
+      <w:tr>
+        <w:trPr>
+          <w:trHeight w:val="490"/>
+        </w:trPr>
+        <w:tc>
+          <w:tcPr>
+            <w:tcW w:w="2352" w:type="dxa"/>
+            <w:vAlign w:val="center"/>
+          </w:tcPr>
+          <w:p>
+            <w:r>
+              <w:rPr>
+                <w:b w:val="0"/>
+              </w:rPr>
+              <w:t>Point 1</w:t>
+            </w:r>
+          </w:p>
+        </w:tc>
+        <w:tc>
+          <w:tcPr>
+            <w:tcW w:w="2352" w:type="dxa"/>
+            <w:vAlign w:val="center"/>
+          </w:tcPr>
+          <w:p>
+            <w:r>
+              <w:rPr>
+                <w:b w:val="0"/>
+              </w:rPr>
+            </w:r>
+          </w:p>
+        </w:tc>
+        <w:tc>
+          <w:tcPr>
+            <w:tcW w:w="2352" w:type="dxa"/>
+            <w:vAlign w:val="center"/>
+          </w:tcPr>
+          <w:p>
+            <w:r>
+              <w:rPr>
+                <w:b w:val="0"/>
+              </w:rPr>
+            </w:r>
+          </w:p>
+        </w:tc>
+        <w:tc>
+          <w:tcPr>
+            <w:tcW w:w="2352" w:type="dxa"/>
+            <w:vAlign w:val="center"/>
+          </w:tcPr>
+          <w:p>
+            <w:r>
+              <w:rPr>
+                <w:b w:val="0"/>
+              </w:rPr>
+            </w:r>
+          </w:p>
+        </w:tc>
+        <w:tc>
+          <w:tcPr>
+            <w:tcW w:w="2352" w:type="dxa"/>
+            <w:vAlign w:val="center"/>
+          </w:tcPr>
+          <w:p>
+            <w:r>
+              <w:rPr>
+                <w:b w:val="0"/>
+              </w:rPr>
+            </w:r>
+          </w:p>
+        </w:tc>
+        <w:tc>
+          <w:tcPr>
+            <w:tcW w:w="2352" w:type="dxa"/>
+            <w:vAlign w:val="center"/>
+          </w:tcPr>
+          <w:p>
+            <w:r>
+              <w:rPr>
+                <w:b w:val="0"/>
+              </w:rPr>
+            </w:r>
+          </w:p>
+        </w:tc>
+      </w:tr>
+      <w:tr>
+        <w:trPr>
+          <w:trHeight w:val="490"/>
+        </w:trPr>
+        <w:tc>
+          <w:tcPr>
+            <w:tcW w:w="2352" w:type="dxa"/>
+            <w:shd w:val="clear" w:color="auto" w:fill="EAF2F7"/>
+            <w:vAlign w:val="center"/>
+          </w:tcPr>
+          <w:p>
+            <w:r>
+              <w:rPr>
+                <w:b w:val="0"/>
+              </w:rPr>
               <w:t>Point 2</w:t>
+            </w:r>
+          </w:p>
+        </w:tc>
+        <w:tc>
+          <w:tcPr>
+            <w:tcW w:w="2352" w:type="dxa"/>
+            <w:shd w:val="clear" w:color="auto" w:fill="EAF2F7"/>
+            <w:vAlign w:val="center"/>
+          </w:tcPr>
+          <w:p>
+            <w:r>
+              <w:rPr>
+                <w:b w:val="0"/>
+              </w:rPr>
+            </w:r>
+          </w:p>
+        </w:tc>
+        <w:tc>
+          <w:tcPr>
+            <w:tcW w:w="2352" w:type="dxa"/>
+            <w:shd w:val="clear" w:color="auto" w:fill="EAF2F7"/>
+            <w:vAlign w:val="center"/>
+          </w:tcPr>
+          <w:p>
+            <w:r>
+              <w:rPr>
+                <w:b w:val="0"/>
+              </w:rPr>
+            </w:r>
+          </w:p>
+        </w:tc>
+        <w:tc>
+          <w:tcPr>
+            <w:tcW w:w="2352" w:type="dxa"/>
+            <w:shd w:val="clear" w:color="auto" w:fill="EAF2F7"/>
+            <w:vAlign w:val="center"/>
+          </w:tcPr>
+          <w:p>
+            <w:r>
+              <w:rPr>
+                <w:b w:val="0"/>
+              </w:rPr>
+            </w:r>
+          </w:p>
+        </w:tc>
+        <w:tc>
+          <w:tcPr>
+            <w:tcW w:w="2352" w:type="dxa"/>
+            <w:shd w:val="clear" w:color="auto" w:fill="EAF2F7"/>
+            <w:vAlign w:val="center"/>
+          </w:tcPr>
+          <w:p>
+            <w:r>
+              <w:rPr>
+                <w:b w:val="0"/>
+              </w:rPr>
+            </w:r>
+          </w:p>
+        </w:tc>
+        <w:tc>
+          <w:tcPr>
+            <w:tcW w:w="2352" w:type="dxa"/>
+            <w:shd w:val="clear" w:color="auto" w:fill="EAF2F7"/>
+            <w:vAlign w:val="center"/>
+          </w:tcPr>
+          <w:p>
+            <w:r>
+              <w:rPr>
+                <w:b w:val="0"/>
+              </w:rPr>
+            </w:r>
+          </w:p>
+        </w:tc>
+      </w:tr>
+      <w:tr>
+        <w:trPr>
+          <w:trHeight w:val="490"/>
+        </w:trPr>
+        <w:tc>
+          <w:tcPr>
+            <w:tcW w:w="2352" w:type="dxa"/>
+            <w:vAlign w:val="center"/>
+          </w:tcPr>
+          <w:p>
+            <w:r>
+              <w:rPr>
+                <w:b w:val="0"/>
+              </w:rPr>
+              <w:t>Point 3</w:t>
+            </w:r>
+          </w:p>
+        </w:tc>
+        <w:tc>
+          <w:tcPr>
+            <w:tcW w:w="2352" w:type="dxa"/>
+            <w:vAlign w:val="center"/>
+          </w:tcPr>
+          <w:p>
+            <w:r>
+              <w:rPr>
+                <w:b w:val="0"/>
+              </w:rPr>
+            </w:r>
+          </w:p>
+        </w:tc>
+        <w:tc>
+          <w:tcPr>
+            <w:tcW w:w="2352" w:type="dxa"/>
+            <w:vAlign w:val="center"/>
+          </w:tcPr>
+          <w:p>
+            <w:r>
+              <w:rPr>
+                <w:b w:val="0"/>
+              </w:rPr>
+            </w:r>
+          </w:p>
+        </w:tc>
+        <w:tc>
+          <w:tcPr>
+            <w:tcW w:w="2352" w:type="dxa"/>
+            <w:vAlign w:val="center"/>
+          </w:tcPr>
+          <w:p>
+            <w:r>
+              <w:rPr>
+                <w:b w:val="0"/>
+              </w:rPr>
+            </w:r>
+          </w:p>
+        </w:tc>
+        <w:tc>
+          <w:tcPr>
+            <w:tcW w:w="2352" w:type="dxa"/>
+            <w:vAlign w:val="center"/>
+          </w:tcPr>
+          <w:p>
+            <w:r>
+              <w:rPr>
+                <w:b w:val="0"/>
+              </w:rPr>
+            </w:r>
+          </w:p>
+        </w:tc>
+        <w:tc>
+          <w:tcPr>
+            <w:tcW w:w="2352" w:type="dxa"/>
+            <w:vAlign w:val="center"/>
+          </w:tcPr>
+          <w:p>
+            <w:r>
+              <w:rPr>
+                <w:b w:val="0"/>
+              </w:rPr>
+            </w:r>
+          </w:p>
+        </w:tc>
+      </w:tr>
+      <w:tr>
+        <w:trPr>
+          <w:trHeight w:val="490"/>
+        </w:trPr>
+        <w:tc>
+          <w:tcPr>
+            <w:tcW w:w="2352" w:type="dxa"/>
+            <w:vAlign w:val="center"/>
+          </w:tcPr>
+          <w:p>
+            <w:r>
+              <w:rPr>
+                <w:b w:val="0"/>
+              </w:rPr>
+              <w:t>Point 4</w:t>
+            </w:r>
+          </w:p>
+        </w:tc>
+        <w:tc>
+          <w:tcPr>
+            <w:tcW w:w="2352" w:type="dxa"/>
+            <w:vAlign w:val="center"/>
+          </w:tcPr>
+          <w:p>
+            <w:r>
+              <w:rPr>
+                <w:b w:val="0"/>
+              </w:rPr>
+            </w:r>
+          </w:p>
+        </w:tc>
+        <w:tc>
+          <w:tcPr>
+            <w:tcW w:w="2352" w:type="dxa"/>
+            <w:vAlign w:val="center"/>
+          </w:tcPr>
+          <w:p>
+            <w:r>
+              <w:rPr>
+                <w:b w:val="0"/>
+              </w:rPr>
+            </w:r>
+          </w:p>
+        </w:tc>
+        <w:tc>
+          <w:tcPr>
+            <w:tcW w:w="2352" w:type="dxa"/>
+            <w:vAlign w:val="center"/>
+          </w:tcPr>
+          <w:p>
+            <w:r>
+              <w:rPr>
+                <w:b w:val="0"/>
+              </w:rPr>
+            </w:r>
+          </w:p>
+        </w:tc>
+        <w:tc>
+          <w:tcPr>
+            <w:tcW w:w="2352" w:type="dxa"/>
+            <w:vAlign w:val="center"/>
+          </w:tcPr>
+          <w:p>
+            <w:r>
+              <w:rPr>
+                <w:b w:val="0"/>
+              </w:rPr>
+            </w:r>
+          </w:p>
+        </w:tc>
+        <w:tc>
+          <w:tcPr>
+            <w:tcW w:w="2352" w:type="dxa"/>
+            <w:vAlign w:val="center"/>
+          </w:tcPr>
+          <w:p>
+            <w:r>
+              <w:rPr>
+                <w:b w:val="0"/>
+              </w:rPr>
+            </w:r>
+          </w:p>
+        </w:tc>
+      </w:tr>
+      <w:tr>
+        <w:trPr>
+          <w:trHeight w:val="490"/>
+        </w:trPr>
+        <w:tc>
+          <w:tcPr>
+            <w:tcW w:w="2352" w:type="dxa"/>
+            <w:vAlign w:val="center"/>
+          </w:tcPr>
+          <w:p>
+            <w:r>
+              <w:rPr>
+                <w:b w:val="0"/>
+              </w:rPr>
+              <w:t>Point 5</w:t>
+            </w:r>
+          </w:p>
+        </w:tc>
+        <w:tc>
+          <w:tcPr>
+            <w:tcW w:w="2352" w:type="dxa"/>
+            <w:vAlign w:val="center"/>
+          </w:tcPr>
+          <w:p>
+            <w:r>
+              <w:rPr>
+                <w:b w:val="0"/>
+              </w:rPr>
+            </w:r>
+          </w:p>
+        </w:tc>
+        <w:tc>
+          <w:tcPr>
+            <w:tcW w:w="2352" w:type="dxa"/>
+            <w:vAlign w:val="center"/>
+          </w:tcPr>
+          <w:p>
+            <w:r>
+              <w:rPr>
+                <w:b w:val="0"/>
+              </w:rPr>
+            </w:r>
+          </w:p>
+        </w:tc>
+        <w:tc>
+          <w:tcPr>
+            <w:tcW w:w="2352" w:type="dxa"/>
+            <w:vAlign w:val="center"/>
+          </w:tcPr>
+          <w:p>
+            <w:r>
+              <w:rPr>
+                <w:b w:val="0"/>
+              </w:rPr>
+            </w:r>
+          </w:p>
+        </w:tc>
+        <w:tc>
+          <w:tcPr>
+            <w:tcW w:w="2352" w:type="dxa"/>
+            <w:vAlign w:val="center"/>
+          </w:tcPr>
+          <w:p>
+            <w:r>
+              <w:rPr>
+                <w:b w:val="0"/>
+              </w:rPr>
+            </w:r>
+          </w:p>
+        </w:tc>
+        <w:tc>
+          <w:tcPr>
+            <w:tcW w:w="2352" w:type="dxa"/>
+            <w:vAlign w:val="center"/>
+          </w:tcPr>
+          <w:p>
+            <w:r>
+              <w:rPr>
+                <w:b w:val="0"/>
+              </w:rPr>
+            </w:r>
+          </w:p>
+        </w:tc>
+      </w:tr>
+    </w:tbl>
+    <w:p>
+      <w:r>
+        <w:t>Predicted f0: ____________________   Measured peak frequency: ____________________</w:t>
+      </w:r>
+    </w:p>
+    <w:p>
+      <w:pPr>
+        <w:spacing w:after="200"/>
+        <w:rPr>
+          <w:i/>
+          <w:iCs/>
+        </w:rPr>
+      </w:pPr>
+      <w:r>
+        <w:rPr>
+          <w:i/>
+          <w:iCs/>
+        </w:rPr>
+        <w:t>How do the five measurements support calling this a band-pass response?</w:t>
+      </w:r>
+    </w:p>
+    <w:p>
+      <w:r>
+        <w:br/>
+        <w:br/>
+      </w:r>
+    </w:p>
+    <w:p>
+      <w:pPr>
+        <w:pStyle w:val="Heading1"/>
+      </w:pPr>
+      <w:r>
+        <w:t>Table 4 - Hidden-Message Recovery (15)</w:t>
+      </w:r>
+      <w:r>
+        <w:t xml:space="preserve"/>
+      </w:r>
+    </w:p>
+    <w:tbl>
+      <w:tblPr>
+        <w:tblStyle w:val="TableGrid"/>
+        <w:tblW w:w="11187" w:type="dxa"/>
+        <w:tblLook w:val="04A0" w:firstRow="1" w:lastRow="0" w:firstColumn="1" w:lastColumn="0" w:noHBand="0" w:noVBand="1"/>
+      </w:tblPr>
+      <w:tblGrid>
+        <w:gridCol w:w="2178"/>
+        <w:gridCol w:w="2579"/>
+        <w:gridCol w:w="2809"/>
+        <w:gridCol w:w="3621"/>
+      </w:tblGrid>
+      <w:tr>
+        <w:trPr>
+          <w:trHeight w:val="432"/>
+          <w:tblHeader/>
+        </w:trPr>
+        <w:tc>
+          <w:tcPr>
+            <w:tcW w:w="2178" w:type="dxa"/>
+            <w:shd w:val="clear" w:color="auto" w:fill="17324D"/>
+            <w:vAlign w:val="center"/>
+          </w:tcPr>
+          <w:p>
+            <w:r>
+              <w:rPr>
+                <w:b/>
+                <w:color w:val="FFFFFF"/>
+              </w:rPr>
+              <w:t>Condition</w:t>
+            </w:r>
+          </w:p>
+        </w:tc>
+        <w:tc>
+          <w:tcPr>
+            <w:tcW w:w="2579" w:type="dxa"/>
+            <w:shd w:val="clear" w:color="auto" w:fill="17324D"/>
+            <w:vAlign w:val="center"/>
+          </w:tcPr>
+          <w:p>
+            <w:r>
+              <w:rPr>
+                <w:b/>
+                <w:color w:val="FFFFFF"/>
+              </w:rPr>
+              <w:t>Observed waveform or sound</w:t>
+            </w:r>
+          </w:p>
+        </w:tc>
+        <w:tc>
+          <w:tcPr>
+            <w:tcW w:w="2809" w:type="dxa"/>
+            <w:shd w:val="clear" w:color="auto" w:fill="17324D"/>
+            <w:vAlign w:val="center"/>
+          </w:tcPr>
+          <w:p>
+            <w:r>
+              <w:rPr>
+                <w:b/>
+                <w:color w:val="FFFFFF"/>
+              </w:rPr>
+              <w:t>Measured evidence</w:t>
+            </w:r>
+          </w:p>
+        </w:tc>
+        <w:tc>
+          <w:tcPr>
+            <w:tcW w:w="3621" w:type="dxa"/>
+            <w:shd w:val="clear" w:color="auto" w:fill="17324D"/>
+            <w:vAlign w:val="center"/>
+          </w:tcPr>
+          <w:p>
+            <w:r>
+              <w:rPr>
+                <w:b/>
+                <w:color w:val="FFFFFF"/>
+              </w:rPr>
+              <w:t>Interpretation</w:t>
+            </w:r>
+          </w:p>
+        </w:tc>
+      </w:tr>
+      <w:tr>
+        <w:trPr>
+          <w:trHeight w:val="490"/>
+        </w:trPr>
+        <w:tc>
+          <w:tcPr>
+            <w:tcW w:w="2178" w:type="dxa"/>
+            <w:vAlign w:val="center"/>
+          </w:tcPr>
+          <w:p>
+            <w:r>
+              <w:rPr>
+                <w:b w:val="0"/>
+              </w:rPr>
+              <w:t>Unfiltered composite input</w:t>
+            </w:r>
+          </w:p>
+        </w:tc>
+        <w:tc>
+          <w:tcPr>
+            <w:tcW w:w="2579" w:type="dxa"/>
+            <w:vAlign w:val="center"/>
+          </w:tcPr>
+          <w:p>
+            <w:r>
+              <w:rPr>
+                <w:b w:val="0"/>
+              </w:rPr>
+            </w:r>
+          </w:p>
+        </w:tc>
+        <w:tc>
+          <w:tcPr>
+            <w:tcW w:w="2809" w:type="dxa"/>
+            <w:vAlign w:val="center"/>
+          </w:tcPr>
+          <w:p>
+            <w:r>
+              <w:rPr>
+                <w:b w:val="0"/>
+              </w:rPr>
+            </w:r>
+          </w:p>
+        </w:tc>
+        <w:tc>
+          <w:tcPr>
+            <w:tcW w:w="3621" w:type="dxa"/>
+          </w:tcPr>
+          <w:p>
+            <w:r>
+              <w:rPr>
+                <w:b w:val="0"/>
+              </w:rPr>
+            </w:r>
+          </w:p>
+        </w:tc>
+      </w:tr>
+      <w:tr>
+        <w:trPr>
+          <w:trHeight w:val="490"/>
+        </w:trPr>
+        <w:tc>
+          <w:tcPr>
+            <w:tcW w:w="2178" w:type="dxa"/>
+            <w:vAlign w:val="center"/>
+          </w:tcPr>
+          <w:p>
+            <w:r>
+              <w:rPr>
+                <w:b w:val="0"/>
+              </w:rPr>
+              <w:t>Filtered RLC output</w:t>
             </w:r>
           </w:p>
         </w:tc>
@@ -715,579 +2119,7 @@
               <w:rPr>
                 <w:b w:val="0"/>
               </w:rPr>
-              <w:t>Point 3</w:t>
-            </w:r>
-          </w:p>
-        </w:tc>
-        <w:tc>
-          <w:tcPr>
-            <w:tcW w:w="2579" w:type="dxa"/>
-            <w:shd w:val="clear" w:color="auto" w:fill="EAF2F7"/>
-            <w:vAlign w:val="center"/>
-          </w:tcPr>
-          <w:p>
-            <w:r>
-              <w:rPr>
-                <w:b w:val="0"/>
-              </w:rPr>
-            </w:r>
-          </w:p>
-        </w:tc>
-        <w:tc>
-          <w:tcPr>
-            <w:tcW w:w="2809" w:type="dxa"/>
-            <w:shd w:val="clear" w:color="auto" w:fill="EAF2F7"/>
-            <w:vAlign w:val="center"/>
-          </w:tcPr>
-          <w:p>
-            <w:r>
-              <w:rPr>
-                <w:b w:val="0"/>
-              </w:rPr>
-            </w:r>
-          </w:p>
-        </w:tc>
-        <w:tc>
-          <w:tcPr>
-            <w:tcW w:w="3621" w:type="dxa"/>
-            <w:shd w:val="clear" w:color="auto" w:fill="EAF2F7"/>
-          </w:tcPr>
-          <w:p>
-            <w:r>
-              <w:rPr>
-                <w:b w:val="0"/>
-              </w:rPr>
-            </w:r>
-          </w:p>
-        </w:tc>
-      </w:tr>
-      <w:tr>
-        <w:trPr>
-          <w:trHeight w:val="490"/>
-        </w:trPr>
-        <w:tc>
-          <w:tcPr>
-            <w:tcW w:w="2178" w:type="dxa"/>
-            <w:vAlign w:val="center"/>
-          </w:tcPr>
-          <w:p>
-            <w:r>
-              <w:rPr>
-                <w:b w:val="0"/>
-              </w:rPr>
-              <w:t>Point 4</w:t>
-            </w:r>
-          </w:p>
-        </w:tc>
-        <w:tc>
-          <w:tcPr>
-            <w:tcW w:w="2579" w:type="dxa"/>
-            <w:vAlign w:val="center"/>
-          </w:tcPr>
-          <w:p>
-            <w:r>
-              <w:rPr>
-                <w:b w:val="0"/>
-              </w:rPr>
-            </w:r>
-          </w:p>
-        </w:tc>
-        <w:tc>
-          <w:tcPr>
-            <w:tcW w:w="2809" w:type="dxa"/>
-            <w:vAlign w:val="center"/>
-          </w:tcPr>
-          <w:p>
-            <w:r>
-              <w:rPr>
-                <w:b w:val="0"/>
-              </w:rPr>
-            </w:r>
-          </w:p>
-        </w:tc>
-        <w:tc>
-          <w:tcPr>
-            <w:tcW w:w="3621" w:type="dxa"/>
-          </w:tcPr>
-          <w:p>
-            <w:r>
-              <w:rPr>
-                <w:b w:val="0"/>
-              </w:rPr>
-            </w:r>
-          </w:p>
-        </w:tc>
-      </w:tr>
-      <w:tr>
-        <w:trPr>
-          <w:trHeight w:val="490"/>
-        </w:trPr>
-        <w:tc>
-          <w:tcPr>
-            <w:tcW w:w="2178" w:type="dxa"/>
-            <w:shd w:val="clear" w:color="auto" w:fill="EAF2F7"/>
-            <w:vAlign w:val="center"/>
-          </w:tcPr>
-          <w:p>
-            <w:r>
-              <w:rPr>
-                <w:b w:val="0"/>
-              </w:rPr>
-              <w:t>Point 5</w:t>
-            </w:r>
-          </w:p>
-        </w:tc>
-        <w:tc>
-          <w:tcPr>
-            <w:tcW w:w="2579" w:type="dxa"/>
-            <w:shd w:val="clear" w:color="auto" w:fill="EAF2F7"/>
-            <w:vAlign w:val="center"/>
-          </w:tcPr>
-          <w:p>
-            <w:r>
-              <w:rPr>
-                <w:b w:val="0"/>
-              </w:rPr>
-            </w:r>
-          </w:p>
-        </w:tc>
-        <w:tc>
-          <w:tcPr>
-            <w:tcW w:w="2809" w:type="dxa"/>
-            <w:shd w:val="clear" w:color="auto" w:fill="EAF2F7"/>
-            <w:vAlign w:val="center"/>
-          </w:tcPr>
-          <w:p>
-            <w:r>
-              <w:rPr>
-                <w:b w:val="0"/>
-              </w:rPr>
-            </w:r>
-          </w:p>
-        </w:tc>
-        <w:tc>
-          <w:tcPr>
-            <w:tcW w:w="3621" w:type="dxa"/>
-            <w:shd w:val="clear" w:color="auto" w:fill="EAF2F7"/>
-          </w:tcPr>
-          <w:p>
-            <w:r>
-              <w:rPr>
-                <w:b w:val="0"/>
-              </w:rPr>
-            </w:r>
-          </w:p>
-        </w:tc>
-      </w:tr>
-      <w:tr>
-        <w:trPr>
-          <w:trHeight w:val="490"/>
-        </w:trPr>
-        <w:tc>
-          <w:tcPr>
-            <w:tcW w:w="2178" w:type="dxa"/>
-            <w:vAlign w:val="center"/>
-          </w:tcPr>
-          <w:p>
-            <w:r>
-              <w:rPr>
-                <w:b w:val="0"/>
-              </w:rPr>
-              <w:t>Point 6</w:t>
-            </w:r>
-          </w:p>
-        </w:tc>
-        <w:tc>
-          <w:tcPr>
-            <w:tcW w:w="2579" w:type="dxa"/>
-            <w:vAlign w:val="center"/>
-          </w:tcPr>
-          <w:p>
-            <w:r>
-              <w:rPr>
-                <w:b w:val="0"/>
-              </w:rPr>
-            </w:r>
-          </w:p>
-        </w:tc>
-        <w:tc>
-          <w:tcPr>
-            <w:tcW w:w="2809" w:type="dxa"/>
-            <w:vAlign w:val="center"/>
-          </w:tcPr>
-          <w:p>
-            <w:r>
-              <w:rPr>
-                <w:b w:val="0"/>
-              </w:rPr>
-            </w:r>
-          </w:p>
-        </w:tc>
-        <w:tc>
-          <w:tcPr>
-            <w:tcW w:w="3621" w:type="dxa"/>
-          </w:tcPr>
-          <w:p>
-            <w:r>
-              <w:rPr>
-                <w:b w:val="0"/>
-              </w:rPr>
-            </w:r>
-          </w:p>
-        </w:tc>
-      </w:tr>
-    </w:tbl>
-    <w:p>
-      <w:r>
-        <w:t>Measured f0: __________  Half-power ratio: __________  fL: __________  fH: __________  BW: __________  Q: __________</w:t>
-      </w:r>
-    </w:p>
-    <w:p>
-      <w:r>
-        <w:br w:type="page"/>
-      </w:r>
-    </w:p>
-    <w:p>
-      <w:pPr>
-        <w:pStyle w:val="Heading1"/>
-      </w:pPr>
-      <w:r>
-        <w:t>Table 3 - Selectivity and Retuning (20)</w:t>
-      </w:r>
-      <w:r>
-        <w:t xml:space="preserve"/>
-      </w:r>
-    </w:p>
-    <w:tbl>
-      <w:tblPr>
-        <w:tblStyle w:val="TableGrid"/>
-        <w:tblW w:w="11187" w:type="dxa"/>
-        <w:tblLook w:val="04A0" w:firstRow="1" w:lastRow="0" w:firstColumn="1" w:lastColumn="0" w:noHBand="0" w:noVBand="1"/>
-      </w:tblPr>
-      <w:tblGrid>
-        <w:gridCol w:w="2178"/>
-        <w:gridCol w:w="2579"/>
-        <w:gridCol w:w="2809"/>
-        <w:gridCol w:w="3621"/>
-      </w:tblGrid>
-      <w:tr>
-        <w:trPr>
-          <w:trHeight w:val="432"/>
-          <w:tblHeader/>
-        </w:trPr>
-        <w:tc>
-          <w:tcPr>
-            <w:tcW w:w="2178" w:type="dxa"/>
-            <w:shd w:val="clear" w:color="auto" w:fill="17324D"/>
-            <w:vAlign w:val="center"/>
-          </w:tcPr>
-          <w:p>
-            <w:r>
-              <w:rPr>
-                <w:b/>
-                <w:color w:val="FFFFFF"/>
-              </w:rPr>
-              <w:t>Condition</w:t>
-            </w:r>
-          </w:p>
-        </w:tc>
-        <w:tc>
-          <w:tcPr>
-            <w:tcW w:w="2579" w:type="dxa"/>
-            <w:shd w:val="clear" w:color="auto" w:fill="17324D"/>
-            <w:vAlign w:val="center"/>
-          </w:tcPr>
-          <w:p>
-            <w:r>
-              <w:rPr>
-                <w:b/>
-                <w:color w:val="FFFFFF"/>
-              </w:rPr>
-              <w:t>Frequency</w:t>
-            </w:r>
-          </w:p>
-        </w:tc>
-        <w:tc>
-          <w:tcPr>
-            <w:tcW w:w="2809" w:type="dxa"/>
-            <w:shd w:val="clear" w:color="auto" w:fill="17324D"/>
-            <w:vAlign w:val="center"/>
-          </w:tcPr>
-          <w:p>
-            <w:r>
-              <w:rPr>
-                <w:b/>
-                <w:color w:val="FFFFFF"/>
-              </w:rPr>
-              <w:t>Vin (Vpp)</w:t>
-            </w:r>
-          </w:p>
-        </w:tc>
-        <w:tc>
-          <w:tcPr>
-            <w:tcW w:w="3621" w:type="dxa"/>
-            <w:shd w:val="clear" w:color="auto" w:fill="17324D"/>
-            <w:vAlign w:val="center"/>
-          </w:tcPr>
-          <w:p>
-            <w:r>
-              <w:rPr>
-                <w:b/>
-                <w:color w:val="FFFFFF"/>
-              </w:rPr>
-              <w:t>Vout / Vin</w:t>
-            </w:r>
-          </w:p>
-        </w:tc>
-      </w:tr>
-      <w:tr>
-        <w:trPr>
-          <w:trHeight w:val="490"/>
-        </w:trPr>
-        <w:tc>
-          <w:tcPr>
-            <w:tcW w:w="2178" w:type="dxa"/>
-            <w:vAlign w:val="center"/>
-          </w:tcPr>
-          <w:p>
-            <w:r>
-              <w:rPr>
-                <w:b w:val="0"/>
-              </w:rPr>
-              <w:t>Desired tone</w:t>
-            </w:r>
-          </w:p>
-        </w:tc>
-        <w:tc>
-          <w:tcPr>
-            <w:tcW w:w="2579" w:type="dxa"/>
-            <w:vAlign w:val="center"/>
-          </w:tcPr>
-          <w:p>
-            <w:r>
-              <w:rPr>
-                <w:b w:val="0"/>
-              </w:rPr>
-            </w:r>
-          </w:p>
-        </w:tc>
-        <w:tc>
-          <w:tcPr>
-            <w:tcW w:w="2809" w:type="dxa"/>
-            <w:vAlign w:val="center"/>
-          </w:tcPr>
-          <w:p>
-            <w:r>
-              <w:rPr>
-                <w:b w:val="0"/>
-              </w:rPr>
-            </w:r>
-          </w:p>
-        </w:tc>
-        <w:tc>
-          <w:tcPr>
-            <w:tcW w:w="3621" w:type="dxa"/>
-          </w:tcPr>
-          <w:p>
-            <w:r>
-              <w:rPr>
-                <w:b w:val="0"/>
-              </w:rPr>
-            </w:r>
-          </w:p>
-        </w:tc>
-      </w:tr>
-      <w:tr>
-        <w:trPr>
-          <w:trHeight w:val="490"/>
-        </w:trPr>
-        <w:tc>
-          <w:tcPr>
-            <w:tcW w:w="2178" w:type="dxa"/>
-            <w:vAlign w:val="center"/>
-          </w:tcPr>
-          <w:p>
-            <w:r>
-              <w:rPr>
-                <w:b w:val="0"/>
-              </w:rPr>
-              <w:t>Off-channel tone</w:t>
-            </w:r>
-          </w:p>
-        </w:tc>
-        <w:tc>
-          <w:tcPr>
-            <w:tcW w:w="2579" w:type="dxa"/>
-            <w:vAlign w:val="center"/>
-          </w:tcPr>
-          <w:p>
-            <w:r>
-              <w:rPr>
-                <w:b w:val="0"/>
-              </w:rPr>
-            </w:r>
-          </w:p>
-        </w:tc>
-        <w:tc>
-          <w:tcPr>
-            <w:tcW w:w="2809" w:type="dxa"/>
-            <w:vAlign w:val="center"/>
-          </w:tcPr>
-          <w:p>
-            <w:r>
-              <w:rPr>
-                <w:b w:val="0"/>
-              </w:rPr>
-            </w:r>
-          </w:p>
-        </w:tc>
-        <w:tc>
-          <w:tcPr>
-            <w:tcW w:w="3621" w:type="dxa"/>
-          </w:tcPr>
-          <w:p>
-            <w:r>
-              <w:rPr>
-                <w:b w:val="0"/>
-              </w:rPr>
-            </w:r>
-          </w:p>
-        </w:tc>
-      </w:tr>
-      <w:tr>
-        <w:trPr>
-          <w:trHeight w:val="490"/>
-        </w:trPr>
-        <w:tc>
-          <w:tcPr>
-            <w:tcW w:w="2178" w:type="dxa"/>
-            <w:shd w:val="clear" w:color="auto" w:fill="EAF2F7"/>
-            <w:vAlign w:val="center"/>
-          </w:tcPr>
-          <w:p>
-            <w:r>
-              <w:rPr>
-                <w:b w:val="0"/>
-              </w:rPr>
-              <w:t>C1 at original f0</w:t>
-            </w:r>
-          </w:p>
-        </w:tc>
-        <w:tc>
-          <w:tcPr>
-            <w:tcW w:w="2579" w:type="dxa"/>
-            <w:shd w:val="clear" w:color="auto" w:fill="EAF2F7"/>
-            <w:vAlign w:val="center"/>
-          </w:tcPr>
-          <w:p>
-            <w:r>
-              <w:rPr>
-                <w:b w:val="0"/>
-              </w:rPr>
-            </w:r>
-          </w:p>
-        </w:tc>
-        <w:tc>
-          <w:tcPr>
-            <w:tcW w:w="2809" w:type="dxa"/>
-            <w:shd w:val="clear" w:color="auto" w:fill="EAF2F7"/>
-            <w:vAlign w:val="center"/>
-          </w:tcPr>
-          <w:p>
-            <w:r>
-              <w:rPr>
-                <w:b w:val="0"/>
-              </w:rPr>
-            </w:r>
-          </w:p>
-        </w:tc>
-        <w:tc>
-          <w:tcPr>
-            <w:tcW w:w="3621" w:type="dxa"/>
-            <w:shd w:val="clear" w:color="auto" w:fill="EAF2F7"/>
-          </w:tcPr>
-          <w:p>
-            <w:r>
-              <w:rPr>
-                <w:b w:val="0"/>
-              </w:rPr>
-            </w:r>
-          </w:p>
-        </w:tc>
-      </w:tr>
-      <w:tr>
-        <w:trPr>
-          <w:trHeight w:val="490"/>
-        </w:trPr>
-        <w:tc>
-          <w:tcPr>
-            <w:tcW w:w="2178" w:type="dxa"/>
-            <w:vAlign w:val="center"/>
-          </w:tcPr>
-          <w:p>
-            <w:r>
-              <w:rPr>
-                <w:b w:val="0"/>
-              </w:rPr>
-              <w:t>C2 at original f0</w:t>
-            </w:r>
-          </w:p>
-        </w:tc>
-        <w:tc>
-          <w:tcPr>
-            <w:tcW w:w="2579" w:type="dxa"/>
-            <w:vAlign w:val="center"/>
-          </w:tcPr>
-          <w:p>
-            <w:r>
-              <w:rPr>
-                <w:b w:val="0"/>
-              </w:rPr>
-            </w:r>
-          </w:p>
-        </w:tc>
-        <w:tc>
-          <w:tcPr>
-            <w:tcW w:w="2809" w:type="dxa"/>
-            <w:vAlign w:val="center"/>
-          </w:tcPr>
-          <w:p>
-            <w:r>
-              <w:rPr>
-                <w:b w:val="0"/>
-              </w:rPr>
-            </w:r>
-          </w:p>
-        </w:tc>
-        <w:tc>
-          <w:tcPr>
-            <w:tcW w:w="3621" w:type="dxa"/>
-          </w:tcPr>
-          <w:p>
-            <w:r>
-              <w:rPr>
-                <w:b w:val="0"/>
-              </w:rPr>
-            </w:r>
-          </w:p>
-        </w:tc>
-      </w:tr>
-      <w:tr>
-        <w:trPr>
-          <w:trHeight w:val="490"/>
-        </w:trPr>
-        <w:tc>
-          <w:tcPr>
-            <w:tcW w:w="2178" w:type="dxa"/>
-            <w:shd w:val="clear" w:color="auto" w:fill="EAF2F7"/>
-            <w:vAlign w:val="center"/>
-          </w:tcPr>
-          <w:p>
-            <w:r>
-              <w:rPr>
-                <w:b w:val="0"/>
-              </w:rPr>
-              <w:t>C2 near predicted new f0</w:t>
+              <w:t>Decoded Morse word</w:t>
             </w:r>
           </w:p>
         </w:tc>
@@ -1335,11 +2167,6 @@
       </w:tr>
     </w:tbl>
     <w:p>
-      <w:r>
-        <w:t>Interferer/desired output ratio: __________   Predicted new f0 with C2: __________</w:t>
-      </w:r>
-    </w:p>
-    <w:p>
       <w:pPr>
         <w:spacing w:after="200"/>
         <w:rPr>
@@ -1352,29 +2179,7 @@
           <w:i/>
           <w:iCs/>
         </w:rPr>
-        <w:t>Why are the measured bandwidth and Q estimates rather than exact values?</w:t>
-      </w:r>
-    </w:p>
-    <w:p>
-      <w:r>
-        <w:br/>
-        <w:br/>
-      </w:r>
-    </w:p>
-    <w:p>
-      <w:pPr>
-        <w:spacing w:after="200"/>
-        <w:rPr>
-          <w:i/>
-          <w:iCs/>
-        </w:rPr>
-      </w:pPr>
-      <w:r>
-        <w:rPr>
-          <w:i/>
-          <w:iCs/>
-        </w:rPr>
-        <w:t>Did the capacitor change shift the favored frequency in the predicted direction? Cite the measurements.</w:t>
+        <w:t>Which directly observed change made the decoded word more defensible than a guess?</w:t>
       </w:r>
     </w:p>
     <w:p>
@@ -1410,12 +2215,12 @@
         <w:pStyle w:val="Heading2"/>
       </w:pPr>
       <w:r>
-        <w:t>Series-RLC Circuit</w:t>
+        <w:t>RC or RL Response</w:t>
       </w:r>
     </w:p>
     <w:p>
       <w:r>
-        <w:t>Pictured: Circuit, component placement, source connection, and both probe locations.</w:t>
+        <w:t>Pictured: Input and output together with frequency, amplitudes, scales, and probe factors readable.</w:t>
       </w:r>
     </w:p>
     <w:p>
@@ -1434,12 +2239,36 @@
         <w:pStyle w:val="Heading2"/>
       </w:pPr>
       <w:r>
-        <w:t>Desired and Off-Channel Comparison</w:t>
+        <w:t>Series-RLC Circuit</w:t>
       </w:r>
     </w:p>
     <w:p>
       <w:r>
-        <w:t>Pictured: Labeled equal-input desired and off-channel conditions with frequency, Vin, Vout, and scales readable.</w:t>
+        <w:t>Pictured: C, L, R, source, common, and both probe locations before moving to the audio station.</w:t>
+      </w:r>
+    </w:p>
+    <w:p>
+      <w:r>
+        <w:br/>
+        <w:br/>
+        <w:br/>
+        <w:br/>
+        <w:br/>
+        <w:br/>
+        <w:br/>
+      </w:r>
+    </w:p>
+    <w:p>
+      <w:pPr>
+        <w:pStyle w:val="Heading2"/>
+      </w:pPr>
+      <w:r>
+        <w:t>Message Recovery</w:t>
+      </w:r>
+    </w:p>
+    <w:p>
+      <w:r>
+        <w:t>Pictured: Composite input and filtered output with both channels, scales, and amplitudes readable.</w:t>
       </w:r>
     </w:p>
     <w:p>
@@ -1536,7 +2365,7 @@
           <w:i/>
           <w:iCs/>
         </w:rPr>
-        <w:t xml:space="preserve">What was the measured pass frequency, and how closely did it agree with the prediction?</w:t>
+        <w:t xml:space="preserve">How did the RC high-pass and RL low-pass measurements differ?</w:t>
       </w:r>
       <w:r>
         <w:rPr>
@@ -1563,7 +2392,7 @@
           <w:i/>
           <w:iCs/>
         </w:rPr>
-        <w:t xml:space="preserve">How strongly did the channel reduce the tested off-channel tone relative to the desired tone?</w:t>
+        <w:t xml:space="preserve">What was the measured RLC pass frequency, and how closely did it agree with the prediction?</w:t>
       </w:r>
       <w:r>
         <w:rPr>
@@ -1590,7 +2419,7 @@
           <w:i/>
           <w:iCs/>
         </w:rPr>
-        <w:t xml:space="preserve">How did the capacitor change affect the favored frequency, and why?</w:t>
+        <w:t xml:space="preserve">Why did the Morse-code carrier become easier to recognize after filtering?</w:t>
       </w:r>
       <w:r>
         <w:rPr>
@@ -1617,7 +2446,7 @@
           <w:i/>
           <w:iCs/>
         </w:rPr>
-        <w:t xml:space="preserve">What does this test support, and what broader interference claim does it not prove?</w:t>
+        <w:t xml:space="preserve">What interference would this filter not remove, and what does the result not establish about source or intent?</w:t>
       </w:r>
       <w:r>
         <w:rPr>

--- a/assets/labs/lab-04-report.docx
+++ b/assets/labs/lab-04-report.docx
@@ -44,7 +44,7 @@
         <w:pStyle w:val="Heading1"/>
       </w:pPr>
       <w:r>
-        <w:t>Table 1 - Components, Settings, and RC High-Pass Test (15)</w:t>
+        <w:t>Table 1 - Components, Settings, and Prediction (15)</w:t>
       </w:r>
       <w:r>
         <w:t xml:space="preserve"/>
@@ -52,499 +52,9 @@
     </w:p>
     <w:p>
       <w:r>
-        <w:t>Use the measured or approved values supplied with your kit. Keep source amplitude fixed during every frequency comparison.</w:t>
+        <w:t>Record the values actually used. Use resistance mode only while the circuit is disconnected from every source.</w:t>
       </w:r>
     </w:p>
-    <w:tbl>
-      <w:tblPr>
-        <w:tblStyle w:val="TableGrid"/>
-        <w:tblW w:w="11187" w:type="dxa"/>
-        <w:tblLook w:val="04A0" w:firstRow="1" w:lastRow="0" w:firstColumn="1" w:lastColumn="0" w:noHBand="0" w:noVBand="1"/>
-      </w:tblPr>
-      <w:tblGrid>
-        <w:gridCol w:w="2178"/>
-        <w:gridCol w:w="2579"/>
-        <w:gridCol w:w="2809"/>
-        <w:gridCol w:w="3621"/>
-      </w:tblGrid>
-      <w:tr>
-        <w:trPr>
-          <w:trHeight w:val="432"/>
-          <w:tblHeader/>
-        </w:trPr>
-        <w:tc>
-          <w:tcPr>
-            <w:tcW w:w="2178" w:type="dxa"/>
-            <w:shd w:val="clear" w:color="auto" w:fill="17324D"/>
-            <w:vAlign w:val="center"/>
-          </w:tcPr>
-          <w:p>
-            <w:r>
-              <w:rPr>
-                <w:b/>
-                <w:color w:val="FFFFFF"/>
-              </w:rPr>
-              <w:t>Quantity or setting</w:t>
-            </w:r>
-          </w:p>
-        </w:tc>
-        <w:tc>
-          <w:tcPr>
-            <w:tcW w:w="2579" w:type="dxa"/>
-            <w:shd w:val="clear" w:color="auto" w:fill="17324D"/>
-            <w:vAlign w:val="center"/>
-          </w:tcPr>
-          <w:p>
-            <w:r>
-              <w:rPr>
-                <w:b/>
-                <w:color w:val="FFFFFF"/>
-              </w:rPr>
-              <w:t>Value</w:t>
-            </w:r>
-          </w:p>
-        </w:tc>
-        <w:tc>
-          <w:tcPr>
-            <w:tcW w:w="2809" w:type="dxa"/>
-            <w:shd w:val="clear" w:color="auto" w:fill="17324D"/>
-            <w:vAlign w:val="center"/>
-          </w:tcPr>
-          <w:p>
-            <w:r>
-              <w:rPr>
-                <w:b/>
-                <w:color w:val="FFFFFF"/>
-              </w:rPr>
-              <w:t>Unit</w:t>
-            </w:r>
-          </w:p>
-        </w:tc>
-        <w:tc>
-          <w:tcPr>
-            <w:tcW w:w="3621" w:type="dxa"/>
-            <w:shd w:val="clear" w:color="auto" w:fill="17324D"/>
-            <w:vAlign w:val="center"/>
-          </w:tcPr>
-          <w:p>
-            <w:r>
-              <w:rPr>
-                <w:b/>
-                <w:color w:val="FFFFFF"/>
-              </w:rPr>
-              <w:t>Calculation / note</w:t>
-            </w:r>
-          </w:p>
-        </w:tc>
-      </w:tr>
-      <w:tr>
-        <w:trPr>
-          <w:trHeight w:val="490"/>
-        </w:trPr>
-        <w:tc>
-          <w:tcPr>
-            <w:tcW w:w="2178" w:type="dxa"/>
-            <w:vAlign w:val="center"/>
-          </w:tcPr>
-          <w:p>
-            <w:r>
-              <w:rPr>
-                <w:b w:val="0"/>
-              </w:rPr>
-              <w:t>Resistor R</w:t>
-            </w:r>
-          </w:p>
-        </w:tc>
-        <w:tc>
-          <w:tcPr>
-            <w:tcW w:w="2579" w:type="dxa"/>
-            <w:vAlign w:val="center"/>
-          </w:tcPr>
-          <w:p>
-            <w:r>
-              <w:rPr>
-                <w:b w:val="0"/>
-              </w:rPr>
-            </w:r>
-          </w:p>
-        </w:tc>
-        <w:tc>
-          <w:tcPr>
-            <w:tcW w:w="2809" w:type="dxa"/>
-            <w:vAlign w:val="center"/>
-          </w:tcPr>
-          <w:p>
-            <w:r>
-              <w:rPr>
-                <w:b w:val="0"/>
-              </w:rPr>
-            </w:r>
-          </w:p>
-        </w:tc>
-        <w:tc>
-          <w:tcPr>
-            <w:tcW w:w="3621" w:type="dxa"/>
-          </w:tcPr>
-          <w:p>
-            <w:r>
-              <w:rPr>
-                <w:b w:val="0"/>
-              </w:rPr>
-            </w:r>
-          </w:p>
-        </w:tc>
-      </w:tr>
-      <w:tr>
-        <w:trPr>
-          <w:trHeight w:val="490"/>
-        </w:trPr>
-        <w:tc>
-          <w:tcPr>
-            <w:tcW w:w="2178" w:type="dxa"/>
-            <w:vAlign w:val="center"/>
-          </w:tcPr>
-          <w:p>
-            <w:r>
-              <w:rPr>
-                <w:b w:val="0"/>
-              </w:rPr>
-              <w:t>Inductor L</w:t>
-            </w:r>
-          </w:p>
-        </w:tc>
-        <w:tc>
-          <w:tcPr>
-            <w:tcW w:w="2579" w:type="dxa"/>
-            <w:vAlign w:val="center"/>
-          </w:tcPr>
-          <w:p>
-            <w:r>
-              <w:rPr>
-                <w:b w:val="0"/>
-              </w:rPr>
-            </w:r>
-          </w:p>
-        </w:tc>
-        <w:tc>
-          <w:tcPr>
-            <w:tcW w:w="2809" w:type="dxa"/>
-            <w:vAlign w:val="center"/>
-          </w:tcPr>
-          <w:p>
-            <w:r>
-              <w:rPr>
-                <w:b w:val="0"/>
-              </w:rPr>
-            </w:r>
-          </w:p>
-        </w:tc>
-        <w:tc>
-          <w:tcPr>
-            <w:tcW w:w="3621" w:type="dxa"/>
-          </w:tcPr>
-          <w:p>
-            <w:r>
-              <w:rPr>
-                <w:b w:val="0"/>
-              </w:rPr>
-            </w:r>
-          </w:p>
-        </w:tc>
-      </w:tr>
-      <w:tr>
-        <w:trPr>
-          <w:trHeight w:val="490"/>
-        </w:trPr>
-        <w:tc>
-          <w:tcPr>
-            <w:tcW w:w="2178" w:type="dxa"/>
-            <w:shd w:val="clear" w:color="auto" w:fill="EAF2F7"/>
-            <w:vAlign w:val="center"/>
-          </w:tcPr>
-          <w:p>
-            <w:r>
-              <w:rPr>
-                <w:b w:val="0"/>
-              </w:rPr>
-              <w:t>Inductor winding resistance</w:t>
-            </w:r>
-          </w:p>
-        </w:tc>
-        <w:tc>
-          <w:tcPr>
-            <w:tcW w:w="2579" w:type="dxa"/>
-            <w:shd w:val="clear" w:color="auto" w:fill="EAF2F7"/>
-            <w:vAlign w:val="center"/>
-          </w:tcPr>
-          <w:p>
-            <w:r>
-              <w:rPr>
-                <w:b w:val="0"/>
-              </w:rPr>
-            </w:r>
-          </w:p>
-        </w:tc>
-        <w:tc>
-          <w:tcPr>
-            <w:tcW w:w="2809" w:type="dxa"/>
-            <w:shd w:val="clear" w:color="auto" w:fill="EAF2F7"/>
-            <w:vAlign w:val="center"/>
-          </w:tcPr>
-          <w:p>
-            <w:r>
-              <w:rPr>
-                <w:b w:val="0"/>
-              </w:rPr>
-            </w:r>
-          </w:p>
-        </w:tc>
-        <w:tc>
-          <w:tcPr>
-            <w:tcW w:w="3621" w:type="dxa"/>
-            <w:shd w:val="clear" w:color="auto" w:fill="EAF2F7"/>
-          </w:tcPr>
-          <w:p>
-            <w:r>
-              <w:rPr>
-                <w:b w:val="0"/>
-              </w:rPr>
-            </w:r>
-          </w:p>
-        </w:tc>
-      </w:tr>
-      <w:tr>
-        <w:trPr>
-          <w:trHeight w:val="490"/>
-        </w:trPr>
-        <w:tc>
-          <w:tcPr>
-            <w:tcW w:w="2178" w:type="dxa"/>
-            <w:vAlign w:val="center"/>
-          </w:tcPr>
-          <w:p>
-            <w:r>
-              <w:rPr>
-                <w:b w:val="0"/>
-              </w:rPr>
-              <w:t>Capacitor C</w:t>
-            </w:r>
-          </w:p>
-        </w:tc>
-        <w:tc>
-          <w:tcPr>
-            <w:tcW w:w="2579" w:type="dxa"/>
-            <w:vAlign w:val="center"/>
-          </w:tcPr>
-          <w:p>
-            <w:r>
-              <w:rPr>
-                <w:b w:val="0"/>
-              </w:rPr>
-            </w:r>
-          </w:p>
-        </w:tc>
-        <w:tc>
-          <w:tcPr>
-            <w:tcW w:w="2809" w:type="dxa"/>
-            <w:vAlign w:val="center"/>
-          </w:tcPr>
-          <w:p>
-            <w:r>
-              <w:rPr>
-                <w:b w:val="0"/>
-              </w:rPr>
-            </w:r>
-          </w:p>
-        </w:tc>
-        <w:tc>
-          <w:tcPr>
-            <w:tcW w:w="3621" w:type="dxa"/>
-          </w:tcPr>
-          <w:p>
-            <w:r>
-              <w:rPr>
-                <w:b w:val="0"/>
-              </w:rPr>
-            </w:r>
-          </w:p>
-        </w:tc>
-      </w:tr>
-      <w:tr>
-        <w:trPr>
-          <w:trHeight w:val="490"/>
-        </w:trPr>
-        <w:tc>
-          <w:tcPr>
-            <w:tcW w:w="2178" w:type="dxa"/>
-            <w:shd w:val="clear" w:color="auto" w:fill="EAF2F7"/>
-            <w:vAlign w:val="center"/>
-          </w:tcPr>
-          <w:p>
-            <w:r>
-              <w:rPr>
-                <w:b w:val="0"/>
-              </w:rPr>
-              <w:t>Source-resistance allowance</w:t>
-            </w:r>
-          </w:p>
-        </w:tc>
-        <w:tc>
-          <w:tcPr>
-            <w:tcW w:w="2579" w:type="dxa"/>
-            <w:shd w:val="clear" w:color="auto" w:fill="EAF2F7"/>
-            <w:vAlign w:val="center"/>
-          </w:tcPr>
-          <w:p>
-            <w:r>
-              <w:rPr>
-                <w:b w:val="0"/>
-              </w:rPr>
-            </w:r>
-          </w:p>
-        </w:tc>
-        <w:tc>
-          <w:tcPr>
-            <w:tcW w:w="2809" w:type="dxa"/>
-            <w:shd w:val="clear" w:color="auto" w:fill="EAF2F7"/>
-            <w:vAlign w:val="center"/>
-          </w:tcPr>
-          <w:p>
-            <w:r>
-              <w:rPr>
-                <w:b w:val="0"/>
-              </w:rPr>
-            </w:r>
-          </w:p>
-        </w:tc>
-        <w:tc>
-          <w:tcPr>
-            <w:tcW w:w="3621" w:type="dxa"/>
-            <w:shd w:val="clear" w:color="auto" w:fill="EAF2F7"/>
-          </w:tcPr>
-          <w:p>
-            <w:r>
-              <w:rPr>
-                <w:b w:val="0"/>
-              </w:rPr>
-            </w:r>
-          </w:p>
-        </w:tc>
-      </w:tr>
-      <w:tr>
-        <w:trPr>
-          <w:trHeight w:val="490"/>
-        </w:trPr>
-        <w:tc>
-          <w:tcPr>
-            <w:tcW w:w="2178" w:type="dxa"/>
-            <w:vAlign w:val="center"/>
-          </w:tcPr>
-          <w:p>
-            <w:r>
-              <w:rPr>
-                <w:b w:val="0"/>
-              </w:rPr>
-              <w:t>Source amplitude / offset</w:t>
-            </w:r>
-          </w:p>
-        </w:tc>
-        <w:tc>
-          <w:tcPr>
-            <w:tcW w:w="2579" w:type="dxa"/>
-            <w:vAlign w:val="center"/>
-          </w:tcPr>
-          <w:p>
-            <w:r>
-              <w:rPr>
-                <w:b w:val="0"/>
-              </w:rPr>
-            </w:r>
-          </w:p>
-        </w:tc>
-        <w:tc>
-          <w:tcPr>
-            <w:tcW w:w="2809" w:type="dxa"/>
-            <w:vAlign w:val="center"/>
-          </w:tcPr>
-          <w:p>
-            <w:r>
-              <w:rPr>
-                <w:b w:val="0"/>
-              </w:rPr>
-            </w:r>
-          </w:p>
-        </w:tc>
-        <w:tc>
-          <w:tcPr>
-            <w:tcW w:w="3621" w:type="dxa"/>
-          </w:tcPr>
-          <w:p>
-            <w:r>
-              <w:rPr>
-                <w:b w:val="0"/>
-              </w:rPr>
-            </w:r>
-          </w:p>
-        </w:tc>
-      </w:tr>
-      <w:tr>
-        <w:trPr>
-          <w:trHeight w:val="490"/>
-        </w:trPr>
-        <w:tc>
-          <w:tcPr>
-            <w:tcW w:w="2178" w:type="dxa"/>
-            <w:vAlign w:val="center"/>
-          </w:tcPr>
-          <w:p>
-            <w:r>
-              <w:rPr>
-                <w:b w:val="0"/>
-              </w:rPr>
-              <w:t>Predicted RC cutoff</w:t>
-            </w:r>
-          </w:p>
-        </w:tc>
-        <w:tc>
-          <w:tcPr>
-            <w:tcW w:w="2579" w:type="dxa"/>
-            <w:vAlign w:val="center"/>
-          </w:tcPr>
-          <w:p>
-            <w:r>
-              <w:rPr>
-                <w:b w:val="0"/>
-              </w:rPr>
-            </w:r>
-          </w:p>
-        </w:tc>
-        <w:tc>
-          <w:tcPr>
-            <w:tcW w:w="2809" w:type="dxa"/>
-            <w:vAlign w:val="center"/>
-          </w:tcPr>
-          <w:p>
-            <w:r>
-              <w:rPr>
-                <w:b w:val="0"/>
-              </w:rPr>
-            </w:r>
-          </w:p>
-        </w:tc>
-        <w:tc>
-          <w:tcPr>
-            <w:tcW w:w="3621" w:type="dxa"/>
-          </w:tcPr>
-          <w:p>
-            <w:r>
-              <w:rPr>
-                <w:b w:val="0"/>
-              </w:rPr>
-            </w:r>
-          </w:p>
-        </w:tc>
-      </w:tr>
-    </w:tbl>
     <w:tbl>
       <w:tblPr>
         <w:tblStyle w:val="TableGrid"/>
@@ -576,10 +86,665 @@
                 <w:b/>
                 <w:color w:val="FFFFFF"/>
               </w:rPr>
-              <w:t>RC test point</w:t>
+              <w:t>Quantity or setting</w:t>
             </w:r>
           </w:p>
         </w:tc>
+        <w:tc>
+          <w:tcPr>
+            <w:tcW w:w="2352" w:type="dxa"/>
+            <w:shd w:val="clear" w:color="auto" w:fill="17324D"/>
+            <w:vAlign w:val="center"/>
+          </w:tcPr>
+          <w:p>
+            <w:r>
+              <w:rPr>
+                <w:b/>
+                <w:color w:val="FFFFFF"/>
+              </w:rPr>
+              <w:t>Nominal</w:t>
+            </w:r>
+          </w:p>
+        </w:tc>
+        <w:tc>
+          <w:tcPr>
+            <w:tcW w:w="2352" w:type="dxa"/>
+            <w:shd w:val="clear" w:color="auto" w:fill="17324D"/>
+            <w:vAlign w:val="center"/>
+          </w:tcPr>
+          <w:p>
+            <w:r>
+              <w:rPr>
+                <w:b/>
+                <w:color w:val="FFFFFF"/>
+              </w:rPr>
+              <w:t>Tolerance</w:t>
+            </w:r>
+          </w:p>
+        </w:tc>
+        <w:tc>
+          <w:tcPr>
+            <w:tcW w:w="2352" w:type="dxa"/>
+            <w:shd w:val="clear" w:color="auto" w:fill="17324D"/>
+            <w:vAlign w:val="center"/>
+          </w:tcPr>
+          <w:p>
+            <w:r>
+              <w:rPr>
+                <w:b/>
+                <w:color w:val="FFFFFF"/>
+              </w:rPr>
+              <w:t>Measured / used</w:t>
+            </w:r>
+          </w:p>
+        </w:tc>
+        <w:tc>
+          <w:tcPr>
+            <w:tcW w:w="2352" w:type="dxa"/>
+            <w:shd w:val="clear" w:color="auto" w:fill="17324D"/>
+            <w:vAlign w:val="center"/>
+          </w:tcPr>
+          <w:p>
+            <w:r>
+              <w:rPr>
+                <w:b/>
+                <w:color w:val="FFFFFF"/>
+              </w:rPr>
+              <w:t>Unit</w:t>
+            </w:r>
+          </w:p>
+        </w:tc>
+        <w:tc>
+          <w:tcPr>
+            <w:tcW w:w="2352" w:type="dxa"/>
+            <w:shd w:val="clear" w:color="auto" w:fill="17324D"/>
+            <w:vAlign w:val="center"/>
+          </w:tcPr>
+          <w:p>
+            <w:r>
+              <w:rPr>
+                <w:b/>
+                <w:color w:val="FFFFFF"/>
+              </w:rPr>
+              <w:t>Calculation / note</w:t>
+            </w:r>
+          </w:p>
+        </w:tc>
+      </w:tr>
+      <w:tr>
+        <w:trPr>
+          <w:trHeight w:val="490"/>
+        </w:trPr>
+        <w:tc>
+          <w:tcPr>
+            <w:tcW w:w="2352" w:type="dxa"/>
+            <w:vAlign w:val="center"/>
+          </w:tcPr>
+          <w:p>
+            <w:r>
+              <w:rPr>
+                <w:b w:val="0"/>
+              </w:rPr>
+              <w:t>Resistor R</w:t>
+            </w:r>
+          </w:p>
+        </w:tc>
+        <w:tc>
+          <w:tcPr>
+            <w:tcW w:w="2352" w:type="dxa"/>
+            <w:vAlign w:val="center"/>
+          </w:tcPr>
+          <w:p>
+            <w:r>
+              <w:rPr>
+                <w:b w:val="0"/>
+              </w:rPr>
+              <w:t>10</w:t>
+            </w:r>
+          </w:p>
+        </w:tc>
+        <w:tc>
+          <w:tcPr>
+            <w:tcW w:w="2352" w:type="dxa"/>
+            <w:vAlign w:val="center"/>
+          </w:tcPr>
+          <w:p>
+            <w:r>
+              <w:rPr>
+                <w:b w:val="0"/>
+              </w:rPr>
+              <w:t>±0.5</w:t>
+            </w:r>
+          </w:p>
+        </w:tc>
+        <w:tc>
+          <w:tcPr>
+            <w:tcW w:w="2352" w:type="dxa"/>
+            <w:vAlign w:val="center"/>
+          </w:tcPr>
+          <w:p>
+            <w:r>
+              <w:rPr>
+                <w:b w:val="0"/>
+              </w:rPr>
+            </w:r>
+          </w:p>
+        </w:tc>
+        <w:tc>
+          <w:tcPr>
+            <w:tcW w:w="2352" w:type="dxa"/>
+            <w:vAlign w:val="center"/>
+          </w:tcPr>
+          <w:p>
+            <w:r>
+              <w:rPr>
+                <w:b w:val="0"/>
+              </w:rPr>
+              <w:t>Ω</w:t>
+            </w:r>
+          </w:p>
+        </w:tc>
+        <w:tc>
+          <w:tcPr>
+            <w:tcW w:w="2352" w:type="dxa"/>
+            <w:vAlign w:val="center"/>
+          </w:tcPr>
+          <w:p>
+            <w:r>
+              <w:rPr>
+                <w:b w:val="0"/>
+              </w:rPr>
+            </w:r>
+          </w:p>
+        </w:tc>
+      </w:tr>
+      <w:tr>
+        <w:trPr>
+          <w:trHeight w:val="490"/>
+        </w:trPr>
+        <w:tc>
+          <w:tcPr>
+            <w:tcW w:w="2352" w:type="dxa"/>
+            <w:shd w:val="clear" w:color="auto" w:fill="EAF2F7"/>
+            <w:vAlign w:val="center"/>
+          </w:tcPr>
+          <w:p>
+            <w:r>
+              <w:rPr>
+                <w:b w:val="0"/>
+              </w:rPr>
+              <w:t>Inductor L</w:t>
+            </w:r>
+          </w:p>
+        </w:tc>
+        <w:tc>
+          <w:tcPr>
+            <w:tcW w:w="2352" w:type="dxa"/>
+            <w:shd w:val="clear" w:color="auto" w:fill="EAF2F7"/>
+            <w:vAlign w:val="center"/>
+          </w:tcPr>
+          <w:p>
+            <w:r>
+              <w:rPr>
+                <w:b w:val="0"/>
+              </w:rPr>
+              <w:t>2.9</w:t>
+            </w:r>
+          </w:p>
+        </w:tc>
+        <w:tc>
+          <w:tcPr>
+            <w:tcW w:w="2352" w:type="dxa"/>
+            <w:shd w:val="clear" w:color="auto" w:fill="EAF2F7"/>
+            <w:vAlign w:val="center"/>
+          </w:tcPr>
+          <w:p>
+            <w:r>
+              <w:rPr>
+                <w:b w:val="0"/>
+              </w:rPr>
+              <w:t>±0.05</w:t>
+            </w:r>
+          </w:p>
+        </w:tc>
+        <w:tc>
+          <w:tcPr>
+            <w:tcW w:w="2352" w:type="dxa"/>
+            <w:shd w:val="clear" w:color="auto" w:fill="EAF2F7"/>
+            <w:vAlign w:val="center"/>
+          </w:tcPr>
+          <w:p>
+            <w:r>
+              <w:rPr>
+                <w:b w:val="0"/>
+              </w:rPr>
+            </w:r>
+          </w:p>
+        </w:tc>
+        <w:tc>
+          <w:tcPr>
+            <w:tcW w:w="2352" w:type="dxa"/>
+            <w:shd w:val="clear" w:color="auto" w:fill="EAF2F7"/>
+            <w:vAlign w:val="center"/>
+          </w:tcPr>
+          <w:p>
+            <w:r>
+              <w:rPr>
+                <w:b w:val="0"/>
+              </w:rPr>
+              <w:t>mH</w:t>
+            </w:r>
+          </w:p>
+        </w:tc>
+        <w:tc>
+          <w:tcPr>
+            <w:tcW w:w="2352" w:type="dxa"/>
+            <w:shd w:val="clear" w:color="auto" w:fill="EAF2F7"/>
+            <w:vAlign w:val="center"/>
+          </w:tcPr>
+          <w:p>
+            <w:r>
+              <w:rPr>
+                <w:b w:val="0"/>
+              </w:rPr>
+            </w:r>
+          </w:p>
+        </w:tc>
+      </w:tr>
+      <w:tr>
+        <w:trPr>
+          <w:trHeight w:val="490"/>
+        </w:trPr>
+        <w:tc>
+          <w:tcPr>
+            <w:tcW w:w="2352" w:type="dxa"/>
+            <w:vAlign w:val="center"/>
+          </w:tcPr>
+          <w:p>
+            <w:r>
+              <w:rPr>
+                <w:b w:val="0"/>
+              </w:rPr>
+              <w:t>Inductor winding resistance</w:t>
+            </w:r>
+          </w:p>
+        </w:tc>
+        <w:tc>
+          <w:tcPr>
+            <w:tcW w:w="2352" w:type="dxa"/>
+            <w:vAlign w:val="center"/>
+          </w:tcPr>
+          <w:p>
+            <w:r>
+              <w:rPr>
+                <w:b w:val="0"/>
+              </w:rPr>
+              <w:t>5</w:t>
+            </w:r>
+          </w:p>
+        </w:tc>
+        <w:tc>
+          <w:tcPr>
+            <w:tcW w:w="2352" w:type="dxa"/>
+            <w:vAlign w:val="center"/>
+          </w:tcPr>
+          <w:p>
+            <w:r>
+              <w:rPr>
+                <w:b w:val="0"/>
+              </w:rPr>
+              <w:t>approximately</w:t>
+            </w:r>
+          </w:p>
+        </w:tc>
+        <w:tc>
+          <w:tcPr>
+            <w:tcW w:w="2352" w:type="dxa"/>
+            <w:vAlign w:val="center"/>
+          </w:tcPr>
+          <w:p>
+            <w:r>
+              <w:rPr>
+                <w:b w:val="0"/>
+              </w:rPr>
+            </w:r>
+          </w:p>
+        </w:tc>
+        <w:tc>
+          <w:tcPr>
+            <w:tcW w:w="2352" w:type="dxa"/>
+            <w:vAlign w:val="center"/>
+          </w:tcPr>
+          <w:p>
+            <w:r>
+              <w:rPr>
+                <w:b w:val="0"/>
+              </w:rPr>
+              <w:t>Ω</w:t>
+            </w:r>
+          </w:p>
+        </w:tc>
+        <w:tc>
+          <w:tcPr>
+            <w:tcW w:w="2352" w:type="dxa"/>
+            <w:vAlign w:val="center"/>
+          </w:tcPr>
+          <w:p>
+            <w:r>
+              <w:rPr>
+                <w:b w:val="0"/>
+              </w:rPr>
+            </w:r>
+          </w:p>
+        </w:tc>
+      </w:tr>
+      <w:tr>
+        <w:trPr>
+          <w:trHeight w:val="490"/>
+        </w:trPr>
+        <w:tc>
+          <w:tcPr>
+            <w:tcW w:w="2352" w:type="dxa"/>
+            <w:vAlign w:val="center"/>
+          </w:tcPr>
+          <w:p>
+            <w:r>
+              <w:rPr>
+                <w:b w:val="0"/>
+              </w:rPr>
+              <w:t>Capacitor C</w:t>
+            </w:r>
+          </w:p>
+        </w:tc>
+        <w:tc>
+          <w:tcPr>
+            <w:tcW w:w="2352" w:type="dxa"/>
+            <w:vAlign w:val="center"/>
+          </w:tcPr>
+          <w:p>
+            <w:r>
+              <w:rPr>
+                <w:b w:val="0"/>
+              </w:rPr>
+              <w:t>1.00</w:t>
+            </w:r>
+          </w:p>
+        </w:tc>
+        <w:tc>
+          <w:tcPr>
+            <w:tcW w:w="2352" w:type="dxa"/>
+            <w:vAlign w:val="center"/>
+          </w:tcPr>
+          <w:p>
+            <w:r>
+              <w:rPr>
+                <w:b w:val="0"/>
+              </w:rPr>
+              <w:t>±0.02</w:t>
+            </w:r>
+          </w:p>
+        </w:tc>
+        <w:tc>
+          <w:tcPr>
+            <w:tcW w:w="2352" w:type="dxa"/>
+            <w:vAlign w:val="center"/>
+          </w:tcPr>
+          <w:p>
+            <w:r>
+              <w:rPr>
+                <w:b w:val="0"/>
+              </w:rPr>
+            </w:r>
+          </w:p>
+        </w:tc>
+        <w:tc>
+          <w:tcPr>
+            <w:tcW w:w="2352" w:type="dxa"/>
+            <w:vAlign w:val="center"/>
+          </w:tcPr>
+          <w:p>
+            <w:r>
+              <w:rPr>
+                <w:b w:val="0"/>
+              </w:rPr>
+              <w:t>µF</w:t>
+            </w:r>
+          </w:p>
+        </w:tc>
+        <w:tc>
+          <w:tcPr>
+            <w:tcW w:w="2352" w:type="dxa"/>
+            <w:vAlign w:val="center"/>
+          </w:tcPr>
+          <w:p>
+            <w:r>
+              <w:rPr>
+                <w:b w:val="0"/>
+              </w:rPr>
+            </w:r>
+          </w:p>
+        </w:tc>
+      </w:tr>
+      <w:tr>
+        <w:trPr>
+          <w:trHeight w:val="490"/>
+        </w:trPr>
+        <w:tc>
+          <w:tcPr>
+            <w:tcW w:w="2352" w:type="dxa"/>
+            <w:vAlign w:val="center"/>
+          </w:tcPr>
+          <w:p>
+            <w:r>
+              <w:rPr>
+                <w:b w:val="0"/>
+              </w:rPr>
+              <w:t>Generator amplitude</w:t>
+            </w:r>
+          </w:p>
+        </w:tc>
+        <w:tc>
+          <w:tcPr>
+            <w:tcW w:w="2352" w:type="dxa"/>
+            <w:vAlign w:val="center"/>
+          </w:tcPr>
+          <w:p>
+            <w:r>
+              <w:rPr>
+                <w:b w:val="0"/>
+              </w:rPr>
+              <w:t>2</w:t>
+            </w:r>
+          </w:p>
+        </w:tc>
+        <w:tc>
+          <w:tcPr>
+            <w:tcW w:w="2352" w:type="dxa"/>
+            <w:vAlign w:val="center"/>
+          </w:tcPr>
+          <w:p>
+            <w:r>
+              <w:rPr>
+                <w:b w:val="0"/>
+              </w:rPr>
+              <w:t>fixed</w:t>
+            </w:r>
+          </w:p>
+        </w:tc>
+        <w:tc>
+          <w:tcPr>
+            <w:tcW w:w="2352" w:type="dxa"/>
+            <w:vAlign w:val="center"/>
+          </w:tcPr>
+          <w:p>
+            <w:r>
+              <w:rPr>
+                <w:b w:val="0"/>
+              </w:rPr>
+            </w:r>
+          </w:p>
+        </w:tc>
+        <w:tc>
+          <w:tcPr>
+            <w:tcW w:w="2352" w:type="dxa"/>
+            <w:vAlign w:val="center"/>
+          </w:tcPr>
+          <w:p>
+            <w:r>
+              <w:rPr>
+                <w:b w:val="0"/>
+              </w:rPr>
+              <w:t>Vpp</w:t>
+            </w:r>
+          </w:p>
+        </w:tc>
+        <w:tc>
+          <w:tcPr>
+            <w:tcW w:w="2352" w:type="dxa"/>
+            <w:vAlign w:val="center"/>
+          </w:tcPr>
+          <w:p>
+            <w:r>
+              <w:rPr>
+                <w:b w:val="0"/>
+              </w:rPr>
+            </w:r>
+          </w:p>
+        </w:tc>
+      </w:tr>
+      <w:tr>
+        <w:trPr>
+          <w:trHeight w:val="490"/>
+        </w:trPr>
+        <w:tc>
+          <w:tcPr>
+            <w:tcW w:w="2352" w:type="dxa"/>
+            <w:vAlign w:val="center"/>
+          </w:tcPr>
+          <w:p>
+            <w:r>
+              <w:rPr>
+                <w:b w:val="0"/>
+              </w:rPr>
+              <w:t>Generator offset</w:t>
+            </w:r>
+          </w:p>
+        </w:tc>
+        <w:tc>
+          <w:tcPr>
+            <w:tcW w:w="2352" w:type="dxa"/>
+            <w:vAlign w:val="center"/>
+          </w:tcPr>
+          <w:p>
+            <w:r>
+              <w:rPr>
+                <w:b w:val="0"/>
+              </w:rPr>
+              <w:t>0</w:t>
+            </w:r>
+          </w:p>
+        </w:tc>
+        <w:tc>
+          <w:tcPr>
+            <w:tcW w:w="2352" w:type="dxa"/>
+            <w:vAlign w:val="center"/>
+          </w:tcPr>
+          <w:p>
+            <w:r>
+              <w:rPr>
+                <w:b w:val="0"/>
+              </w:rPr>
+              <w:t>fixed</w:t>
+            </w:r>
+          </w:p>
+        </w:tc>
+        <w:tc>
+          <w:tcPr>
+            <w:tcW w:w="2352" w:type="dxa"/>
+            <w:vAlign w:val="center"/>
+          </w:tcPr>
+          <w:p>
+            <w:r>
+              <w:rPr>
+                <w:b w:val="0"/>
+              </w:rPr>
+            </w:r>
+          </w:p>
+        </w:tc>
+        <w:tc>
+          <w:tcPr>
+            <w:tcW w:w="2352" w:type="dxa"/>
+            <w:vAlign w:val="center"/>
+          </w:tcPr>
+          <w:p>
+            <w:r>
+              <w:rPr>
+                <w:b w:val="0"/>
+              </w:rPr>
+              <w:t>V</w:t>
+            </w:r>
+          </w:p>
+        </w:tc>
+        <w:tc>
+          <w:tcPr>
+            <w:tcW w:w="2352" w:type="dxa"/>
+            <w:vAlign w:val="center"/>
+          </w:tcPr>
+          <w:p>
+            <w:r>
+              <w:rPr>
+                <w:b w:val="0"/>
+              </w:rPr>
+            </w:r>
+          </w:p>
+        </w:tc>
+      </w:tr>
+    </w:tbl>
+    <w:p>
+      <w:r>
+        <w:t>Show the resonance calculation:  f0 = 1 / (2 pi sqrt(LC)) = ____________________</w:t>
+      </w:r>
+    </w:p>
+    <w:p>
+      <w:r>
+        <w:t>Predicted resonant frequency: ____________________   Expected component-tolerance range: ____________________</w:t>
+      </w:r>
+    </w:p>
+    <w:p>
+      <w:r>
+        <w:br w:type="page"/>
+      </w:r>
+    </w:p>
+    <w:p>
+      <w:pPr>
+        <w:pStyle w:val="Heading1"/>
+      </w:pPr>
+      <w:r>
+        <w:t>Table 2 - RLC Band-Pass Response (35)</w:t>
+      </w:r>
+      <w:r>
+        <w:t xml:space="preserve"/>
+      </w:r>
+    </w:p>
+    <w:tbl>
+      <w:tblPr>
+        <w:tblStyle w:val="TableGrid"/>
+        <w:tblW w:w="0" w:type="auto"/>
+        <w:tblLook w:val="04A0" w:firstRow="1" w:lastRow="0" w:firstColumn="1" w:lastColumn="0" w:noHBand="0" w:noVBand="1"/>
+      </w:tblPr>
+      <w:tblGrid>
+        <w:gridCol w:w="1874"/>
+        <w:gridCol w:w="1692"/>
+        <w:gridCol w:w="1816"/>
+        <w:gridCol w:w="1816"/>
+        <w:gridCol w:w="1834"/>
+        <w:gridCol w:w="1840"/>
+      </w:tblGrid>
+      <w:tr>
+        <w:trPr>
+          <w:trHeight w:val="432"/>
+          <w:tblHeader/>
+        </w:trPr>
         <w:tc>
           <w:tcPr>
             <w:tcW w:w="2352" w:type="dxa"/>
@@ -656,6 +821,22 @@
                 <w:b/>
                 <w:color w:val="FFFFFF"/>
               </w:rPr>
+              <w:t>Relative response</w:t>
+            </w:r>
+          </w:p>
+        </w:tc>
+        <w:tc>
+          <w:tcPr>
+            <w:tcW w:w="2352" w:type="dxa"/>
+            <w:shd w:val="clear" w:color="auto" w:fill="17324D"/>
+            <w:vAlign w:val="center"/>
+          </w:tcPr>
+          <w:p>
+            <w:r>
+              <w:rPr>
+                <w:b/>
+                <w:color w:val="FFFFFF"/>
+              </w:rPr>
               <w:t>Observation</w:t>
             </w:r>
           </w:p>
@@ -675,7 +856,7 @@
               <w:rPr>
                 <w:b w:val="0"/>
               </w:rPr>
-              <w:t>Below cutoff</w:t>
+              <w:t>500 Hz</w:t>
             </w:r>
           </w:p>
         </w:tc>
@@ -760,7 +941,7 @@
               <w:rPr>
                 <w:b w:val="0"/>
               </w:rPr>
-              <w:t>Near cutoff</w:t>
+              <w:t>1.7 kHz</w:t>
             </w:r>
           </w:p>
         </w:tc>
@@ -849,789 +1030,7 @@
               <w:rPr>
                 <w:b w:val="0"/>
               </w:rPr>
-              <w:t>Above cutoff</w:t>
-            </w:r>
-          </w:p>
-        </w:tc>
-        <w:tc>
-          <w:tcPr>
-            <w:tcW w:w="2352" w:type="dxa"/>
-            <w:vAlign w:val="center"/>
-          </w:tcPr>
-          <w:p>
-            <w:r>
-              <w:rPr>
-                <w:b w:val="0"/>
-              </w:rPr>
-            </w:r>
-          </w:p>
-        </w:tc>
-        <w:tc>
-          <w:tcPr>
-            <w:tcW w:w="2352" w:type="dxa"/>
-            <w:vAlign w:val="center"/>
-          </w:tcPr>
-          <w:p>
-            <w:r>
-              <w:rPr>
-                <w:b w:val="0"/>
-              </w:rPr>
-            </w:r>
-          </w:p>
-        </w:tc>
-        <w:tc>
-          <w:tcPr>
-            <w:tcW w:w="2352" w:type="dxa"/>
-            <w:vAlign w:val="center"/>
-          </w:tcPr>
-          <w:p>
-            <w:r>
-              <w:rPr>
-                <w:b w:val="0"/>
-              </w:rPr>
-            </w:r>
-          </w:p>
-        </w:tc>
-        <w:tc>
-          <w:tcPr>
-            <w:tcW w:w="2352" w:type="dxa"/>
-            <w:vAlign w:val="center"/>
-          </w:tcPr>
-          <w:p>
-            <w:r>
-              <w:rPr>
-                <w:b w:val="0"/>
-              </w:rPr>
-            </w:r>
-          </w:p>
-        </w:tc>
-        <w:tc>
-          <w:tcPr>
-            <w:tcW w:w="2352" w:type="dxa"/>
-            <w:vAlign w:val="center"/>
-          </w:tcPr>
-          <w:p>
-            <w:r>
-              <w:rPr>
-                <w:b w:val="0"/>
-              </w:rPr>
-            </w:r>
-          </w:p>
-        </w:tc>
-      </w:tr>
-    </w:tbl>
-    <w:p>
-      <w:pPr>
-        <w:pStyle w:val="Heading1"/>
-      </w:pPr>
-      <w:r>
-        <w:t>Table 2 - RL Low-Pass Test (15)</w:t>
-      </w:r>
-      <w:r>
-        <w:t xml:space="preserve"/>
-      </w:r>
-    </w:p>
-    <w:tbl>
-      <w:tblPr>
-        <w:tblStyle w:val="TableGrid"/>
-        <w:tblW w:w="0" w:type="auto"/>
-        <w:tblLook w:val="04A0" w:firstRow="1" w:lastRow="0" w:firstColumn="1" w:lastColumn="0" w:noHBand="0" w:noVBand="1"/>
-      </w:tblPr>
-      <w:tblGrid>
-        <w:gridCol w:w="1874"/>
-        <w:gridCol w:w="1692"/>
-        <w:gridCol w:w="1816"/>
-        <w:gridCol w:w="1816"/>
-        <w:gridCol w:w="1834"/>
-        <w:gridCol w:w="1840"/>
-      </w:tblGrid>
-      <w:tr>
-        <w:trPr>
-          <w:trHeight w:val="432"/>
-          <w:tblHeader/>
-        </w:trPr>
-        <w:tc>
-          <w:tcPr>
-            <w:tcW w:w="2352" w:type="dxa"/>
-            <w:shd w:val="clear" w:color="auto" w:fill="17324D"/>
-            <w:vAlign w:val="center"/>
-          </w:tcPr>
-          <w:p>
-            <w:r>
-              <w:rPr>
-                <w:b/>
-                <w:color w:val="FFFFFF"/>
-              </w:rPr>
-              <w:t>RL test point</w:t>
-            </w:r>
-          </w:p>
-        </w:tc>
-        <w:tc>
-          <w:tcPr>
-            <w:tcW w:w="2352" w:type="dxa"/>
-            <w:shd w:val="clear" w:color="auto" w:fill="17324D"/>
-            <w:vAlign w:val="center"/>
-          </w:tcPr>
-          <w:p>
-            <w:r>
-              <w:rPr>
-                <w:b/>
-                <w:color w:val="FFFFFF"/>
-              </w:rPr>
-              <w:t>Frequency</w:t>
-            </w:r>
-          </w:p>
-        </w:tc>
-        <w:tc>
-          <w:tcPr>
-            <w:tcW w:w="2352" w:type="dxa"/>
-            <w:shd w:val="clear" w:color="auto" w:fill="17324D"/>
-            <w:vAlign w:val="center"/>
-          </w:tcPr>
-          <w:p>
-            <w:r>
-              <w:rPr>
-                <w:b/>
-                <w:color w:val="FFFFFF"/>
-              </w:rPr>
-              <w:t>Vin (Vpp)</w:t>
-            </w:r>
-          </w:p>
-        </w:tc>
-        <w:tc>
-          <w:tcPr>
-            <w:tcW w:w="2352" w:type="dxa"/>
-            <w:shd w:val="clear" w:color="auto" w:fill="17324D"/>
-            <w:vAlign w:val="center"/>
-          </w:tcPr>
-          <w:p>
-            <w:r>
-              <w:rPr>
-                <w:b/>
-                <w:color w:val="FFFFFF"/>
-              </w:rPr>
-              <w:t>Vout (Vpp)</w:t>
-            </w:r>
-          </w:p>
-        </w:tc>
-        <w:tc>
-          <w:tcPr>
-            <w:tcW w:w="2352" w:type="dxa"/>
-            <w:shd w:val="clear" w:color="auto" w:fill="17324D"/>
-            <w:vAlign w:val="center"/>
-          </w:tcPr>
-          <w:p>
-            <w:r>
-              <w:rPr>
-                <w:b/>
-                <w:color w:val="FFFFFF"/>
-              </w:rPr>
-              <w:t>Vout / Vin</w:t>
-            </w:r>
-          </w:p>
-        </w:tc>
-        <w:tc>
-          <w:tcPr>
-            <w:tcW w:w="2352" w:type="dxa"/>
-            <w:shd w:val="clear" w:color="auto" w:fill="17324D"/>
-            <w:vAlign w:val="center"/>
-          </w:tcPr>
-          <w:p>
-            <w:r>
-              <w:rPr>
-                <w:b/>
-                <w:color w:val="FFFFFF"/>
-              </w:rPr>
-              <w:t>Observation</w:t>
-            </w:r>
-          </w:p>
-        </w:tc>
-      </w:tr>
-      <w:tr>
-        <w:trPr>
-          <w:trHeight w:val="490"/>
-        </w:trPr>
-        <w:tc>
-          <w:tcPr>
-            <w:tcW w:w="2352" w:type="dxa"/>
-            <w:vAlign w:val="center"/>
-          </w:tcPr>
-          <w:p>
-            <w:r>
-              <w:rPr>
-                <w:b w:val="0"/>
-              </w:rPr>
-              <w:t>Below cutoff</w:t>
-            </w:r>
-          </w:p>
-        </w:tc>
-        <w:tc>
-          <w:tcPr>
-            <w:tcW w:w="2352" w:type="dxa"/>
-            <w:vAlign w:val="center"/>
-          </w:tcPr>
-          <w:p>
-            <w:r>
-              <w:rPr>
-                <w:b w:val="0"/>
-              </w:rPr>
-            </w:r>
-          </w:p>
-        </w:tc>
-        <w:tc>
-          <w:tcPr>
-            <w:tcW w:w="2352" w:type="dxa"/>
-            <w:vAlign w:val="center"/>
-          </w:tcPr>
-          <w:p>
-            <w:r>
-              <w:rPr>
-                <w:b w:val="0"/>
-              </w:rPr>
-            </w:r>
-          </w:p>
-        </w:tc>
-        <w:tc>
-          <w:tcPr>
-            <w:tcW w:w="2352" w:type="dxa"/>
-            <w:vAlign w:val="center"/>
-          </w:tcPr>
-          <w:p>
-            <w:r>
-              <w:rPr>
-                <w:b w:val="0"/>
-              </w:rPr>
-            </w:r>
-          </w:p>
-        </w:tc>
-        <w:tc>
-          <w:tcPr>
-            <w:tcW w:w="2352" w:type="dxa"/>
-            <w:vAlign w:val="center"/>
-          </w:tcPr>
-          <w:p>
-            <w:r>
-              <w:rPr>
-                <w:b w:val="0"/>
-              </w:rPr>
-            </w:r>
-          </w:p>
-        </w:tc>
-        <w:tc>
-          <w:tcPr>
-            <w:tcW w:w="2352" w:type="dxa"/>
-            <w:vAlign w:val="center"/>
-          </w:tcPr>
-          <w:p>
-            <w:r>
-              <w:rPr>
-                <w:b w:val="0"/>
-              </w:rPr>
-            </w:r>
-          </w:p>
-        </w:tc>
-      </w:tr>
-      <w:tr>
-        <w:trPr>
-          <w:trHeight w:val="490"/>
-        </w:trPr>
-        <w:tc>
-          <w:tcPr>
-            <w:tcW w:w="2352" w:type="dxa"/>
-            <w:shd w:val="clear" w:color="auto" w:fill="EAF2F7"/>
-            <w:vAlign w:val="center"/>
-          </w:tcPr>
-          <w:p>
-            <w:r>
-              <w:rPr>
-                <w:b w:val="0"/>
-              </w:rPr>
-              <w:t>Near cutoff</w:t>
-            </w:r>
-          </w:p>
-        </w:tc>
-        <w:tc>
-          <w:tcPr>
-            <w:tcW w:w="2352" w:type="dxa"/>
-            <w:shd w:val="clear" w:color="auto" w:fill="EAF2F7"/>
-            <w:vAlign w:val="center"/>
-          </w:tcPr>
-          <w:p>
-            <w:r>
-              <w:rPr>
-                <w:b w:val="0"/>
-              </w:rPr>
-            </w:r>
-          </w:p>
-        </w:tc>
-        <w:tc>
-          <w:tcPr>
-            <w:tcW w:w="2352" w:type="dxa"/>
-            <w:shd w:val="clear" w:color="auto" w:fill="EAF2F7"/>
-            <w:vAlign w:val="center"/>
-          </w:tcPr>
-          <w:p>
-            <w:r>
-              <w:rPr>
-                <w:b w:val="0"/>
-              </w:rPr>
-            </w:r>
-          </w:p>
-        </w:tc>
-        <w:tc>
-          <w:tcPr>
-            <w:tcW w:w="2352" w:type="dxa"/>
-            <w:shd w:val="clear" w:color="auto" w:fill="EAF2F7"/>
-            <w:vAlign w:val="center"/>
-          </w:tcPr>
-          <w:p>
-            <w:r>
-              <w:rPr>
-                <w:b w:val="0"/>
-              </w:rPr>
-            </w:r>
-          </w:p>
-        </w:tc>
-        <w:tc>
-          <w:tcPr>
-            <w:tcW w:w="2352" w:type="dxa"/>
-            <w:shd w:val="clear" w:color="auto" w:fill="EAF2F7"/>
-            <w:vAlign w:val="center"/>
-          </w:tcPr>
-          <w:p>
-            <w:r>
-              <w:rPr>
-                <w:b w:val="0"/>
-              </w:rPr>
-            </w:r>
-          </w:p>
-        </w:tc>
-        <w:tc>
-          <w:tcPr>
-            <w:tcW w:w="2352" w:type="dxa"/>
-            <w:shd w:val="clear" w:color="auto" w:fill="EAF2F7"/>
-            <w:vAlign w:val="center"/>
-          </w:tcPr>
-          <w:p>
-            <w:r>
-              <w:rPr>
-                <w:b w:val="0"/>
-              </w:rPr>
-            </w:r>
-          </w:p>
-        </w:tc>
-      </w:tr>
-      <w:tr>
-        <w:trPr>
-          <w:trHeight w:val="490"/>
-        </w:trPr>
-        <w:tc>
-          <w:tcPr>
-            <w:tcW w:w="2352" w:type="dxa"/>
-            <w:vAlign w:val="center"/>
-          </w:tcPr>
-          <w:p>
-            <w:r>
-              <w:rPr>
-                <w:b w:val="0"/>
-              </w:rPr>
-              <w:t>Above cutoff</w:t>
-            </w:r>
-          </w:p>
-        </w:tc>
-        <w:tc>
-          <w:tcPr>
-            <w:tcW w:w="2352" w:type="dxa"/>
-            <w:vAlign w:val="center"/>
-          </w:tcPr>
-          <w:p>
-            <w:r>
-              <w:rPr>
-                <w:b w:val="0"/>
-              </w:rPr>
-            </w:r>
-          </w:p>
-        </w:tc>
-        <w:tc>
-          <w:tcPr>
-            <w:tcW w:w="2352" w:type="dxa"/>
-            <w:vAlign w:val="center"/>
-          </w:tcPr>
-          <w:p>
-            <w:r>
-              <w:rPr>
-                <w:b w:val="0"/>
-              </w:rPr>
-            </w:r>
-          </w:p>
-        </w:tc>
-        <w:tc>
-          <w:tcPr>
-            <w:tcW w:w="2352" w:type="dxa"/>
-            <w:vAlign w:val="center"/>
-          </w:tcPr>
-          <w:p>
-            <w:r>
-              <w:rPr>
-                <w:b w:val="0"/>
-              </w:rPr>
-            </w:r>
-          </w:p>
-        </w:tc>
-        <w:tc>
-          <w:tcPr>
-            <w:tcW w:w="2352" w:type="dxa"/>
-            <w:vAlign w:val="center"/>
-          </w:tcPr>
-          <w:p>
-            <w:r>
-              <w:rPr>
-                <w:b w:val="0"/>
-              </w:rPr>
-            </w:r>
-          </w:p>
-        </w:tc>
-        <w:tc>
-          <w:tcPr>
-            <w:tcW w:w="2352" w:type="dxa"/>
-            <w:vAlign w:val="center"/>
-          </w:tcPr>
-          <w:p>
-            <w:r>
-              <w:rPr>
-                <w:b w:val="0"/>
-              </w:rPr>
-            </w:r>
-          </w:p>
-        </w:tc>
-      </w:tr>
-    </w:tbl>
-    <w:p>
-      <w:r>
-        <w:t>Predicted RL cutoff: ____________________   Use the approved source- and winding-resistance model.</w:t>
-      </w:r>
-    </w:p>
-    <w:p>
-      <w:r>
-        <w:br w:type="page"/>
-      </w:r>
-    </w:p>
-    <w:p>
-      <w:pPr>
-        <w:pStyle w:val="Heading1"/>
-      </w:pPr>
-      <w:r>
-        <w:t>Table 3 - RLC Band-Pass Response (25)</w:t>
-      </w:r>
-      <w:r>
-        <w:t xml:space="preserve"/>
-      </w:r>
-    </w:p>
-    <w:tbl>
-      <w:tblPr>
-        <w:tblStyle w:val="TableGrid"/>
-        <w:tblW w:w="0" w:type="auto"/>
-        <w:tblLook w:val="04A0" w:firstRow="1" w:lastRow="0" w:firstColumn="1" w:lastColumn="0" w:noHBand="0" w:noVBand="1"/>
-      </w:tblPr>
-      <w:tblGrid>
-        <w:gridCol w:w="1874"/>
-        <w:gridCol w:w="1692"/>
-        <w:gridCol w:w="1816"/>
-        <w:gridCol w:w="1816"/>
-        <w:gridCol w:w="1834"/>
-        <w:gridCol w:w="1840"/>
-      </w:tblGrid>
-      <w:tr>
-        <w:trPr>
-          <w:trHeight w:val="432"/>
-          <w:tblHeader/>
-        </w:trPr>
-        <w:tc>
-          <w:tcPr>
-            <w:tcW w:w="2352" w:type="dxa"/>
-            <w:shd w:val="clear" w:color="auto" w:fill="17324D"/>
-            <w:vAlign w:val="center"/>
-          </w:tcPr>
-          <w:p>
-            <w:r>
-              <w:rPr>
-                <w:b/>
-                <w:color w:val="FFFFFF"/>
-              </w:rPr>
-              <w:t>Sweep point</w:t>
-            </w:r>
-          </w:p>
-        </w:tc>
-        <w:tc>
-          <w:tcPr>
-            <w:tcW w:w="2352" w:type="dxa"/>
-            <w:shd w:val="clear" w:color="auto" w:fill="17324D"/>
-            <w:vAlign w:val="center"/>
-          </w:tcPr>
-          <w:p>
-            <w:r>
-              <w:rPr>
-                <w:b/>
-                <w:color w:val="FFFFFF"/>
-              </w:rPr>
-              <w:t>Frequency</w:t>
-            </w:r>
-          </w:p>
-        </w:tc>
-        <w:tc>
-          <w:tcPr>
-            <w:tcW w:w="2352" w:type="dxa"/>
-            <w:shd w:val="clear" w:color="auto" w:fill="17324D"/>
-            <w:vAlign w:val="center"/>
-          </w:tcPr>
-          <w:p>
-            <w:r>
-              <w:rPr>
-                <w:b/>
-                <w:color w:val="FFFFFF"/>
-              </w:rPr>
-              <w:t>Vin (Vpp)</w:t>
-            </w:r>
-          </w:p>
-        </w:tc>
-        <w:tc>
-          <w:tcPr>
-            <w:tcW w:w="2352" w:type="dxa"/>
-            <w:shd w:val="clear" w:color="auto" w:fill="17324D"/>
-            <w:vAlign w:val="center"/>
-          </w:tcPr>
-          <w:p>
-            <w:r>
-              <w:rPr>
-                <w:b/>
-                <w:color w:val="FFFFFF"/>
-              </w:rPr>
-              <w:t>Vout (Vpp)</w:t>
-            </w:r>
-          </w:p>
-        </w:tc>
-        <w:tc>
-          <w:tcPr>
-            <w:tcW w:w="2352" w:type="dxa"/>
-            <w:shd w:val="clear" w:color="auto" w:fill="17324D"/>
-            <w:vAlign w:val="center"/>
-          </w:tcPr>
-          <w:p>
-            <w:r>
-              <w:rPr>
-                <w:b/>
-                <w:color w:val="FFFFFF"/>
-              </w:rPr>
-              <w:t>Vout / Vin</w:t>
-            </w:r>
-          </w:p>
-        </w:tc>
-        <w:tc>
-          <w:tcPr>
-            <w:tcW w:w="2352" w:type="dxa"/>
-            <w:shd w:val="clear" w:color="auto" w:fill="17324D"/>
-            <w:vAlign w:val="center"/>
-          </w:tcPr>
-          <w:p>
-            <w:r>
-              <w:rPr>
-                <w:b/>
-                <w:color w:val="FFFFFF"/>
-              </w:rPr>
-              <w:t>Observation</w:t>
-            </w:r>
-          </w:p>
-        </w:tc>
-      </w:tr>
-      <w:tr>
-        <w:trPr>
-          <w:trHeight w:val="490"/>
-        </w:trPr>
-        <w:tc>
-          <w:tcPr>
-            <w:tcW w:w="2352" w:type="dxa"/>
-            <w:vAlign w:val="center"/>
-          </w:tcPr>
-          <w:p>
-            <w:r>
-              <w:rPr>
-                <w:b w:val="0"/>
-              </w:rPr>
-              <w:t>Point 1</w:t>
-            </w:r>
-          </w:p>
-        </w:tc>
-        <w:tc>
-          <w:tcPr>
-            <w:tcW w:w="2352" w:type="dxa"/>
-            <w:vAlign w:val="center"/>
-          </w:tcPr>
-          <w:p>
-            <w:r>
-              <w:rPr>
-                <w:b w:val="0"/>
-              </w:rPr>
-            </w:r>
-          </w:p>
-        </w:tc>
-        <w:tc>
-          <w:tcPr>
-            <w:tcW w:w="2352" w:type="dxa"/>
-            <w:vAlign w:val="center"/>
-          </w:tcPr>
-          <w:p>
-            <w:r>
-              <w:rPr>
-                <w:b w:val="0"/>
-              </w:rPr>
-            </w:r>
-          </w:p>
-        </w:tc>
-        <w:tc>
-          <w:tcPr>
-            <w:tcW w:w="2352" w:type="dxa"/>
-            <w:vAlign w:val="center"/>
-          </w:tcPr>
-          <w:p>
-            <w:r>
-              <w:rPr>
-                <w:b w:val="0"/>
-              </w:rPr>
-            </w:r>
-          </w:p>
-        </w:tc>
-        <w:tc>
-          <w:tcPr>
-            <w:tcW w:w="2352" w:type="dxa"/>
-            <w:vAlign w:val="center"/>
-          </w:tcPr>
-          <w:p>
-            <w:r>
-              <w:rPr>
-                <w:b w:val="0"/>
-              </w:rPr>
-            </w:r>
-          </w:p>
-        </w:tc>
-        <w:tc>
-          <w:tcPr>
-            <w:tcW w:w="2352" w:type="dxa"/>
-            <w:vAlign w:val="center"/>
-          </w:tcPr>
-          <w:p>
-            <w:r>
-              <w:rPr>
-                <w:b w:val="0"/>
-              </w:rPr>
-            </w:r>
-          </w:p>
-        </w:tc>
-      </w:tr>
-      <w:tr>
-        <w:trPr>
-          <w:trHeight w:val="490"/>
-        </w:trPr>
-        <w:tc>
-          <w:tcPr>
-            <w:tcW w:w="2352" w:type="dxa"/>
-            <w:shd w:val="clear" w:color="auto" w:fill="EAF2F7"/>
-            <w:vAlign w:val="center"/>
-          </w:tcPr>
-          <w:p>
-            <w:r>
-              <w:rPr>
-                <w:b w:val="0"/>
-              </w:rPr>
-              <w:t>Point 2</w:t>
-            </w:r>
-          </w:p>
-        </w:tc>
-        <w:tc>
-          <w:tcPr>
-            <w:tcW w:w="2352" w:type="dxa"/>
-            <w:shd w:val="clear" w:color="auto" w:fill="EAF2F7"/>
-            <w:vAlign w:val="center"/>
-          </w:tcPr>
-          <w:p>
-            <w:r>
-              <w:rPr>
-                <w:b w:val="0"/>
-              </w:rPr>
-            </w:r>
-          </w:p>
-        </w:tc>
-        <w:tc>
-          <w:tcPr>
-            <w:tcW w:w="2352" w:type="dxa"/>
-            <w:shd w:val="clear" w:color="auto" w:fill="EAF2F7"/>
-            <w:vAlign w:val="center"/>
-          </w:tcPr>
-          <w:p>
-            <w:r>
-              <w:rPr>
-                <w:b w:val="0"/>
-              </w:rPr>
-            </w:r>
-          </w:p>
-        </w:tc>
-        <w:tc>
-          <w:tcPr>
-            <w:tcW w:w="2352" w:type="dxa"/>
-            <w:shd w:val="clear" w:color="auto" w:fill="EAF2F7"/>
-            <w:vAlign w:val="center"/>
-          </w:tcPr>
-          <w:p>
-            <w:r>
-              <w:rPr>
-                <w:b w:val="0"/>
-              </w:rPr>
-            </w:r>
-          </w:p>
-        </w:tc>
-        <w:tc>
-          <w:tcPr>
-            <w:tcW w:w="2352" w:type="dxa"/>
-            <w:shd w:val="clear" w:color="auto" w:fill="EAF2F7"/>
-            <w:vAlign w:val="center"/>
-          </w:tcPr>
-          <w:p>
-            <w:r>
-              <w:rPr>
-                <w:b w:val="0"/>
-              </w:rPr>
-            </w:r>
-          </w:p>
-        </w:tc>
-        <w:tc>
-          <w:tcPr>
-            <w:tcW w:w="2352" w:type="dxa"/>
-            <w:shd w:val="clear" w:color="auto" w:fill="EAF2F7"/>
-            <w:vAlign w:val="center"/>
-          </w:tcPr>
-          <w:p>
-            <w:r>
-              <w:rPr>
-                <w:b w:val="0"/>
-              </w:rPr>
-            </w:r>
-          </w:p>
-        </w:tc>
-      </w:tr>
-      <w:tr>
-        <w:trPr>
-          <w:trHeight w:val="490"/>
-        </w:trPr>
-        <w:tc>
-          <w:tcPr>
-            <w:tcW w:w="2352" w:type="dxa"/>
-            <w:vAlign w:val="center"/>
-          </w:tcPr>
-          <w:p>
-            <w:r>
-              <w:rPr>
-                <w:b w:val="0"/>
-              </w:rPr>
-              <w:t>Point 3</w:t>
+              <w:t>3.0 kHz</w:t>
             </w:r>
           </w:p>
         </w:tc>
@@ -1715,7 +1114,7 @@
               <w:rPr>
                 <w:b w:val="0"/>
               </w:rPr>
-              <w:t>Point 4</w:t>
+              <w:t>5.2 kHz</w:t>
             </w:r>
           </w:p>
         </w:tc>
@@ -1799,7 +1198,7 @@
               <w:rPr>
                 <w:b w:val="0"/>
               </w:rPr>
-              <w:t>Point 5</w:t>
+              <w:t>8.0 kHz</w:t>
             </w:r>
           </w:p>
         </w:tc>
@@ -1872,7 +1271,7 @@
     </w:tbl>
     <w:p>
       <w:r>
-        <w:t>Predicted f0: ____________________   Measured peak frequency: ____________________</w:t>
+        <w:t>Measured peak frequency: ____________________   Peak Vout / Vin: ____________________</w:t>
       </w:r>
     </w:p>
     <w:p>
@@ -1888,7 +1287,7 @@
           <w:i/>
           <w:iCs/>
         </w:rPr>
-        <w:t>How do the five measurements support calling this a band-pass response?</w:t>
+        <w:t>How do the measurements below, near, and above the peak support calling this a band-pass response?</w:t>
       </w:r>
     </w:p>
     <w:p>
@@ -1898,11 +1297,16 @@
       </w:r>
     </w:p>
     <w:p>
+      <w:r>
+        <w:br w:type="page"/>
+      </w:r>
+    </w:p>
+    <w:p>
       <w:pPr>
         <w:pStyle w:val="Heading1"/>
       </w:pPr>
       <w:r>
-        <w:t>Table 4 - Hidden-Message Recovery (15)</w:t>
+        <w:t>Table 3 - Hidden-Message Recovery (20)</w:t>
       </w:r>
       <w:r>
         <w:t xml:space="preserve"/>
@@ -1953,7 +1357,7 @@
                 <w:b/>
                 <w:color w:val="FFFFFF"/>
               </w:rPr>
-              <w:t>Observed waveform or sound</w:t>
+              <w:t>What you heard or decoded</w:t>
             </w:r>
           </w:p>
         </w:tc>
@@ -1969,7 +1373,7 @@
                 <w:b/>
                 <w:color w:val="FFFFFF"/>
               </w:rPr>
-              <w:t>Measured evidence</w:t>
+              <w:t>Direct observation / measurement</w:t>
             </w:r>
           </w:p>
         </w:tc>
@@ -2004,7 +1408,7 @@
               <w:rPr>
                 <w:b w:val="0"/>
               </w:rPr>
-              <w:t>Unfiltered composite input</w:t>
+              <w:t>Unfiltered direct connection</w:t>
             </w:r>
           </w:p>
         </w:tc>
@@ -2119,7 +1523,7 @@
               <w:rPr>
                 <w:b w:val="0"/>
               </w:rPr>
-              <w:t>Decoded Morse word</w:t>
+              <w:t>Decoded repeated word</w:t>
             </w:r>
           </w:p>
         </w:tc>
@@ -2179,7 +1583,7 @@
           <w:i/>
           <w:iCs/>
         </w:rPr>
-        <w:t>Which directly observed change made the decoded word more defensible than a guess?</w:t>
+        <w:t>What changed after inserting the filter, and what evidence makes the decoded word more defensible than a guess?</w:t>
       </w:r>
     </w:p>
     <w:p>
@@ -2215,12 +1619,12 @@
         <w:pStyle w:val="Heading2"/>
       </w:pPr>
       <w:r>
-        <w:t>RC or RL Response</w:t>
+        <w:t>Series-RLC Circuit</w:t>
       </w:r>
     </w:p>
     <w:p>
       <w:r>
-        <w:t>Pictured: Input and output together with frequency, amplitudes, scales, and probe factors readable.</w:t>
+        <w:t>Pictured: C, L, R, source, common, and both probe locations before enabling the sweep.</w:t>
       </w:r>
     </w:p>
     <w:p>
@@ -2239,12 +1643,12 @@
         <w:pStyle w:val="Heading2"/>
       </w:pPr>
       <w:r>
-        <w:t>Series-RLC Circuit</w:t>
+        <w:t>Peak Response</w:t>
       </w:r>
     </w:p>
     <w:p>
       <w:r>
-        <w:t>Pictured: C, L, R, source, common, and both probe locations before moving to the audio station.</w:t>
+        <w:t>Pictured: Input and resistor output at the measured peak with frequency, amplitudes, scales, and probe factors readable.</w:t>
       </w:r>
     </w:p>
     <w:p>
@@ -2268,7 +1672,7 @@
     </w:p>
     <w:p>
       <w:r>
-        <w:t>Pictured: Composite input and filtered output with both channels, scales, and amplitudes readable.</w:t>
+        <w:t>Pictured: Composite input and filtered output with both channels, scales, amplitudes, and station connections readable.</w:t>
       </w:r>
     </w:p>
     <w:p>
@@ -2310,7 +1714,7 @@
           <w:i/>
           <w:iCs/>
         </w:rPr>
-        <w:t xml:space="preserve">Give a summary of what you did and learned. In addition, answer these questions:</w:t>
+        <w:t xml:space="preserve">Give a summary of what you did in this lab. What was easy to do? What was difficult? What did you learn this lab? In addition, answer these questions:</w:t>
       </w:r>
       <w:r>
         <w:rPr>
@@ -2365,33 +1769,6 @@
           <w:i/>
           <w:iCs/>
         </w:rPr>
-        <w:t xml:space="preserve">How did the RC high-pass and RL low-pass measurements differ?</w:t>
-      </w:r>
-      <w:r>
-        <w:rPr>
-          <w:i/>
-          <w:iCs/>
-        </w:rPr>
-        <w:t/>
-      </w:r>
-    </w:p>
-    <w:p>
-      <w:pPr>
-        <w:pStyle w:val="ListParagraph"/>
-        <w:numPr>
-          <w:ilvl w:val="0"/>
-          <w:numId w:val="10"/>
-        </w:numPr>
-        <w:rPr>
-          <w:i/>
-          <w:iCs/>
-        </w:rPr>
-      </w:pPr>
-      <w:r>
-        <w:rPr>
-          <w:i/>
-          <w:iCs/>
-        </w:rPr>
         <w:t xml:space="preserve">What was the measured RLC pass frequency, and how closely did it agree with the prediction?</w:t>
       </w:r>
       <w:r>
@@ -2419,7 +1796,7 @@
           <w:i/>
           <w:iCs/>
         </w:rPr>
-        <w:t xml:space="preserve">Why did the Morse-code carrier become easier to recognize after filtering?</w:t>
+        <w:t xml:space="preserve">How did Vout / Vin change below, near, and above the measured pass frequency?</w:t>
       </w:r>
       <w:r>
         <w:rPr>
@@ -2446,7 +1823,34 @@
           <w:i/>
           <w:iCs/>
         </w:rPr>
-        <w:t xml:space="preserve">What interference would this filter not remove, and what does the result not establish about source or intent?</w:t>
+        <w:t xml:space="preserve">Why did the Morse-code word become easier to recognize after filtering? Cite one direct observation or measurement.</w:t>
+      </w:r>
+      <w:r>
+        <w:rPr>
+          <w:i/>
+          <w:iCs/>
+        </w:rPr>
+        <w:t/>
+      </w:r>
+    </w:p>
+    <w:p>
+      <w:pPr>
+        <w:pStyle w:val="ListParagraph"/>
+        <w:numPr>
+          <w:ilvl w:val="0"/>
+          <w:numId w:val="10"/>
+        </w:numPr>
+        <w:rPr>
+          <w:i/>
+          <w:iCs/>
+        </w:rPr>
+      </w:pPr>
+      <w:r>
+        <w:rPr>
+          <w:i/>
+          <w:iCs/>
+        </w:rPr>
+        <w:t xml:space="preserve">What interference would this filter not remove, and what does this result not establish about the interference source or intent?</w:t>
       </w:r>
       <w:r>
         <w:rPr>

--- a/assets/labs/lab-04-report.docx
+++ b/assets/labs/lab-04-report.docx
@@ -720,10 +720,15 @@
         <w:pStyle w:val="Heading1"/>
       </w:pPr>
       <w:r>
-        <w:t>Table 2 - RLC Band-Pass Response (35)</w:t>
+        <w:t>Table 2 - Normalized RLC Band-Pass Response (35)</w:t>
       </w:r>
       <w:r>
         <w:t xml:space="preserve"/>
+      </w:r>
+    </w:p>
+    <w:p>
+      <w:r>
+        <w:t>Use your team's predicted f0 from Table 1. For each row, calculate target frequency = multiplier x f0, set that target on the generator, and record the measured frequency from the oscilloscope.</w:t>
       </w:r>
     </w:p>
     <w:tbl>
@@ -757,7 +762,39 @@
                 <w:b/>
                 <w:color w:val="FFFFFF"/>
               </w:rPr>
-              <w:t>Frequency</w:t>
+              <w:t>f / f0</w:t>
+            </w:r>
+          </w:p>
+        </w:tc>
+        <w:tc>
+          <w:tcPr>
+            <w:tcW w:w="2352" w:type="dxa"/>
+            <w:shd w:val="clear" w:color="auto" w:fill="17324D"/>
+            <w:vAlign w:val="center"/>
+          </w:tcPr>
+          <w:p>
+            <w:r>
+              <w:rPr>
+                <w:b/>
+                <w:color w:val="FFFFFF"/>
+              </w:rPr>
+              <w:t>Target f</w:t>
+            </w:r>
+          </w:p>
+        </w:tc>
+        <w:tc>
+          <w:tcPr>
+            <w:tcW w:w="2352" w:type="dxa"/>
+            <w:shd w:val="clear" w:color="auto" w:fill="17324D"/>
+            <w:vAlign w:val="center"/>
+          </w:tcPr>
+          <w:p>
+            <w:r>
+              <w:rPr>
+                <w:b/>
+                <w:color w:val="FFFFFF"/>
+              </w:rPr>
+              <w:t>Measured f</w:t>
             </w:r>
           </w:p>
         </w:tc>
@@ -805,39 +842,7 @@
                 <w:b/>
                 <w:color w:val="FFFFFF"/>
               </w:rPr>
-              <w:t>Vout / Vin</w:t>
-            </w:r>
-          </w:p>
-        </w:tc>
-        <w:tc>
-          <w:tcPr>
-            <w:tcW w:w="2352" w:type="dxa"/>
-            <w:shd w:val="clear" w:color="auto" w:fill="17324D"/>
-            <w:vAlign w:val="center"/>
-          </w:tcPr>
-          <w:p>
-            <w:r>
-              <w:rPr>
-                <w:b/>
-                <w:color w:val="FFFFFF"/>
-              </w:rPr>
-              <w:t>Relative response</w:t>
-            </w:r>
-          </w:p>
-        </w:tc>
-        <w:tc>
-          <w:tcPr>
-            <w:tcW w:w="2352" w:type="dxa"/>
-            <w:shd w:val="clear" w:color="auto" w:fill="17324D"/>
-            <w:vAlign w:val="center"/>
-          </w:tcPr>
-          <w:p>
-            <w:r>
-              <w:rPr>
-                <w:b/>
-                <w:color w:val="FFFFFF"/>
-              </w:rPr>
-              <w:t>Observation</w:t>
+              <w:t>H = Vout / Vin</w:t>
             </w:r>
           </w:p>
         </w:tc>
@@ -856,7 +861,7 @@
               <w:rPr>
                 <w:b w:val="0"/>
               </w:rPr>
-              <w:t>500 Hz</w:t>
+              <w:t>0.05</w:t>
             </w:r>
           </w:p>
         </w:tc>
@@ -941,7 +946,7 @@
               <w:rPr>
                 <w:b w:val="0"/>
               </w:rPr>
-              <w:t>1.7 kHz</w:t>
+              <w:t>0.20</w:t>
             </w:r>
           </w:p>
         </w:tc>
@@ -1030,7 +1035,7 @@
               <w:rPr>
                 <w:b w:val="0"/>
               </w:rPr>
-              <w:t>3.0 kHz</w:t>
+              <w:t>0.50</w:t>
             </w:r>
           </w:p>
         </w:tc>
@@ -1114,7 +1119,7 @@
               <w:rPr>
                 <w:b w:val="0"/>
               </w:rPr>
-              <w:t>5.2 kHz</w:t>
+              <w:t>0.75</w:t>
             </w:r>
           </w:p>
         </w:tc>
@@ -1198,7 +1203,427 @@
               <w:rPr>
                 <w:b w:val="0"/>
               </w:rPr>
-              <w:t>8.0 kHz</w:t>
+              <w:t>1.00</w:t>
+            </w:r>
+          </w:p>
+        </w:tc>
+        <w:tc>
+          <w:tcPr>
+            <w:tcW w:w="2352" w:type="dxa"/>
+            <w:vAlign w:val="center"/>
+          </w:tcPr>
+          <w:p>
+            <w:r>
+              <w:rPr>
+                <w:b w:val="0"/>
+              </w:rPr>
+            </w:r>
+          </w:p>
+        </w:tc>
+        <w:tc>
+          <w:tcPr>
+            <w:tcW w:w="2352" w:type="dxa"/>
+            <w:vAlign w:val="center"/>
+          </w:tcPr>
+          <w:p>
+            <w:r>
+              <w:rPr>
+                <w:b w:val="0"/>
+              </w:rPr>
+            </w:r>
+          </w:p>
+        </w:tc>
+        <w:tc>
+          <w:tcPr>
+            <w:tcW w:w="2352" w:type="dxa"/>
+            <w:vAlign w:val="center"/>
+          </w:tcPr>
+          <w:p>
+            <w:r>
+              <w:rPr>
+                <w:b w:val="0"/>
+              </w:rPr>
+            </w:r>
+          </w:p>
+        </w:tc>
+        <w:tc>
+          <w:tcPr>
+            <w:tcW w:w="2352" w:type="dxa"/>
+            <w:vAlign w:val="center"/>
+          </w:tcPr>
+          <w:p>
+            <w:r>
+              <w:rPr>
+                <w:b w:val="0"/>
+              </w:rPr>
+            </w:r>
+          </w:p>
+        </w:tc>
+        <w:tc>
+          <w:tcPr>
+            <w:tcW w:w="2352" w:type="dxa"/>
+            <w:vAlign w:val="center"/>
+          </w:tcPr>
+          <w:p>
+            <w:r>
+              <w:rPr>
+                <w:b w:val="0"/>
+              </w:rPr>
+            </w:r>
+          </w:p>
+        </w:tc>
+      </w:tr>
+      <w:tr>
+        <w:trPr>
+          <w:trHeight w:val="490"/>
+        </w:trPr>
+        <w:tc>
+          <w:tcPr>
+            <w:tcW w:w="2352" w:type="dxa"/>
+            <w:vAlign w:val="center"/>
+          </w:tcPr>
+          <w:p>
+            <w:r>
+              <w:rPr>
+                <w:b w:val="0"/>
+              </w:rPr>
+              <w:t>1.25</w:t>
+            </w:r>
+          </w:p>
+        </w:tc>
+        <w:tc>
+          <w:tcPr>
+            <w:tcW w:w="2352" w:type="dxa"/>
+            <w:vAlign w:val="center"/>
+          </w:tcPr>
+          <w:p>
+            <w:r>
+              <w:rPr>
+                <w:b w:val="0"/>
+              </w:rPr>
+            </w:r>
+          </w:p>
+        </w:tc>
+        <w:tc>
+          <w:tcPr>
+            <w:tcW w:w="2352" w:type="dxa"/>
+            <w:vAlign w:val="center"/>
+          </w:tcPr>
+          <w:p>
+            <w:r>
+              <w:rPr>
+                <w:b w:val="0"/>
+              </w:rPr>
+            </w:r>
+          </w:p>
+        </w:tc>
+        <w:tc>
+          <w:tcPr>
+            <w:tcW w:w="2352" w:type="dxa"/>
+            <w:vAlign w:val="center"/>
+          </w:tcPr>
+          <w:p>
+            <w:r>
+              <w:rPr>
+                <w:b w:val="0"/>
+              </w:rPr>
+            </w:r>
+          </w:p>
+        </w:tc>
+        <w:tc>
+          <w:tcPr>
+            <w:tcW w:w="2352" w:type="dxa"/>
+            <w:vAlign w:val="center"/>
+          </w:tcPr>
+          <w:p>
+            <w:r>
+              <w:rPr>
+                <w:b w:val="0"/>
+              </w:rPr>
+            </w:r>
+          </w:p>
+        </w:tc>
+        <w:tc>
+          <w:tcPr>
+            <w:tcW w:w="2352" w:type="dxa"/>
+            <w:vAlign w:val="center"/>
+          </w:tcPr>
+          <w:p>
+            <w:r>
+              <w:rPr>
+                <w:b w:val="0"/>
+              </w:rPr>
+            </w:r>
+          </w:p>
+        </w:tc>
+      </w:tr>
+      <w:tr>
+        <w:trPr>
+          <w:trHeight w:val="490"/>
+        </w:trPr>
+        <w:tc>
+          <w:tcPr>
+            <w:tcW w:w="2352" w:type="dxa"/>
+            <w:vAlign w:val="center"/>
+          </w:tcPr>
+          <w:p>
+            <w:r>
+              <w:rPr>
+                <w:b w:val="0"/>
+              </w:rPr>
+              <w:t>2.00</w:t>
+            </w:r>
+          </w:p>
+        </w:tc>
+        <w:tc>
+          <w:tcPr>
+            <w:tcW w:w="2352" w:type="dxa"/>
+            <w:vAlign w:val="center"/>
+          </w:tcPr>
+          <w:p>
+            <w:r>
+              <w:rPr>
+                <w:b w:val="0"/>
+              </w:rPr>
+            </w:r>
+          </w:p>
+        </w:tc>
+        <w:tc>
+          <w:tcPr>
+            <w:tcW w:w="2352" w:type="dxa"/>
+            <w:vAlign w:val="center"/>
+          </w:tcPr>
+          <w:p>
+            <w:r>
+              <w:rPr>
+                <w:b w:val="0"/>
+              </w:rPr>
+            </w:r>
+          </w:p>
+        </w:tc>
+        <w:tc>
+          <w:tcPr>
+            <w:tcW w:w="2352" w:type="dxa"/>
+            <w:vAlign w:val="center"/>
+          </w:tcPr>
+          <w:p>
+            <w:r>
+              <w:rPr>
+                <w:b w:val="0"/>
+              </w:rPr>
+            </w:r>
+          </w:p>
+        </w:tc>
+        <w:tc>
+          <w:tcPr>
+            <w:tcW w:w="2352" w:type="dxa"/>
+            <w:vAlign w:val="center"/>
+          </w:tcPr>
+          <w:p>
+            <w:r>
+              <w:rPr>
+                <w:b w:val="0"/>
+              </w:rPr>
+            </w:r>
+          </w:p>
+        </w:tc>
+        <w:tc>
+          <w:tcPr>
+            <w:tcW w:w="2352" w:type="dxa"/>
+            <w:vAlign w:val="center"/>
+          </w:tcPr>
+          <w:p>
+            <w:r>
+              <w:rPr>
+                <w:b w:val="0"/>
+              </w:rPr>
+            </w:r>
+          </w:p>
+        </w:tc>
+      </w:tr>
+      <w:tr>
+        <w:trPr>
+          <w:trHeight w:val="490"/>
+        </w:trPr>
+        <w:tc>
+          <w:tcPr>
+            <w:tcW w:w="2352" w:type="dxa"/>
+            <w:vAlign w:val="center"/>
+          </w:tcPr>
+          <w:p>
+            <w:r>
+              <w:rPr>
+                <w:b w:val="0"/>
+              </w:rPr>
+              <w:t>5.00</w:t>
+            </w:r>
+          </w:p>
+        </w:tc>
+        <w:tc>
+          <w:tcPr>
+            <w:tcW w:w="2352" w:type="dxa"/>
+            <w:vAlign w:val="center"/>
+          </w:tcPr>
+          <w:p>
+            <w:r>
+              <w:rPr>
+                <w:b w:val="0"/>
+              </w:rPr>
+            </w:r>
+          </w:p>
+        </w:tc>
+        <w:tc>
+          <w:tcPr>
+            <w:tcW w:w="2352" w:type="dxa"/>
+            <w:vAlign w:val="center"/>
+          </w:tcPr>
+          <w:p>
+            <w:r>
+              <w:rPr>
+                <w:b w:val="0"/>
+              </w:rPr>
+            </w:r>
+          </w:p>
+        </w:tc>
+        <w:tc>
+          <w:tcPr>
+            <w:tcW w:w="2352" w:type="dxa"/>
+            <w:vAlign w:val="center"/>
+          </w:tcPr>
+          <w:p>
+            <w:r>
+              <w:rPr>
+                <w:b w:val="0"/>
+              </w:rPr>
+            </w:r>
+          </w:p>
+        </w:tc>
+        <w:tc>
+          <w:tcPr>
+            <w:tcW w:w="2352" w:type="dxa"/>
+            <w:vAlign w:val="center"/>
+          </w:tcPr>
+          <w:p>
+            <w:r>
+              <w:rPr>
+                <w:b w:val="0"/>
+              </w:rPr>
+            </w:r>
+          </w:p>
+        </w:tc>
+        <w:tc>
+          <w:tcPr>
+            <w:tcW w:w="2352" w:type="dxa"/>
+            <w:vAlign w:val="center"/>
+          </w:tcPr>
+          <w:p>
+            <w:r>
+              <w:rPr>
+                <w:b w:val="0"/>
+              </w:rPr>
+            </w:r>
+          </w:p>
+        </w:tc>
+      </w:tr>
+      <w:tr>
+        <w:trPr>
+          <w:trHeight w:val="490"/>
+        </w:trPr>
+        <w:tc>
+          <w:tcPr>
+            <w:tcW w:w="2352" w:type="dxa"/>
+            <w:vAlign w:val="center"/>
+          </w:tcPr>
+          <w:p>
+            <w:r>
+              <w:rPr>
+                <w:b w:val="0"/>
+              </w:rPr>
+              <w:t>10.0</w:t>
+            </w:r>
+          </w:p>
+        </w:tc>
+        <w:tc>
+          <w:tcPr>
+            <w:tcW w:w="2352" w:type="dxa"/>
+            <w:vAlign w:val="center"/>
+          </w:tcPr>
+          <w:p>
+            <w:r>
+              <w:rPr>
+                <w:b w:val="0"/>
+              </w:rPr>
+            </w:r>
+          </w:p>
+        </w:tc>
+        <w:tc>
+          <w:tcPr>
+            <w:tcW w:w="2352" w:type="dxa"/>
+            <w:vAlign w:val="center"/>
+          </w:tcPr>
+          <w:p>
+            <w:r>
+              <w:rPr>
+                <w:b w:val="0"/>
+              </w:rPr>
+            </w:r>
+          </w:p>
+        </w:tc>
+        <w:tc>
+          <w:tcPr>
+            <w:tcW w:w="2352" w:type="dxa"/>
+            <w:vAlign w:val="center"/>
+          </w:tcPr>
+          <w:p>
+            <w:r>
+              <w:rPr>
+                <w:b w:val="0"/>
+              </w:rPr>
+            </w:r>
+          </w:p>
+        </w:tc>
+        <w:tc>
+          <w:tcPr>
+            <w:tcW w:w="2352" w:type="dxa"/>
+            <w:vAlign w:val="center"/>
+          </w:tcPr>
+          <w:p>
+            <w:r>
+              <w:rPr>
+                <w:b w:val="0"/>
+              </w:rPr>
+            </w:r>
+          </w:p>
+        </w:tc>
+        <w:tc>
+          <w:tcPr>
+            <w:tcW w:w="2352" w:type="dxa"/>
+            <w:vAlign w:val="center"/>
+          </w:tcPr>
+          <w:p>
+            <w:r>
+              <w:rPr>
+                <w:b w:val="0"/>
+              </w:rPr>
+            </w:r>
+          </w:p>
+        </w:tc>
+      </w:tr>
+      <w:tr>
+        <w:trPr>
+          <w:trHeight w:val="490"/>
+        </w:trPr>
+        <w:tc>
+          <w:tcPr>
+            <w:tcW w:w="2352" w:type="dxa"/>
+            <w:vAlign w:val="center"/>
+          </w:tcPr>
+          <w:p>
+            <w:r>
+              <w:rPr>
+                <w:b w:val="0"/>
+              </w:rPr>
+              <w:t>20.0</w:t>
             </w:r>
           </w:p>
         </w:tc>
@@ -1271,7 +1696,7 @@
     </w:tbl>
     <w:p>
       <w:r>
-        <w:t>Measured peak frequency: ____________________   Peak Vout / Vin: ____________________</w:t>
+        <w:t>Measured peak frequency: ____________________   Peak H = Vout / Vin: ____________________</w:t>
       </w:r>
     </w:p>
     <w:p>
@@ -1287,7 +1712,36 @@
           <w:i/>
           <w:iCs/>
         </w:rPr>
-        <w:t>How do the measurements below, near, and above the peak support calling this a band-pass response?</w:t>
+        <w:t>Graph your measured H = Vout / Vin values against f / f0. Use an XY scatter plot with a logarithmic horizontal axis from 0.05 to 20 and a linear vertical axis. Paste or draw the completed graph below.</w:t>
+      </w:r>
+    </w:p>
+    <w:p>
+      <w:r>
+        <w:br/>
+        <w:br/>
+        <w:br/>
+        <w:br/>
+        <w:br/>
+        <w:br/>
+        <w:br/>
+        <w:br/>
+        <w:br/>
+      </w:r>
+    </w:p>
+    <w:p>
+      <w:pPr>
+        <w:spacing w:after="200"/>
+        <w:rPr>
+          <w:i/>
+          <w:iCs/>
+        </w:rPr>
+      </w:pPr>
+      <w:r>
+        <w:rPr>
+          <w:i/>
+          <w:iCs/>
+        </w:rPr>
+        <w:t>How does your graph show that this circuit is a band-pass response? Why might the measured peak differ from 1.00 f0?</w:t>
       </w:r>
     </w:p>
     <w:p>

--- a/assets/labs/lab-04-report.docx
+++ b/assets/labs/lab-04-report.docx
@@ -7,16 +7,16 @@
         <w:pStyle w:val="Title"/>
       </w:pPr>
       <w:r>
-        <w:t>Lab 4 Report - Recover the Hidden Message</w:t>
+        <w:t xml:space="preserve">Lab 4 Report </w:t>
       </w:r>
       <w:r>
-        <w:t xml:space="preserve"/>
+        <w:t>–</w:t>
       </w:r>
       <w:r>
-        <w:t/>
+        <w:t xml:space="preserve"> </w:t>
       </w:r>
       <w:r>
-        <w:t/>
+        <w:t>RLC Filtering &amp; Recovery</w:t>
       </w:r>
     </w:p>
     <w:p>
@@ -24,7 +24,7 @@
         <w:pStyle w:val="Heading2"/>
       </w:pPr>
       <w:r>
-        <w:t xml:space="preserve">Name:</w:t>
+        <w:t>Name:</w:t>
       </w:r>
     </w:p>
     <w:p>
@@ -36,7 +36,7 @@
         </w:numPr>
       </w:pPr>
       <w:r>
-        <w:t xml:space="preserve">Lab Partners:</w:t>
+        <w:t>Lab Partners:</w:t>
       </w:r>
     </w:p>
     <w:p>
@@ -46,105 +46,94 @@
       <w:r>
         <w:t>Table 1 - Components, Settings, and Prediction (15)</w:t>
       </w:r>
-      <w:r>
-        <w:t xml:space="preserve"/>
-      </w:r>
     </w:p>
-    <w:p>
-      <w:r>
-        <w:t>Record the values actually used. Use resistance mode only while the circuit is disconnected from every source.</w:t>
-      </w:r>
-    </w:p>
+    <w:p/>
     <w:tbl>
       <w:tblPr>
         <w:tblStyle w:val="TableGrid"/>
         <w:tblW w:w="0" w:type="auto"/>
+        <w:jc w:val="center"/>
         <w:tblLook w:val="04A0" w:firstRow="1" w:lastRow="0" w:firstColumn="1" w:lastColumn="0" w:noHBand="0" w:noVBand="1"/>
       </w:tblPr>
       <w:tblGrid>
-        <w:gridCol w:w="1874"/>
-        <w:gridCol w:w="1692"/>
-        <w:gridCol w:w="1816"/>
-        <w:gridCol w:w="1816"/>
-        <w:gridCol w:w="1834"/>
-        <w:gridCol w:w="1840"/>
+        <w:gridCol w:w="1825"/>
+        <w:gridCol w:w="1163"/>
+        <w:gridCol w:w="2775"/>
+        <w:gridCol w:w="1140"/>
       </w:tblGrid>
       <w:tr>
         <w:trPr>
           <w:trHeight w:val="432"/>
           <w:tblHeader/>
+          <w:jc w:val="center"/>
         </w:trPr>
         <w:tc>
           <w:tcPr>
-            <w:tcW w:w="2352" w:type="dxa"/>
+            <w:tcW w:w="1825" w:type="dxa"/>
             <w:shd w:val="clear" w:color="auto" w:fill="17324D"/>
             <w:vAlign w:val="center"/>
           </w:tcPr>
           <w:p>
+            <w:pPr>
+              <w:jc w:val="center"/>
+            </w:pPr>
             <w:r>
               <w:rPr>
                 <w:b/>
                 <w:color w:val="FFFFFF"/>
               </w:rPr>
-              <w:t>Quantity or setting</w:t>
+              <w:t>Quantity</w:t>
             </w:r>
           </w:p>
         </w:tc>
         <w:tc>
           <w:tcPr>
-            <w:tcW w:w="2352" w:type="dxa"/>
+            <w:tcW w:w="1163" w:type="dxa"/>
             <w:shd w:val="clear" w:color="auto" w:fill="17324D"/>
             <w:vAlign w:val="center"/>
           </w:tcPr>
           <w:p>
+            <w:pPr>
+              <w:jc w:val="center"/>
+            </w:pPr>
             <w:r>
               <w:rPr>
                 <w:b/>
                 <w:color w:val="FFFFFF"/>
               </w:rPr>
-              <w:t>Nominal</w:t>
+              <w:t>Rated</w:t>
             </w:r>
           </w:p>
         </w:tc>
         <w:tc>
           <w:tcPr>
-            <w:tcW w:w="2352" w:type="dxa"/>
+            <w:tcW w:w="2775" w:type="dxa"/>
             <w:shd w:val="clear" w:color="auto" w:fill="17324D"/>
             <w:vAlign w:val="center"/>
           </w:tcPr>
           <w:p>
+            <w:pPr>
+              <w:jc w:val="center"/>
+            </w:pPr>
             <w:r>
               <w:rPr>
                 <w:b/>
                 <w:color w:val="FFFFFF"/>
               </w:rPr>
-              <w:t>Tolerance</w:t>
+              <w:t>Measured</w:t>
             </w:r>
           </w:p>
         </w:tc>
         <w:tc>
           <w:tcPr>
-            <w:tcW w:w="2352" w:type="dxa"/>
+            <w:tcW w:w="1140" w:type="dxa"/>
             <w:shd w:val="clear" w:color="auto" w:fill="17324D"/>
             <w:vAlign w:val="center"/>
           </w:tcPr>
           <w:p>
-            <w:r>
-              <w:rPr>
-                <w:b/>
-                <w:color w:val="FFFFFF"/>
-              </w:rPr>
-              <w:t>Measured / used</w:t>
-            </w:r>
-          </w:p>
-        </w:tc>
-        <w:tc>
-          <w:tcPr>
-            <w:tcW w:w="2352" w:type="dxa"/>
-            <w:shd w:val="clear" w:color="auto" w:fill="17324D"/>
-            <w:vAlign w:val="center"/>
-          </w:tcPr>
-          <w:p>
+            <w:pPr>
+              <w:jc w:val="center"/>
+            </w:pPr>
             <w:r>
               <w:rPr>
                 <w:b/>
@@ -154,19 +143,59 @@
             </w:r>
           </w:p>
         </w:tc>
+      </w:tr>
+      <w:tr>
+        <w:trPr>
+          <w:trHeight w:val="490"/>
+          <w:jc w:val="center"/>
+        </w:trPr>
         <w:tc>
           <w:tcPr>
-            <w:tcW w:w="2352" w:type="dxa"/>
-            <w:shd w:val="clear" w:color="auto" w:fill="17324D"/>
+            <w:tcW w:w="1825" w:type="dxa"/>
             <w:vAlign w:val="center"/>
           </w:tcPr>
           <w:p>
             <w:r>
-              <w:rPr>
-                <w:b/>
-                <w:color w:val="FFFFFF"/>
-              </w:rPr>
-              <w:t>Calculation / note</w:t>
+              <w:t>Resistor R</w:t>
+            </w:r>
+          </w:p>
+        </w:tc>
+        <w:tc>
+          <w:tcPr>
+            <w:tcW w:w="1163" w:type="dxa"/>
+            <w:vAlign w:val="center"/>
+          </w:tcPr>
+          <w:p>
+            <w:pPr>
+              <w:jc w:val="center"/>
+            </w:pPr>
+            <w:r>
+              <w:t>10</w:t>
+            </w:r>
+          </w:p>
+        </w:tc>
+        <w:tc>
+          <w:tcPr>
+            <w:tcW w:w="2775" w:type="dxa"/>
+            <w:vAlign w:val="center"/>
+          </w:tcPr>
+          <w:p>
+            <w:pPr>
+              <w:jc w:val="center"/>
+            </w:pPr>
+          </w:p>
+        </w:tc>
+        <w:tc>
+          <w:tcPr>
+            <w:tcW w:w="1140" w:type="dxa"/>
+            <w:vAlign w:val="center"/>
+          </w:tcPr>
+          <w:p>
+            <w:pPr>
+              <w:jc w:val="center"/>
+            </w:pPr>
+            <w:r>
+              <w:t>Ω</w:t>
             </w:r>
           </w:p>
         </w:tc>
@@ -174,86 +203,59 @@
       <w:tr>
         <w:trPr>
           <w:trHeight w:val="490"/>
+          <w:jc w:val="center"/>
         </w:trPr>
         <w:tc>
           <w:tcPr>
-            <w:tcW w:w="2352" w:type="dxa"/>
+            <w:tcW w:w="1825" w:type="dxa"/>
+            <w:shd w:val="clear" w:color="auto" w:fill="EAF2F7"/>
             <w:vAlign w:val="center"/>
           </w:tcPr>
           <w:p>
             <w:r>
-              <w:rPr>
-                <w:b w:val="0"/>
-              </w:rPr>
-              <w:t>Resistor R</w:t>
+              <w:t>Inductor L</w:t>
             </w:r>
           </w:p>
         </w:tc>
         <w:tc>
           <w:tcPr>
-            <w:tcW w:w="2352" w:type="dxa"/>
+            <w:tcW w:w="1163" w:type="dxa"/>
+            <w:shd w:val="clear" w:color="auto" w:fill="EAF2F7"/>
             <w:vAlign w:val="center"/>
           </w:tcPr>
           <w:p>
+            <w:pPr>
+              <w:jc w:val="center"/>
+            </w:pPr>
             <w:r>
-              <w:rPr>
-                <w:b w:val="0"/>
-              </w:rPr>
-              <w:t>10</w:t>
+              <w:t>2.9</w:t>
             </w:r>
           </w:p>
         </w:tc>
         <w:tc>
           <w:tcPr>
-            <w:tcW w:w="2352" w:type="dxa"/>
+            <w:tcW w:w="2775" w:type="dxa"/>
+            <w:shd w:val="clear" w:color="auto" w:fill="EAF2F7"/>
             <w:vAlign w:val="center"/>
           </w:tcPr>
           <w:p>
-            <w:r>
-              <w:rPr>
-                <w:b w:val="0"/>
-              </w:rPr>
-              <w:t>±0.5</w:t>
-            </w:r>
+            <w:pPr>
+              <w:jc w:val="center"/>
+            </w:pPr>
           </w:p>
         </w:tc>
         <w:tc>
           <w:tcPr>
-            <w:tcW w:w="2352" w:type="dxa"/>
+            <w:tcW w:w="1140" w:type="dxa"/>
+            <w:shd w:val="clear" w:color="auto" w:fill="EAF2F7"/>
             <w:vAlign w:val="center"/>
           </w:tcPr>
           <w:p>
+            <w:pPr>
+              <w:jc w:val="center"/>
+            </w:pPr>
             <w:r>
-              <w:rPr>
-                <w:b w:val="0"/>
-              </w:rPr>
-            </w:r>
-          </w:p>
-        </w:tc>
-        <w:tc>
-          <w:tcPr>
-            <w:tcW w:w="2352" w:type="dxa"/>
-            <w:vAlign w:val="center"/>
-          </w:tcPr>
-          <w:p>
-            <w:r>
-              <w:rPr>
-                <w:b w:val="0"/>
-              </w:rPr>
-              <w:t>Ω</w:t>
-            </w:r>
-          </w:p>
-        </w:tc>
-        <w:tc>
-          <w:tcPr>
-            <w:tcW w:w="2352" w:type="dxa"/>
-            <w:vAlign w:val="center"/>
-          </w:tcPr>
-          <w:p>
-            <w:r>
-              <w:rPr>
-                <w:b w:val="0"/>
-              </w:rPr>
+              <w:t>mH</w:t>
             </w:r>
           </w:p>
         </w:tc>
@@ -261,92 +263,52 @@
       <w:tr>
         <w:trPr>
           <w:trHeight w:val="490"/>
+          <w:jc w:val="center"/>
         </w:trPr>
         <w:tc>
           <w:tcPr>
-            <w:tcW w:w="2352" w:type="dxa"/>
-            <w:shd w:val="clear" w:color="auto" w:fill="EAF2F7"/>
+            <w:tcW w:w="1825" w:type="dxa"/>
             <w:vAlign w:val="center"/>
           </w:tcPr>
           <w:p>
             <w:r>
-              <w:rPr>
-                <w:b w:val="0"/>
-              </w:rPr>
-              <w:t>Inductor L</w:t>
+              <w:t>Inductor winding resistance</w:t>
             </w:r>
           </w:p>
         </w:tc>
         <w:tc>
           <w:tcPr>
-            <w:tcW w:w="2352" w:type="dxa"/>
-            <w:shd w:val="clear" w:color="auto" w:fill="EAF2F7"/>
+            <w:tcW w:w="1163" w:type="dxa"/>
             <w:vAlign w:val="center"/>
           </w:tcPr>
           <w:p>
-            <w:r>
-              <w:rPr>
-                <w:b w:val="0"/>
-              </w:rPr>
-              <w:t>2.9</w:t>
-            </w:r>
+            <w:pPr>
+              <w:jc w:val="center"/>
+            </w:pPr>
           </w:p>
         </w:tc>
         <w:tc>
           <w:tcPr>
-            <w:tcW w:w="2352" w:type="dxa"/>
-            <w:shd w:val="clear" w:color="auto" w:fill="EAF2F7"/>
+            <w:tcW w:w="2775" w:type="dxa"/>
             <w:vAlign w:val="center"/>
           </w:tcPr>
           <w:p>
-            <w:r>
-              <w:rPr>
-                <w:b w:val="0"/>
-              </w:rPr>
-              <w:t>±0.05</w:t>
-            </w:r>
+            <w:pPr>
+              <w:jc w:val="center"/>
+            </w:pPr>
           </w:p>
         </w:tc>
         <w:tc>
           <w:tcPr>
-            <w:tcW w:w="2352" w:type="dxa"/>
-            <w:shd w:val="clear" w:color="auto" w:fill="EAF2F7"/>
+            <w:tcW w:w="1140" w:type="dxa"/>
             <w:vAlign w:val="center"/>
           </w:tcPr>
           <w:p>
+            <w:pPr>
+              <w:jc w:val="center"/>
+            </w:pPr>
             <w:r>
-              <w:rPr>
-                <w:b w:val="0"/>
-              </w:rPr>
-            </w:r>
-          </w:p>
-        </w:tc>
-        <w:tc>
-          <w:tcPr>
-            <w:tcW w:w="2352" w:type="dxa"/>
-            <w:shd w:val="clear" w:color="auto" w:fill="EAF2F7"/>
-            <w:vAlign w:val="center"/>
-          </w:tcPr>
-          <w:p>
-            <w:r>
-              <w:rPr>
-                <w:b w:val="0"/>
-              </w:rPr>
-              <w:t>mH</w:t>
-            </w:r>
-          </w:p>
-        </w:tc>
-        <w:tc>
-          <w:tcPr>
-            <w:tcW w:w="2352" w:type="dxa"/>
-            <w:shd w:val="clear" w:color="auto" w:fill="EAF2F7"/>
-            <w:vAlign w:val="center"/>
-          </w:tcPr>
-          <w:p>
-            <w:r>
-              <w:rPr>
-                <w:b w:val="0"/>
-              </w:rPr>
+              <w:t>Ω</w:t>
             </w:r>
           </w:p>
         </w:tc>
@@ -354,86 +316,55 @@
       <w:tr>
         <w:trPr>
           <w:trHeight w:val="490"/>
+          <w:jc w:val="center"/>
         </w:trPr>
         <w:tc>
           <w:tcPr>
-            <w:tcW w:w="2352" w:type="dxa"/>
+            <w:tcW w:w="1825" w:type="dxa"/>
             <w:vAlign w:val="center"/>
           </w:tcPr>
           <w:p>
             <w:r>
-              <w:rPr>
-                <w:b w:val="0"/>
-              </w:rPr>
-              <w:t>Inductor winding resistance</w:t>
+              <w:t>Capacitor C</w:t>
             </w:r>
           </w:p>
         </w:tc>
         <w:tc>
           <w:tcPr>
-            <w:tcW w:w="2352" w:type="dxa"/>
+            <w:tcW w:w="1163" w:type="dxa"/>
             <w:vAlign w:val="center"/>
           </w:tcPr>
           <w:p>
+            <w:pPr>
+              <w:jc w:val="center"/>
+            </w:pPr>
             <w:r>
-              <w:rPr>
-                <w:b w:val="0"/>
-              </w:rPr>
-              <w:t>5</w:t>
+              <w:t>1.00</w:t>
             </w:r>
           </w:p>
         </w:tc>
         <w:tc>
           <w:tcPr>
-            <w:tcW w:w="2352" w:type="dxa"/>
+            <w:tcW w:w="2775" w:type="dxa"/>
             <w:vAlign w:val="center"/>
           </w:tcPr>
           <w:p>
-            <w:r>
-              <w:rPr>
-                <w:b w:val="0"/>
-              </w:rPr>
-              <w:t>approximately</w:t>
-            </w:r>
+            <w:pPr>
+              <w:jc w:val="center"/>
+            </w:pPr>
           </w:p>
         </w:tc>
         <w:tc>
           <w:tcPr>
-            <w:tcW w:w="2352" w:type="dxa"/>
+            <w:tcW w:w="1140" w:type="dxa"/>
             <w:vAlign w:val="center"/>
           </w:tcPr>
           <w:p>
+            <w:pPr>
+              <w:jc w:val="center"/>
+            </w:pPr>
             <w:r>
-              <w:rPr>
-                <w:b w:val="0"/>
-              </w:rPr>
-            </w:r>
-          </w:p>
-        </w:tc>
-        <w:tc>
-          <w:tcPr>
-            <w:tcW w:w="2352" w:type="dxa"/>
-            <w:vAlign w:val="center"/>
-          </w:tcPr>
-          <w:p>
-            <w:r>
-              <w:rPr>
-                <w:b w:val="0"/>
-              </w:rPr>
-              <w:t>Ω</w:t>
-            </w:r>
-          </w:p>
-        </w:tc>
-        <w:tc>
-          <w:tcPr>
-            <w:tcW w:w="2352" w:type="dxa"/>
-            <w:vAlign w:val="center"/>
-          </w:tcPr>
-          <w:p>
-            <w:r>
-              <w:rPr>
-                <w:b w:val="0"/>
-              </w:rPr>
+              <w:t>µF</w:t>
             </w:r>
           </w:p>
         </w:tc>
@@ -441,276 +372,269 @@
       <w:tr>
         <w:trPr>
           <w:trHeight w:val="490"/>
+          <w:jc w:val="center"/>
         </w:trPr>
         <w:tc>
           <w:tcPr>
-            <w:tcW w:w="2352" w:type="dxa"/>
+            <w:tcW w:w="1825" w:type="dxa"/>
             <w:vAlign w:val="center"/>
           </w:tcPr>
           <w:p>
             <w:r>
-              <w:rPr>
-                <w:b w:val="0"/>
-              </w:rPr>
-              <w:t>Capacitor C</w:t>
-            </w:r>
-          </w:p>
-        </w:tc>
-        <w:tc>
-          <w:tcPr>
-            <w:tcW w:w="2352" w:type="dxa"/>
-            <w:vAlign w:val="center"/>
-          </w:tcPr>
-          <w:p>
-            <w:r>
-              <w:rPr>
-                <w:b w:val="0"/>
-              </w:rPr>
-              <w:t>1.00</w:t>
-            </w:r>
-          </w:p>
-        </w:tc>
-        <w:tc>
-          <w:tcPr>
-            <w:tcW w:w="2352" w:type="dxa"/>
-            <w:vAlign w:val="center"/>
-          </w:tcPr>
-          <w:p>
-            <w:r>
-              <w:rPr>
-                <w:b w:val="0"/>
-              </w:rPr>
-              <w:t>±0.02</w:t>
-            </w:r>
-          </w:p>
-        </w:tc>
-        <w:tc>
-          <w:tcPr>
-            <w:tcW w:w="2352" w:type="dxa"/>
-            <w:vAlign w:val="center"/>
-          </w:tcPr>
-          <w:p>
-            <w:r>
-              <w:rPr>
-                <w:b w:val="0"/>
-              </w:rPr>
-            </w:r>
-          </w:p>
-        </w:tc>
-        <w:tc>
-          <w:tcPr>
-            <w:tcW w:w="2352" w:type="dxa"/>
-            <w:vAlign w:val="center"/>
-          </w:tcPr>
-          <w:p>
-            <w:r>
-              <w:rPr>
-                <w:b w:val="0"/>
-              </w:rPr>
-              <w:t>µF</w:t>
-            </w:r>
-          </w:p>
-        </w:tc>
-        <w:tc>
-          <w:tcPr>
-            <w:tcW w:w="2352" w:type="dxa"/>
-            <w:vAlign w:val="center"/>
-          </w:tcPr>
-          <w:p>
-            <w:r>
-              <w:rPr>
-                <w:b w:val="0"/>
-              </w:rPr>
-            </w:r>
-          </w:p>
-        </w:tc>
-      </w:tr>
-      <w:tr>
-        <w:trPr>
-          <w:trHeight w:val="490"/>
-        </w:trPr>
-        <w:tc>
-          <w:tcPr>
-            <w:tcW w:w="2352" w:type="dxa"/>
-            <w:vAlign w:val="center"/>
-          </w:tcPr>
-          <w:p>
-            <w:r>
-              <w:rPr>
-                <w:b w:val="0"/>
-              </w:rPr>
               <w:t>Generator amplitude</w:t>
             </w:r>
           </w:p>
         </w:tc>
         <w:tc>
           <w:tcPr>
-            <w:tcW w:w="2352" w:type="dxa"/>
+            <w:tcW w:w="1163" w:type="dxa"/>
             <w:vAlign w:val="center"/>
           </w:tcPr>
           <w:p>
+            <w:pPr>
+              <w:jc w:val="center"/>
+            </w:pPr>
             <w:r>
-              <w:rPr>
-                <w:b w:val="0"/>
-              </w:rPr>
               <w:t>2</w:t>
             </w:r>
           </w:p>
         </w:tc>
         <w:tc>
           <w:tcPr>
-            <w:tcW w:w="2352" w:type="dxa"/>
+            <w:tcW w:w="2775" w:type="dxa"/>
             <w:vAlign w:val="center"/>
           </w:tcPr>
           <w:p>
-            <w:r>
-              <w:rPr>
-                <w:b w:val="0"/>
-              </w:rPr>
-              <w:t>fixed</w:t>
-            </w:r>
+            <w:pPr>
+              <w:jc w:val="center"/>
+            </w:pPr>
           </w:p>
         </w:tc>
         <w:tc>
           <w:tcPr>
-            <w:tcW w:w="2352" w:type="dxa"/>
+            <w:tcW w:w="1140" w:type="dxa"/>
             <w:vAlign w:val="center"/>
           </w:tcPr>
           <w:p>
+            <w:pPr>
+              <w:jc w:val="center"/>
+            </w:pPr>
             <w:r>
-              <w:rPr>
-                <w:b w:val="0"/>
-              </w:rPr>
-            </w:r>
-          </w:p>
-        </w:tc>
-        <w:tc>
-          <w:tcPr>
-            <w:tcW w:w="2352" w:type="dxa"/>
-            <w:vAlign w:val="center"/>
-          </w:tcPr>
-          <w:p>
-            <w:r>
-              <w:rPr>
-                <w:b w:val="0"/>
-              </w:rPr>
               <w:t>Vpp</w:t>
-            </w:r>
-          </w:p>
-        </w:tc>
-        <w:tc>
-          <w:tcPr>
-            <w:tcW w:w="2352" w:type="dxa"/>
-            <w:vAlign w:val="center"/>
-          </w:tcPr>
-          <w:p>
-            <w:r>
-              <w:rPr>
-                <w:b w:val="0"/>
-              </w:rPr>
-            </w:r>
-          </w:p>
-        </w:tc>
-      </w:tr>
-      <w:tr>
-        <w:trPr>
-          <w:trHeight w:val="490"/>
-        </w:trPr>
-        <w:tc>
-          <w:tcPr>
-            <w:tcW w:w="2352" w:type="dxa"/>
-            <w:vAlign w:val="center"/>
-          </w:tcPr>
-          <w:p>
-            <w:r>
-              <w:rPr>
-                <w:b w:val="0"/>
-              </w:rPr>
-              <w:t>Generator offset</w:t>
-            </w:r>
-          </w:p>
-        </w:tc>
-        <w:tc>
-          <w:tcPr>
-            <w:tcW w:w="2352" w:type="dxa"/>
-            <w:vAlign w:val="center"/>
-          </w:tcPr>
-          <w:p>
-            <w:r>
-              <w:rPr>
-                <w:b w:val="0"/>
-              </w:rPr>
-              <w:t>0</w:t>
-            </w:r>
-          </w:p>
-        </w:tc>
-        <w:tc>
-          <w:tcPr>
-            <w:tcW w:w="2352" w:type="dxa"/>
-            <w:vAlign w:val="center"/>
-          </w:tcPr>
-          <w:p>
-            <w:r>
-              <w:rPr>
-                <w:b w:val="0"/>
-              </w:rPr>
-              <w:t>fixed</w:t>
-            </w:r>
-          </w:p>
-        </w:tc>
-        <w:tc>
-          <w:tcPr>
-            <w:tcW w:w="2352" w:type="dxa"/>
-            <w:vAlign w:val="center"/>
-          </w:tcPr>
-          <w:p>
-            <w:r>
-              <w:rPr>
-                <w:b w:val="0"/>
-              </w:rPr>
-            </w:r>
-          </w:p>
-        </w:tc>
-        <w:tc>
-          <w:tcPr>
-            <w:tcW w:w="2352" w:type="dxa"/>
-            <w:vAlign w:val="center"/>
-          </w:tcPr>
-          <w:p>
-            <w:r>
-              <w:rPr>
-                <w:b w:val="0"/>
-              </w:rPr>
-              <w:t>V</w:t>
-            </w:r>
-          </w:p>
-        </w:tc>
-        <w:tc>
-          <w:tcPr>
-            <w:tcW w:w="2352" w:type="dxa"/>
-            <w:vAlign w:val="center"/>
-          </w:tcPr>
-          <w:p>
-            <w:r>
-              <w:rPr>
-                <w:b w:val="0"/>
-              </w:rPr>
             </w:r>
           </w:p>
         </w:tc>
       </w:tr>
     </w:tbl>
     <w:p>
+      <w:pPr>
+        <w:jc w:val="center"/>
+        <w:rPr>
+          <w:sz w:val="24"/>
+          <w:szCs w:val="28"/>
+        </w:rPr>
+      </w:pPr>
+    </w:p>
+    <w:p>
+      <w:pPr>
+        <w:jc w:val="center"/>
+        <w:rPr>
+          <w:sz w:val="24"/>
+          <w:szCs w:val="28"/>
+        </w:rPr>
+      </w:pPr>
       <w:r>
-        <w:t>Show the resonance calculation:  f0 = 1 / (2 pi sqrt(LC)) = ____________________</w:t>
+        <w:rPr>
+          <w:sz w:val="24"/>
+          <w:szCs w:val="28"/>
+        </w:rPr>
+        <w:t>Resonant Frequency</w:t>
+      </w:r>
+      <m:oMath>
+        <m:r>
+          <w:rPr>
+            <w:rFonts w:ascii="Cambria Math" w:hAnsi="Cambria Math"/>
+            <w:sz w:val="24"/>
+            <w:szCs w:val="28"/>
+          </w:rPr>
+          <m:t xml:space="preserve">:   </m:t>
+        </m:r>
+        <m:sSub>
+          <m:sSubPr>
+            <m:ctrlPr>
+              <w:rPr>
+                <w:rFonts w:ascii="Cambria Math" w:hAnsi="Cambria Math"/>
+                <w:i/>
+                <w:sz w:val="24"/>
+                <w:szCs w:val="28"/>
+              </w:rPr>
+            </m:ctrlPr>
+          </m:sSubPr>
+          <m:e>
+            <m:r>
+              <w:rPr>
+                <w:rFonts w:ascii="Cambria Math" w:hAnsi="Cambria Math"/>
+                <w:sz w:val="24"/>
+                <w:szCs w:val="28"/>
+              </w:rPr>
+              <m:t>f</m:t>
+            </m:r>
+          </m:e>
+          <m:sub>
+            <m:r>
+              <w:rPr>
+                <w:rFonts w:ascii="Cambria Math" w:hAnsi="Cambria Math"/>
+                <w:sz w:val="24"/>
+                <w:szCs w:val="28"/>
+              </w:rPr>
+              <m:t>0</m:t>
+            </m:r>
+          </m:sub>
+        </m:sSub>
+        <m:r>
+          <w:rPr>
+            <w:rFonts w:ascii="Cambria Math" w:hAnsi="Cambria Math"/>
+            <w:sz w:val="24"/>
+            <w:szCs w:val="28"/>
+          </w:rPr>
+          <m:t xml:space="preserve"> =</m:t>
+        </m:r>
+        <m:f>
+          <m:fPr>
+            <m:ctrlPr>
+              <w:rPr>
+                <w:rFonts w:ascii="Cambria Math" w:hAnsi="Cambria Math"/>
+                <w:i/>
+                <w:sz w:val="24"/>
+                <w:szCs w:val="28"/>
+              </w:rPr>
+            </m:ctrlPr>
+          </m:fPr>
+          <m:num>
+            <m:r>
+              <w:rPr>
+                <w:rFonts w:ascii="Cambria Math" w:hAnsi="Cambria Math"/>
+                <w:sz w:val="24"/>
+                <w:szCs w:val="28"/>
+              </w:rPr>
+              <m:t>1</m:t>
+            </m:r>
+          </m:num>
+          <m:den>
+            <m:r>
+              <w:rPr>
+                <w:rFonts w:ascii="Cambria Math" w:hAnsi="Cambria Math"/>
+                <w:sz w:val="24"/>
+                <w:szCs w:val="28"/>
+              </w:rPr>
+              <m:t>2π</m:t>
+            </m:r>
+            <m:rad>
+              <m:radPr>
+                <m:degHide m:val="1"/>
+                <m:ctrlPr>
+                  <w:rPr>
+                    <w:rFonts w:ascii="Cambria Math" w:hAnsi="Cambria Math"/>
+                    <w:i/>
+                    <w:sz w:val="24"/>
+                    <w:szCs w:val="28"/>
+                  </w:rPr>
+                </m:ctrlPr>
+              </m:radPr>
+              <m:deg/>
+              <m:e>
+                <m:r>
+                  <w:rPr>
+                    <w:rFonts w:ascii="Cambria Math" w:hAnsi="Cambria Math"/>
+                    <w:sz w:val="24"/>
+                    <w:szCs w:val="28"/>
+                  </w:rPr>
+                  <m:t>LC</m:t>
+                </m:r>
+              </m:e>
+            </m:rad>
+          </m:den>
+        </m:f>
+      </m:oMath>
+    </w:p>
+    <w:p>
+      <w:pPr>
+        <w:jc w:val="both"/>
+      </w:pPr>
+      <w:r>
+        <w:tab/>
+      </w:r>
+      <w:r>
+        <w:tab/>
+      </w:r>
+      <w:r>
+        <w:tab/>
+        <w:t>Use your measured values to calculate</w:t>
+      </w:r>
+      <w:r>
+        <w:t xml:space="preserve"> </w:t>
+      </w:r>
+      <w:r>
+        <w:t>p</w:t>
+      </w:r>
+      <w:r>
+        <w:t>redicted resonant frequency</w:t>
       </w:r>
     </w:p>
     <w:p>
-      <w:r>
-        <w:t>Predicted resonant frequency: ____________________   Expected component-tolerance range: ____________________</w:t>
-      </w:r>
-    </w:p>
-    <w:p>
+      <w:pPr>
+        <w:jc w:val="center"/>
+      </w:pPr>
+      <m:oMath>
+        <m:sSub>
+          <m:sSubPr>
+            <m:ctrlPr>
+              <w:rPr>
+                <w:rFonts w:ascii="Cambria Math" w:hAnsi="Cambria Math"/>
+                <w:i/>
+                <w:sz w:val="32"/>
+                <w:szCs w:val="36"/>
+              </w:rPr>
+            </m:ctrlPr>
+          </m:sSubPr>
+          <m:e>
+            <m:r>
+              <w:rPr>
+                <w:rFonts w:ascii="Cambria Math" w:hAnsi="Cambria Math"/>
+                <w:sz w:val="32"/>
+                <w:szCs w:val="36"/>
+              </w:rPr>
+              <m:t>f</m:t>
+            </m:r>
+          </m:e>
+          <m:sub>
+            <m:r>
+              <w:rPr>
+                <w:rFonts w:ascii="Cambria Math" w:hAnsi="Cambria Math"/>
+                <w:sz w:val="32"/>
+                <w:szCs w:val="36"/>
+              </w:rPr>
+              <m:t>0</m:t>
+            </m:r>
+          </m:sub>
+        </m:sSub>
+        <m:r>
+          <w:rPr>
+            <w:rFonts w:ascii="Cambria Math" w:hAnsi="Cambria Math"/>
+            <w:sz w:val="32"/>
+            <w:szCs w:val="36"/>
+          </w:rPr>
+          <m:t xml:space="preserve"> =</m:t>
+        </m:r>
+        <m:r>
+          <w:rPr>
+            <w:rFonts w:ascii="Cambria Math" w:hAnsi="Cambria Math"/>
+            <w:sz w:val="32"/>
+            <w:szCs w:val="36"/>
+          </w:rPr>
+          <m:t xml:space="preserve"> ___ Hz</m:t>
+        </m:r>
+      </m:oMath>
       <w:r>
         <w:br w:type="page"/>
       </w:r>
@@ -720,43 +644,120 @@
         <w:pStyle w:val="Heading1"/>
       </w:pPr>
       <w:r>
+        <w:lastRenderedPageBreak/>
         <w:t>Table 2 - Normalized RLC Band-Pass Response (35)</w:t>
-      </w:r>
-      <w:r>
-        <w:t xml:space="preserve"/>
       </w:r>
     </w:p>
     <w:p>
       <w:r>
-        <w:t>Use your team's predicted f0 from Table 1. For each row, calculate target frequency = multiplier x f0, set that target on the generator, and record the measured frequency from the oscilloscope.</w:t>
+        <w:t xml:space="preserve">Use your team's predicted </w:t>
       </w:r>
+      <m:oMath>
+        <m:sSub>
+          <m:sSubPr>
+            <m:ctrlPr>
+              <w:rPr>
+                <w:rFonts w:ascii="Cambria Math" w:hAnsi="Cambria Math"/>
+                <w:i/>
+              </w:rPr>
+            </m:ctrlPr>
+          </m:sSubPr>
+          <m:e>
+            <m:r>
+              <w:rPr>
+                <w:rFonts w:ascii="Cambria Math" w:hAnsi="Cambria Math"/>
+              </w:rPr>
+              <m:t>f</m:t>
+            </m:r>
+          </m:e>
+          <m:sub>
+            <m:r>
+              <w:rPr>
+                <w:rFonts w:ascii="Cambria Math" w:hAnsi="Cambria Math"/>
+              </w:rPr>
+              <m:t>0</m:t>
+            </m:r>
+          </m:sub>
+        </m:sSub>
+      </m:oMath>
+      <w:r>
+        <w:t xml:space="preserve"> </w:t>
+      </w:r>
+      <w:r>
+        <w:t xml:space="preserve">from Table 1. </w:t>
+      </w:r>
+    </w:p>
+    <w:p>
+      <w:pPr>
+        <w:jc w:val="center"/>
+      </w:pPr>
+      <m:oMathPara>
+        <m:oMath>
+          <m:r>
+            <w:rPr>
+              <w:rFonts w:ascii="Cambria Math" w:hAnsi="Cambria Math"/>
+            </w:rPr>
+            <m:t>target f=multiplier ×</m:t>
+          </m:r>
+          <m:sSub>
+            <m:sSubPr>
+              <m:ctrlPr>
+                <w:rPr>
+                  <w:rFonts w:ascii="Cambria Math" w:hAnsi="Cambria Math"/>
+                  <w:i/>
+                </w:rPr>
+              </m:ctrlPr>
+            </m:sSubPr>
+            <m:e>
+              <m:r>
+                <w:rPr>
+                  <w:rFonts w:ascii="Cambria Math" w:hAnsi="Cambria Math"/>
+                </w:rPr>
+                <m:t>f</m:t>
+              </m:r>
+            </m:e>
+            <m:sub>
+              <m:r>
+                <w:rPr>
+                  <w:rFonts w:ascii="Cambria Math" w:hAnsi="Cambria Math"/>
+                </w:rPr>
+                <m:t>0</m:t>
+              </m:r>
+            </m:sub>
+          </m:sSub>
+        </m:oMath>
+      </m:oMathPara>
     </w:p>
     <w:tbl>
       <w:tblPr>
         <w:tblStyle w:val="TableGrid"/>
         <w:tblW w:w="0" w:type="auto"/>
+        <w:jc w:val="center"/>
         <w:tblLook w:val="04A0" w:firstRow="1" w:lastRow="0" w:firstColumn="1" w:lastColumn="0" w:noHBand="0" w:noVBand="1"/>
       </w:tblPr>
       <w:tblGrid>
-        <w:gridCol w:w="1874"/>
-        <w:gridCol w:w="1692"/>
-        <w:gridCol w:w="1816"/>
-        <w:gridCol w:w="1816"/>
-        <w:gridCol w:w="1834"/>
-        <w:gridCol w:w="1840"/>
+        <w:gridCol w:w="1757"/>
+        <w:gridCol w:w="1822"/>
+        <w:gridCol w:w="1791"/>
+        <w:gridCol w:w="1791"/>
+        <w:gridCol w:w="1774"/>
       </w:tblGrid>
       <w:tr>
         <w:trPr>
           <w:trHeight w:val="432"/>
           <w:tblHeader/>
+          <w:jc w:val="center"/>
         </w:trPr>
         <w:tc>
           <w:tcPr>
-            <w:tcW w:w="2352" w:type="dxa"/>
+            <w:tcW w:w="1757" w:type="dxa"/>
             <w:shd w:val="clear" w:color="auto" w:fill="17324D"/>
             <w:vAlign w:val="center"/>
           </w:tcPr>
           <w:p>
+            <w:pPr>
+              <w:jc w:val="center"/>
+            </w:pPr>
             <w:r>
               <w:rPr>
                 <w:b/>
@@ -768,7 +769,7 @@
         </w:tc>
         <w:tc>
           <w:tcPr>
-            <w:tcW w:w="2352" w:type="dxa"/>
+            <w:tcW w:w="1822" w:type="dxa"/>
             <w:shd w:val="clear" w:color="auto" w:fill="17324D"/>
             <w:vAlign w:val="center"/>
           </w:tcPr>
@@ -784,7 +785,7 @@
         </w:tc>
         <w:tc>
           <w:tcPr>
-            <w:tcW w:w="2352" w:type="dxa"/>
+            <w:tcW w:w="1791" w:type="dxa"/>
             <w:shd w:val="clear" w:color="auto" w:fill="17324D"/>
             <w:vAlign w:val="center"/>
           </w:tcPr>
@@ -794,13 +795,52 @@
                 <w:b/>
                 <w:color w:val="FFFFFF"/>
               </w:rPr>
-              <w:t>Measured f</w:t>
+              <w:t>V</w:t>
+            </w:r>
+            <w:r>
+              <w:rPr>
+                <w:b/>
+                <w:color w:val="FFFFFF"/>
+                <w:vertAlign w:val="subscript"/>
+              </w:rPr>
+              <w:t>in</w:t>
+            </w:r>
+            <w:r>
+              <w:rPr>
+                <w:b/>
+                <w:color w:val="FFFFFF"/>
+              </w:rPr>
+              <w:t xml:space="preserve"> (</w:t>
+            </w:r>
+            <w:proofErr w:type="spellStart"/>
+            <w:r>
+              <w:rPr>
+                <w:b/>
+                <w:color w:val="FFFFFF"/>
+              </w:rPr>
+              <w:t>V</w:t>
+            </w:r>
+            <w:r>
+              <w:rPr>
+                <w:b/>
+                <w:color w:val="FFFFFF"/>
+                <w:vertAlign w:val="subscript"/>
+              </w:rPr>
+              <w:t>pp</w:t>
+            </w:r>
+            <w:proofErr w:type="spellEnd"/>
+            <w:r>
+              <w:rPr>
+                <w:b/>
+                <w:color w:val="FFFFFF"/>
+              </w:rPr>
+              <w:t>)</w:t>
             </w:r>
           </w:p>
         </w:tc>
         <w:tc>
           <w:tcPr>
-            <w:tcW w:w="2352" w:type="dxa"/>
+            <w:tcW w:w="1791" w:type="dxa"/>
             <w:shd w:val="clear" w:color="auto" w:fill="17324D"/>
             <w:vAlign w:val="center"/>
           </w:tcPr>
@@ -810,13 +850,43 @@
                 <w:b/>
                 <w:color w:val="FFFFFF"/>
               </w:rPr>
-              <w:t>Vin (Vpp)</w:t>
+              <w:t>V</w:t>
+            </w:r>
+            <w:r>
+              <w:rPr>
+                <w:b/>
+                <w:color w:val="FFFFFF"/>
+                <w:vertAlign w:val="subscript"/>
+              </w:rPr>
+              <w:t>out</w:t>
+            </w:r>
+            <w:r>
+              <w:rPr>
+                <w:b/>
+                <w:color w:val="FFFFFF"/>
+              </w:rPr>
+              <w:t xml:space="preserve"> (V</w:t>
+            </w:r>
+            <w:r>
+              <w:rPr>
+                <w:b/>
+                <w:color w:val="FFFFFF"/>
+                <w:vertAlign w:val="subscript"/>
+              </w:rPr>
+              <w:t>pp</w:t>
+            </w:r>
+            <w:r>
+              <w:rPr>
+                <w:b/>
+                <w:color w:val="FFFFFF"/>
+              </w:rPr>
+              <w:t>)</w:t>
             </w:r>
           </w:p>
         </w:tc>
         <w:tc>
           <w:tcPr>
-            <w:tcW w:w="2352" w:type="dxa"/>
+            <w:tcW w:w="1774" w:type="dxa"/>
             <w:shd w:val="clear" w:color="auto" w:fill="17324D"/>
             <w:vAlign w:val="center"/>
           </w:tcPr>
@@ -826,23 +896,30 @@
                 <w:b/>
                 <w:color w:val="FFFFFF"/>
               </w:rPr>
-              <w:t>Vout (Vpp)</w:t>
+              <w:t>H = V</w:t>
             </w:r>
-          </w:p>
-        </w:tc>
-        <w:tc>
-          <w:tcPr>
-            <w:tcW w:w="2352" w:type="dxa"/>
-            <w:shd w:val="clear" w:color="auto" w:fill="17324D"/>
-            <w:vAlign w:val="center"/>
-          </w:tcPr>
-          <w:p>
+            <w:r>
+              <w:rPr>
+                <w:b/>
+                <w:color w:val="FFFFFF"/>
+                <w:vertAlign w:val="subscript"/>
+              </w:rPr>
+              <w:t>out</w:t>
+            </w:r>
             <w:r>
               <w:rPr>
                 <w:b/>
                 <w:color w:val="FFFFFF"/>
               </w:rPr>
-              <w:t>H = Vout / Vin</w:t>
+              <w:t xml:space="preserve"> / V</w:t>
+            </w:r>
+            <w:r>
+              <w:rPr>
+                <w:b/>
+                <w:color w:val="FFFFFF"/>
+                <w:vertAlign w:val="subscript"/>
+              </w:rPr>
+              <w:t>in</w:t>
             </w:r>
           </w:p>
         </w:tc>
@@ -850,851 +927,498 @@
       <w:tr>
         <w:trPr>
           <w:trHeight w:val="490"/>
+          <w:jc w:val="center"/>
         </w:trPr>
         <w:tc>
           <w:tcPr>
-            <w:tcW w:w="2352" w:type="dxa"/>
+            <w:tcW w:w="1757" w:type="dxa"/>
             <w:vAlign w:val="center"/>
           </w:tcPr>
           <w:p>
+            <w:pPr>
+              <w:jc w:val="center"/>
+            </w:pPr>
             <w:r>
-              <w:rPr>
-                <w:b w:val="0"/>
-              </w:rPr>
               <w:t>0.05</w:t>
             </w:r>
           </w:p>
         </w:tc>
         <w:tc>
           <w:tcPr>
-            <w:tcW w:w="2352" w:type="dxa"/>
+            <w:tcW w:w="1822" w:type="dxa"/>
             <w:vAlign w:val="center"/>
           </w:tcPr>
-          <w:p>
-            <w:r>
-              <w:rPr>
-                <w:b w:val="0"/>
-              </w:rPr>
-            </w:r>
-          </w:p>
+          <w:p/>
         </w:tc>
         <w:tc>
           <w:tcPr>
-            <w:tcW w:w="2352" w:type="dxa"/>
+            <w:tcW w:w="1791" w:type="dxa"/>
             <w:vAlign w:val="center"/>
           </w:tcPr>
-          <w:p>
-            <w:r>
-              <w:rPr>
-                <w:b w:val="0"/>
-              </w:rPr>
-            </w:r>
-          </w:p>
+          <w:p/>
         </w:tc>
         <w:tc>
           <w:tcPr>
-            <w:tcW w:w="2352" w:type="dxa"/>
+            <w:tcW w:w="1791" w:type="dxa"/>
             <w:vAlign w:val="center"/>
           </w:tcPr>
-          <w:p>
-            <w:r>
-              <w:rPr>
-                <w:b w:val="0"/>
-              </w:rPr>
-            </w:r>
-          </w:p>
+          <w:p/>
         </w:tc>
         <w:tc>
           <w:tcPr>
-            <w:tcW w:w="2352" w:type="dxa"/>
+            <w:tcW w:w="1774" w:type="dxa"/>
             <w:vAlign w:val="center"/>
           </w:tcPr>
-          <w:p>
-            <w:r>
-              <w:rPr>
-                <w:b w:val="0"/>
-              </w:rPr>
-            </w:r>
-          </w:p>
-        </w:tc>
-        <w:tc>
-          <w:tcPr>
-            <w:tcW w:w="2352" w:type="dxa"/>
-            <w:vAlign w:val="center"/>
-          </w:tcPr>
-          <w:p>
-            <w:r>
-              <w:rPr>
-                <w:b w:val="0"/>
-              </w:rPr>
-            </w:r>
-          </w:p>
+          <w:p/>
         </w:tc>
       </w:tr>
       <w:tr>
         <w:trPr>
           <w:trHeight w:val="490"/>
+          <w:jc w:val="center"/>
         </w:trPr>
         <w:tc>
           <w:tcPr>
-            <w:tcW w:w="2352" w:type="dxa"/>
+            <w:tcW w:w="1757" w:type="dxa"/>
             <w:shd w:val="clear" w:color="auto" w:fill="EAF2F7"/>
             <w:vAlign w:val="center"/>
           </w:tcPr>
           <w:p>
+            <w:pPr>
+              <w:jc w:val="center"/>
+            </w:pPr>
             <w:r>
-              <w:rPr>
-                <w:b w:val="0"/>
-              </w:rPr>
               <w:t>0.20</w:t>
             </w:r>
           </w:p>
         </w:tc>
         <w:tc>
           <w:tcPr>
-            <w:tcW w:w="2352" w:type="dxa"/>
+            <w:tcW w:w="1822" w:type="dxa"/>
             <w:shd w:val="clear" w:color="auto" w:fill="EAF2F7"/>
             <w:vAlign w:val="center"/>
           </w:tcPr>
-          <w:p>
-            <w:r>
-              <w:rPr>
-                <w:b w:val="0"/>
-              </w:rPr>
-            </w:r>
-          </w:p>
+          <w:p/>
         </w:tc>
         <w:tc>
           <w:tcPr>
-            <w:tcW w:w="2352" w:type="dxa"/>
+            <w:tcW w:w="1791" w:type="dxa"/>
             <w:shd w:val="clear" w:color="auto" w:fill="EAF2F7"/>
             <w:vAlign w:val="center"/>
           </w:tcPr>
-          <w:p>
-            <w:r>
-              <w:rPr>
-                <w:b w:val="0"/>
-              </w:rPr>
-            </w:r>
-          </w:p>
+          <w:p/>
         </w:tc>
         <w:tc>
           <w:tcPr>
-            <w:tcW w:w="2352" w:type="dxa"/>
+            <w:tcW w:w="1791" w:type="dxa"/>
             <w:shd w:val="clear" w:color="auto" w:fill="EAF2F7"/>
             <w:vAlign w:val="center"/>
           </w:tcPr>
-          <w:p>
-            <w:r>
-              <w:rPr>
-                <w:b w:val="0"/>
-              </w:rPr>
-            </w:r>
-          </w:p>
+          <w:p/>
         </w:tc>
         <w:tc>
           <w:tcPr>
-            <w:tcW w:w="2352" w:type="dxa"/>
+            <w:tcW w:w="1774" w:type="dxa"/>
             <w:shd w:val="clear" w:color="auto" w:fill="EAF2F7"/>
             <w:vAlign w:val="center"/>
           </w:tcPr>
-          <w:p>
-            <w:r>
-              <w:rPr>
-                <w:b w:val="0"/>
-              </w:rPr>
-            </w:r>
-          </w:p>
-        </w:tc>
-        <w:tc>
-          <w:tcPr>
-            <w:tcW w:w="2352" w:type="dxa"/>
-            <w:shd w:val="clear" w:color="auto" w:fill="EAF2F7"/>
-            <w:vAlign w:val="center"/>
-          </w:tcPr>
-          <w:p>
-            <w:r>
-              <w:rPr>
-                <w:b w:val="0"/>
-              </w:rPr>
-            </w:r>
-          </w:p>
+          <w:p/>
         </w:tc>
       </w:tr>
       <w:tr>
         <w:trPr>
           <w:trHeight w:val="490"/>
+          <w:jc w:val="center"/>
         </w:trPr>
         <w:tc>
           <w:tcPr>
-            <w:tcW w:w="2352" w:type="dxa"/>
+            <w:tcW w:w="1757" w:type="dxa"/>
             <w:vAlign w:val="center"/>
           </w:tcPr>
           <w:p>
+            <w:pPr>
+              <w:jc w:val="center"/>
+            </w:pPr>
             <w:r>
-              <w:rPr>
-                <w:b w:val="0"/>
-              </w:rPr>
               <w:t>0.50</w:t>
             </w:r>
           </w:p>
         </w:tc>
         <w:tc>
           <w:tcPr>
-            <w:tcW w:w="2352" w:type="dxa"/>
+            <w:tcW w:w="1822" w:type="dxa"/>
             <w:vAlign w:val="center"/>
           </w:tcPr>
-          <w:p>
-            <w:r>
-              <w:rPr>
-                <w:b w:val="0"/>
-              </w:rPr>
-            </w:r>
-          </w:p>
+          <w:p/>
         </w:tc>
         <w:tc>
           <w:tcPr>
-            <w:tcW w:w="2352" w:type="dxa"/>
+            <w:tcW w:w="1791" w:type="dxa"/>
             <w:vAlign w:val="center"/>
           </w:tcPr>
-          <w:p>
-            <w:r>
-              <w:rPr>
-                <w:b w:val="0"/>
-              </w:rPr>
-            </w:r>
-          </w:p>
+          <w:p/>
         </w:tc>
         <w:tc>
           <w:tcPr>
-            <w:tcW w:w="2352" w:type="dxa"/>
+            <w:tcW w:w="1791" w:type="dxa"/>
             <w:vAlign w:val="center"/>
           </w:tcPr>
-          <w:p>
-            <w:r>
-              <w:rPr>
-                <w:b w:val="0"/>
-              </w:rPr>
-            </w:r>
-          </w:p>
+          <w:p/>
         </w:tc>
         <w:tc>
           <w:tcPr>
-            <w:tcW w:w="2352" w:type="dxa"/>
+            <w:tcW w:w="1774" w:type="dxa"/>
             <w:vAlign w:val="center"/>
           </w:tcPr>
-          <w:p>
-            <w:r>
-              <w:rPr>
-                <w:b w:val="0"/>
-              </w:rPr>
-            </w:r>
-          </w:p>
-        </w:tc>
-        <w:tc>
-          <w:tcPr>
-            <w:tcW w:w="2352" w:type="dxa"/>
-            <w:vAlign w:val="center"/>
-          </w:tcPr>
-          <w:p>
-            <w:r>
-              <w:rPr>
-                <w:b w:val="0"/>
-              </w:rPr>
-            </w:r>
-          </w:p>
+          <w:p/>
         </w:tc>
       </w:tr>
       <w:tr>
         <w:trPr>
           <w:trHeight w:val="490"/>
+          <w:jc w:val="center"/>
         </w:trPr>
         <w:tc>
           <w:tcPr>
-            <w:tcW w:w="2352" w:type="dxa"/>
+            <w:tcW w:w="1757" w:type="dxa"/>
             <w:vAlign w:val="center"/>
           </w:tcPr>
           <w:p>
+            <w:pPr>
+              <w:jc w:val="center"/>
+            </w:pPr>
             <w:r>
-              <w:rPr>
-                <w:b w:val="0"/>
-              </w:rPr>
               <w:t>0.75</w:t>
             </w:r>
           </w:p>
         </w:tc>
         <w:tc>
           <w:tcPr>
-            <w:tcW w:w="2352" w:type="dxa"/>
+            <w:tcW w:w="1822" w:type="dxa"/>
             <w:vAlign w:val="center"/>
           </w:tcPr>
-          <w:p>
-            <w:r>
-              <w:rPr>
-                <w:b w:val="0"/>
-              </w:rPr>
-            </w:r>
-          </w:p>
+          <w:p/>
         </w:tc>
         <w:tc>
           <w:tcPr>
-            <w:tcW w:w="2352" w:type="dxa"/>
+            <w:tcW w:w="1791" w:type="dxa"/>
             <w:vAlign w:val="center"/>
           </w:tcPr>
-          <w:p>
-            <w:r>
-              <w:rPr>
-                <w:b w:val="0"/>
-              </w:rPr>
-            </w:r>
-          </w:p>
+          <w:p/>
         </w:tc>
         <w:tc>
           <w:tcPr>
-            <w:tcW w:w="2352" w:type="dxa"/>
+            <w:tcW w:w="1791" w:type="dxa"/>
             <w:vAlign w:val="center"/>
           </w:tcPr>
-          <w:p>
-            <w:r>
-              <w:rPr>
-                <w:b w:val="0"/>
-              </w:rPr>
-            </w:r>
-          </w:p>
+          <w:p/>
         </w:tc>
         <w:tc>
           <w:tcPr>
-            <w:tcW w:w="2352" w:type="dxa"/>
+            <w:tcW w:w="1774" w:type="dxa"/>
             <w:vAlign w:val="center"/>
           </w:tcPr>
-          <w:p>
-            <w:r>
-              <w:rPr>
-                <w:b w:val="0"/>
-              </w:rPr>
-            </w:r>
-          </w:p>
-        </w:tc>
-        <w:tc>
-          <w:tcPr>
-            <w:tcW w:w="2352" w:type="dxa"/>
-            <w:vAlign w:val="center"/>
-          </w:tcPr>
-          <w:p>
-            <w:r>
-              <w:rPr>
-                <w:b w:val="0"/>
-              </w:rPr>
-            </w:r>
-          </w:p>
+          <w:p/>
         </w:tc>
       </w:tr>
       <w:tr>
         <w:trPr>
           <w:trHeight w:val="490"/>
+          <w:jc w:val="center"/>
         </w:trPr>
         <w:tc>
           <w:tcPr>
-            <w:tcW w:w="2352" w:type="dxa"/>
+            <w:tcW w:w="1757" w:type="dxa"/>
             <w:vAlign w:val="center"/>
           </w:tcPr>
           <w:p>
+            <w:pPr>
+              <w:jc w:val="center"/>
+            </w:pPr>
             <w:r>
-              <w:rPr>
-                <w:b w:val="0"/>
-              </w:rPr>
               <w:t>1.00</w:t>
             </w:r>
           </w:p>
         </w:tc>
         <w:tc>
           <w:tcPr>
-            <w:tcW w:w="2352" w:type="dxa"/>
+            <w:tcW w:w="1822" w:type="dxa"/>
             <w:vAlign w:val="center"/>
           </w:tcPr>
-          <w:p>
-            <w:r>
-              <w:rPr>
-                <w:b w:val="0"/>
-              </w:rPr>
-            </w:r>
-          </w:p>
+          <w:p/>
         </w:tc>
         <w:tc>
           <w:tcPr>
-            <w:tcW w:w="2352" w:type="dxa"/>
+            <w:tcW w:w="1791" w:type="dxa"/>
             <w:vAlign w:val="center"/>
           </w:tcPr>
-          <w:p>
-            <w:r>
-              <w:rPr>
-                <w:b w:val="0"/>
-              </w:rPr>
-            </w:r>
-          </w:p>
+          <w:p/>
         </w:tc>
         <w:tc>
           <w:tcPr>
-            <w:tcW w:w="2352" w:type="dxa"/>
+            <w:tcW w:w="1791" w:type="dxa"/>
             <w:vAlign w:val="center"/>
           </w:tcPr>
-          <w:p>
-            <w:r>
-              <w:rPr>
-                <w:b w:val="0"/>
-              </w:rPr>
-            </w:r>
-          </w:p>
+          <w:p/>
         </w:tc>
         <w:tc>
           <w:tcPr>
-            <w:tcW w:w="2352" w:type="dxa"/>
+            <w:tcW w:w="1774" w:type="dxa"/>
             <w:vAlign w:val="center"/>
           </w:tcPr>
-          <w:p>
-            <w:r>
-              <w:rPr>
-                <w:b w:val="0"/>
-              </w:rPr>
-            </w:r>
-          </w:p>
-        </w:tc>
-        <w:tc>
-          <w:tcPr>
-            <w:tcW w:w="2352" w:type="dxa"/>
-            <w:vAlign w:val="center"/>
-          </w:tcPr>
-          <w:p>
-            <w:r>
-              <w:rPr>
-                <w:b w:val="0"/>
-              </w:rPr>
-            </w:r>
-          </w:p>
+          <w:p/>
         </w:tc>
       </w:tr>
       <w:tr>
         <w:trPr>
           <w:trHeight w:val="490"/>
+          <w:jc w:val="center"/>
         </w:trPr>
         <w:tc>
           <w:tcPr>
-            <w:tcW w:w="2352" w:type="dxa"/>
+            <w:tcW w:w="1757" w:type="dxa"/>
             <w:vAlign w:val="center"/>
           </w:tcPr>
           <w:p>
+            <w:pPr>
+              <w:jc w:val="center"/>
+            </w:pPr>
             <w:r>
-              <w:rPr>
-                <w:b w:val="0"/>
-              </w:rPr>
               <w:t>1.25</w:t>
             </w:r>
           </w:p>
         </w:tc>
         <w:tc>
           <w:tcPr>
-            <w:tcW w:w="2352" w:type="dxa"/>
+            <w:tcW w:w="1822" w:type="dxa"/>
             <w:vAlign w:val="center"/>
           </w:tcPr>
-          <w:p>
-            <w:r>
-              <w:rPr>
-                <w:b w:val="0"/>
-              </w:rPr>
-            </w:r>
-          </w:p>
+          <w:p/>
         </w:tc>
         <w:tc>
           <w:tcPr>
-            <w:tcW w:w="2352" w:type="dxa"/>
+            <w:tcW w:w="1791" w:type="dxa"/>
             <w:vAlign w:val="center"/>
           </w:tcPr>
-          <w:p>
-            <w:r>
-              <w:rPr>
-                <w:b w:val="0"/>
-              </w:rPr>
-            </w:r>
-          </w:p>
+          <w:p/>
         </w:tc>
         <w:tc>
           <w:tcPr>
-            <w:tcW w:w="2352" w:type="dxa"/>
+            <w:tcW w:w="1791" w:type="dxa"/>
             <w:vAlign w:val="center"/>
           </w:tcPr>
-          <w:p>
-            <w:r>
-              <w:rPr>
-                <w:b w:val="0"/>
-              </w:rPr>
-            </w:r>
-          </w:p>
+          <w:p/>
         </w:tc>
         <w:tc>
           <w:tcPr>
-            <w:tcW w:w="2352" w:type="dxa"/>
+            <w:tcW w:w="1774" w:type="dxa"/>
             <w:vAlign w:val="center"/>
           </w:tcPr>
-          <w:p>
-            <w:r>
-              <w:rPr>
-                <w:b w:val="0"/>
-              </w:rPr>
-            </w:r>
-          </w:p>
-        </w:tc>
-        <w:tc>
-          <w:tcPr>
-            <w:tcW w:w="2352" w:type="dxa"/>
-            <w:vAlign w:val="center"/>
-          </w:tcPr>
-          <w:p>
-            <w:r>
-              <w:rPr>
-                <w:b w:val="0"/>
-              </w:rPr>
-            </w:r>
-          </w:p>
+          <w:p/>
         </w:tc>
       </w:tr>
       <w:tr>
         <w:trPr>
           <w:trHeight w:val="490"/>
+          <w:jc w:val="center"/>
         </w:trPr>
         <w:tc>
           <w:tcPr>
-            <w:tcW w:w="2352" w:type="dxa"/>
+            <w:tcW w:w="1757" w:type="dxa"/>
             <w:vAlign w:val="center"/>
           </w:tcPr>
           <w:p>
+            <w:pPr>
+              <w:jc w:val="center"/>
+            </w:pPr>
             <w:r>
-              <w:rPr>
-                <w:b w:val="0"/>
-              </w:rPr>
               <w:t>2.00</w:t>
             </w:r>
           </w:p>
         </w:tc>
         <w:tc>
           <w:tcPr>
-            <w:tcW w:w="2352" w:type="dxa"/>
+            <w:tcW w:w="1822" w:type="dxa"/>
             <w:vAlign w:val="center"/>
           </w:tcPr>
-          <w:p>
-            <w:r>
-              <w:rPr>
-                <w:b w:val="0"/>
-              </w:rPr>
-            </w:r>
-          </w:p>
+          <w:p/>
         </w:tc>
         <w:tc>
           <w:tcPr>
-            <w:tcW w:w="2352" w:type="dxa"/>
+            <w:tcW w:w="1791" w:type="dxa"/>
             <w:vAlign w:val="center"/>
           </w:tcPr>
-          <w:p>
-            <w:r>
-              <w:rPr>
-                <w:b w:val="0"/>
-              </w:rPr>
-            </w:r>
-          </w:p>
+          <w:p/>
         </w:tc>
         <w:tc>
           <w:tcPr>
-            <w:tcW w:w="2352" w:type="dxa"/>
+            <w:tcW w:w="1791" w:type="dxa"/>
             <w:vAlign w:val="center"/>
           </w:tcPr>
-          <w:p>
-            <w:r>
-              <w:rPr>
-                <w:b w:val="0"/>
-              </w:rPr>
-            </w:r>
-          </w:p>
+          <w:p/>
         </w:tc>
         <w:tc>
           <w:tcPr>
-            <w:tcW w:w="2352" w:type="dxa"/>
+            <w:tcW w:w="1774" w:type="dxa"/>
             <w:vAlign w:val="center"/>
           </w:tcPr>
-          <w:p>
-            <w:r>
-              <w:rPr>
-                <w:b w:val="0"/>
-              </w:rPr>
-            </w:r>
-          </w:p>
-        </w:tc>
-        <w:tc>
-          <w:tcPr>
-            <w:tcW w:w="2352" w:type="dxa"/>
-            <w:vAlign w:val="center"/>
-          </w:tcPr>
-          <w:p>
-            <w:r>
-              <w:rPr>
-                <w:b w:val="0"/>
-              </w:rPr>
-            </w:r>
-          </w:p>
+          <w:p/>
         </w:tc>
       </w:tr>
       <w:tr>
         <w:trPr>
           <w:trHeight w:val="490"/>
+          <w:jc w:val="center"/>
         </w:trPr>
         <w:tc>
           <w:tcPr>
-            <w:tcW w:w="2352" w:type="dxa"/>
+            <w:tcW w:w="1757" w:type="dxa"/>
             <w:vAlign w:val="center"/>
           </w:tcPr>
           <w:p>
+            <w:pPr>
+              <w:jc w:val="center"/>
+            </w:pPr>
             <w:r>
-              <w:rPr>
-                <w:b w:val="0"/>
-              </w:rPr>
               <w:t>5.00</w:t>
             </w:r>
           </w:p>
         </w:tc>
         <w:tc>
           <w:tcPr>
-            <w:tcW w:w="2352" w:type="dxa"/>
+            <w:tcW w:w="1822" w:type="dxa"/>
             <w:vAlign w:val="center"/>
           </w:tcPr>
-          <w:p>
-            <w:r>
-              <w:rPr>
-                <w:b w:val="0"/>
-              </w:rPr>
-            </w:r>
-          </w:p>
+          <w:p/>
         </w:tc>
         <w:tc>
           <w:tcPr>
-            <w:tcW w:w="2352" w:type="dxa"/>
+            <w:tcW w:w="1791" w:type="dxa"/>
             <w:vAlign w:val="center"/>
           </w:tcPr>
-          <w:p>
-            <w:r>
-              <w:rPr>
-                <w:b w:val="0"/>
-              </w:rPr>
-            </w:r>
-          </w:p>
+          <w:p/>
         </w:tc>
         <w:tc>
           <w:tcPr>
-            <w:tcW w:w="2352" w:type="dxa"/>
+            <w:tcW w:w="1791" w:type="dxa"/>
             <w:vAlign w:val="center"/>
           </w:tcPr>
-          <w:p>
-            <w:r>
-              <w:rPr>
-                <w:b w:val="0"/>
-              </w:rPr>
-            </w:r>
-          </w:p>
+          <w:p/>
         </w:tc>
         <w:tc>
           <w:tcPr>
-            <w:tcW w:w="2352" w:type="dxa"/>
+            <w:tcW w:w="1774" w:type="dxa"/>
             <w:vAlign w:val="center"/>
           </w:tcPr>
-          <w:p>
-            <w:r>
-              <w:rPr>
-                <w:b w:val="0"/>
-              </w:rPr>
-            </w:r>
-          </w:p>
-        </w:tc>
-        <w:tc>
-          <w:tcPr>
-            <w:tcW w:w="2352" w:type="dxa"/>
-            <w:vAlign w:val="center"/>
-          </w:tcPr>
-          <w:p>
-            <w:r>
-              <w:rPr>
-                <w:b w:val="0"/>
-              </w:rPr>
-            </w:r>
-          </w:p>
+          <w:p/>
         </w:tc>
       </w:tr>
       <w:tr>
         <w:trPr>
           <w:trHeight w:val="490"/>
+          <w:jc w:val="center"/>
         </w:trPr>
         <w:tc>
           <w:tcPr>
-            <w:tcW w:w="2352" w:type="dxa"/>
+            <w:tcW w:w="1757" w:type="dxa"/>
             <w:vAlign w:val="center"/>
           </w:tcPr>
           <w:p>
+            <w:pPr>
+              <w:jc w:val="center"/>
+            </w:pPr>
             <w:r>
-              <w:rPr>
-                <w:b w:val="0"/>
-              </w:rPr>
               <w:t>10.0</w:t>
             </w:r>
           </w:p>
         </w:tc>
         <w:tc>
           <w:tcPr>
-            <w:tcW w:w="2352" w:type="dxa"/>
+            <w:tcW w:w="1822" w:type="dxa"/>
             <w:vAlign w:val="center"/>
           </w:tcPr>
-          <w:p>
-            <w:r>
-              <w:rPr>
-                <w:b w:val="0"/>
-              </w:rPr>
-            </w:r>
-          </w:p>
+          <w:p/>
         </w:tc>
         <w:tc>
           <w:tcPr>
-            <w:tcW w:w="2352" w:type="dxa"/>
+            <w:tcW w:w="1791" w:type="dxa"/>
             <w:vAlign w:val="center"/>
           </w:tcPr>
-          <w:p>
-            <w:r>
-              <w:rPr>
-                <w:b w:val="0"/>
-              </w:rPr>
-            </w:r>
-          </w:p>
+          <w:p/>
         </w:tc>
         <w:tc>
           <w:tcPr>
-            <w:tcW w:w="2352" w:type="dxa"/>
+            <w:tcW w:w="1791" w:type="dxa"/>
             <w:vAlign w:val="center"/>
           </w:tcPr>
-          <w:p>
-            <w:r>
-              <w:rPr>
-                <w:b w:val="0"/>
-              </w:rPr>
-            </w:r>
-          </w:p>
+          <w:p/>
         </w:tc>
         <w:tc>
           <w:tcPr>
-            <w:tcW w:w="2352" w:type="dxa"/>
+            <w:tcW w:w="1774" w:type="dxa"/>
             <w:vAlign w:val="center"/>
           </w:tcPr>
-          <w:p>
-            <w:r>
-              <w:rPr>
-                <w:b w:val="0"/>
-              </w:rPr>
-            </w:r>
-          </w:p>
-        </w:tc>
-        <w:tc>
-          <w:tcPr>
-            <w:tcW w:w="2352" w:type="dxa"/>
-            <w:vAlign w:val="center"/>
-          </w:tcPr>
-          <w:p>
-            <w:r>
-              <w:rPr>
-                <w:b w:val="0"/>
-              </w:rPr>
-            </w:r>
-          </w:p>
+          <w:p/>
         </w:tc>
       </w:tr>
       <w:tr>
         <w:trPr>
           <w:trHeight w:val="490"/>
+          <w:jc w:val="center"/>
         </w:trPr>
         <w:tc>
           <w:tcPr>
-            <w:tcW w:w="2352" w:type="dxa"/>
+            <w:tcW w:w="1757" w:type="dxa"/>
             <w:vAlign w:val="center"/>
           </w:tcPr>
           <w:p>
+            <w:pPr>
+              <w:jc w:val="center"/>
+            </w:pPr>
             <w:r>
-              <w:rPr>
-                <w:b w:val="0"/>
-              </w:rPr>
               <w:t>20.0</w:t>
             </w:r>
           </w:p>
         </w:tc>
         <w:tc>
           <w:tcPr>
-            <w:tcW w:w="2352" w:type="dxa"/>
+            <w:tcW w:w="1822" w:type="dxa"/>
             <w:vAlign w:val="center"/>
           </w:tcPr>
-          <w:p>
-            <w:r>
-              <w:rPr>
-                <w:b w:val="0"/>
-              </w:rPr>
-            </w:r>
-          </w:p>
+          <w:p/>
         </w:tc>
         <w:tc>
           <w:tcPr>
-            <w:tcW w:w="2352" w:type="dxa"/>
+            <w:tcW w:w="1791" w:type="dxa"/>
             <w:vAlign w:val="center"/>
           </w:tcPr>
-          <w:p>
-            <w:r>
-              <w:rPr>
-                <w:b w:val="0"/>
-              </w:rPr>
-            </w:r>
-          </w:p>
+          <w:p/>
         </w:tc>
         <w:tc>
           <w:tcPr>
-            <w:tcW w:w="2352" w:type="dxa"/>
+            <w:tcW w:w="1791" w:type="dxa"/>
             <w:vAlign w:val="center"/>
           </w:tcPr>
-          <w:p>
-            <w:r>
-              <w:rPr>
-                <w:b w:val="0"/>
-              </w:rPr>
-            </w:r>
-          </w:p>
+          <w:p/>
         </w:tc>
         <w:tc>
           <w:tcPr>
-            <w:tcW w:w="2352" w:type="dxa"/>
+            <w:tcW w:w="1774" w:type="dxa"/>
             <w:vAlign w:val="center"/>
           </w:tcPr>
-          <w:p>
-            <w:r>
-              <w:rPr>
-                <w:b w:val="0"/>
-              </w:rPr>
-            </w:r>
-          </w:p>
-        </w:tc>
-        <w:tc>
-          <w:tcPr>
-            <w:tcW w:w="2352" w:type="dxa"/>
-            <w:vAlign w:val="center"/>
-          </w:tcPr>
-          <w:p>
-            <w:r>
-              <w:rPr>
-                <w:b w:val="0"/>
-              </w:rPr>
-            </w:r>
-          </w:p>
+          <w:p/>
         </w:tc>
       </w:tr>
     </w:tbl>
     <w:p>
+      <w:pPr>
+        <w:jc w:val="center"/>
+      </w:pPr>
+    </w:p>
+    <w:p>
+      <w:pPr>
+        <w:jc w:val="center"/>
+      </w:pPr>
       <w:r>
         <w:t>Measured peak frequency: ____________________   Peak H = Vout / Vin: ____________________</w:t>
       </w:r>
@@ -1712,19 +1436,35 @@
           <w:i/>
           <w:iCs/>
         </w:rPr>
-        <w:t>Graph your measured H = Vout / Vin values against f / f0. Use an XY scatter plot with a logarithmic horizontal axis from 0.05 to 20 and a linear vertical axis. Paste or draw the completed graph below.</w:t>
+        <w:t>Graph your measured H = Vout / Vin values against f / f0. Use an XY scatter plot. Paste the completed graph below.</w:t>
       </w:r>
     </w:p>
     <w:p>
       <w:r>
         <w:br/>
+      </w:r>
+      <w:r>
         <w:br/>
+      </w:r>
+      <w:r>
         <w:br/>
+      </w:r>
+      <w:r>
         <w:br/>
+      </w:r>
+      <w:r>
         <w:br/>
+      </w:r>
+      <w:r>
         <w:br/>
+      </w:r>
+      <w:r>
         <w:br/>
+      </w:r>
+      <w:r>
         <w:br/>
+      </w:r>
+      <w:r>
         <w:br/>
       </w:r>
     </w:p>
@@ -1741,12 +1481,63 @@
           <w:i/>
           <w:iCs/>
         </w:rPr>
-        <w:t>How does your graph show that this circuit is a band-pass response? Why might the measured peak differ from 1.00 f0?</w:t>
+        <w:t xml:space="preserve">How does your graph show that this circuit is a band-pass response? </w:t>
+      </w:r>
+      <w:r>
+        <w:rPr>
+          <w:i/>
+          <w:iCs/>
+        </w:rPr>
+        <w:t xml:space="preserve">Did your </w:t>
+      </w:r>
+      <w:r>
+        <w:rPr>
+          <w:i/>
+          <w:iCs/>
+        </w:rPr>
+        <w:t xml:space="preserve">measured peak differ from 1.00 </w:t>
+      </w:r>
+      <m:oMath>
+        <m:sSub>
+          <m:sSubPr>
+            <m:ctrlPr>
+              <w:rPr>
+                <w:rFonts w:ascii="Cambria Math" w:hAnsi="Cambria Math"/>
+                <w:i/>
+              </w:rPr>
+            </m:ctrlPr>
+          </m:sSubPr>
+          <m:e>
+            <m:r>
+              <w:rPr>
+                <w:rFonts w:ascii="Cambria Math" w:hAnsi="Cambria Math"/>
+              </w:rPr>
+              <m:t>f</m:t>
+            </m:r>
+          </m:e>
+          <m:sub>
+            <m:r>
+              <w:rPr>
+                <w:rFonts w:ascii="Cambria Math" w:hAnsi="Cambria Math"/>
+              </w:rPr>
+              <m:t>0</m:t>
+            </m:r>
+          </m:sub>
+        </m:sSub>
+      </m:oMath>
+      <w:r>
+        <w:rPr>
+          <w:i/>
+          <w:iCs/>
+        </w:rPr>
+        <w:t>?</w:t>
       </w:r>
     </w:p>
     <w:p>
       <w:r>
         <w:br/>
+      </w:r>
+      <w:r>
         <w:br/>
       </w:r>
     </w:p>
@@ -1760,28 +1551,33 @@
         <w:pStyle w:val="Heading1"/>
       </w:pPr>
       <w:r>
-        <w:t>Table 3 - Hidden-Message Recovery (20)</w:t>
+        <w:lastRenderedPageBreak/>
+        <w:t xml:space="preserve">Table 3 </w:t>
       </w:r>
       <w:r>
-        <w:t xml:space="preserve"/>
+        <w:t>–</w:t>
+      </w:r>
+      <w:r>
+        <w:t xml:space="preserve"> Hidden-Message Recovery (20)</w:t>
       </w:r>
     </w:p>
     <w:tbl>
       <w:tblPr>
         <w:tblStyle w:val="TableGrid"/>
-        <w:tblW w:w="11187" w:type="dxa"/>
+        <w:tblW w:w="8378" w:type="dxa"/>
+        <w:jc w:val="center"/>
         <w:tblLook w:val="04A0" w:firstRow="1" w:lastRow="0" w:firstColumn="1" w:lastColumn="0" w:noHBand="0" w:noVBand="1"/>
       </w:tblPr>
       <w:tblGrid>
         <w:gridCol w:w="2178"/>
         <w:gridCol w:w="2579"/>
-        <w:gridCol w:w="2809"/>
         <w:gridCol w:w="3621"/>
       </w:tblGrid>
       <w:tr>
         <w:trPr>
-          <w:trHeight w:val="432"/>
+          <w:trHeight w:val="575"/>
           <w:tblHeader/>
+          <w:jc w:val="center"/>
         </w:trPr>
         <w:tc>
           <w:tcPr>
@@ -1790,6 +1586,9 @@
             <w:vAlign w:val="center"/>
           </w:tcPr>
           <w:p>
+            <w:pPr>
+              <w:jc w:val="center"/>
+            </w:pPr>
             <w:r>
               <w:rPr>
                 <w:b/>
@@ -1806,28 +1605,15 @@
             <w:vAlign w:val="center"/>
           </w:tcPr>
           <w:p>
+            <w:pPr>
+              <w:jc w:val="center"/>
+            </w:pPr>
             <w:r>
               <w:rPr>
                 <w:b/>
                 <w:color w:val="FFFFFF"/>
               </w:rPr>
-              <w:t>What you heard or decoded</w:t>
-            </w:r>
-          </w:p>
-        </w:tc>
-        <w:tc>
-          <w:tcPr>
-            <w:tcW w:w="2809" w:type="dxa"/>
-            <w:shd w:val="clear" w:color="auto" w:fill="17324D"/>
-            <w:vAlign w:val="center"/>
-          </w:tcPr>
-          <w:p>
-            <w:r>
-              <w:rPr>
-                <w:b/>
-                <w:color w:val="FFFFFF"/>
-              </w:rPr>
-              <w:t>Direct observation / measurement</w:t>
+              <w:t>Describe what you heard</w:t>
             </w:r>
           </w:p>
         </w:tc>
@@ -1838,6 +1624,9 @@
             <w:vAlign w:val="center"/>
           </w:tcPr>
           <w:p>
+            <w:pPr>
+              <w:jc w:val="center"/>
+            </w:pPr>
             <w:r>
               <w:rPr>
                 <w:b/>
@@ -1851,6 +1640,7 @@
       <w:tr>
         <w:trPr>
           <w:trHeight w:val="490"/>
+          <w:jc w:val="center"/>
         </w:trPr>
         <w:tc>
           <w:tcPr>
@@ -1859,9 +1649,6 @@
           </w:tcPr>
           <w:p>
             <w:r>
-              <w:rPr>
-                <w:b w:val="0"/>
-              </w:rPr>
               <w:t>Unfiltered direct connection</w:t>
             </w:r>
           </w:p>
@@ -1871,43 +1658,19 @@
             <w:tcW w:w="2579" w:type="dxa"/>
             <w:vAlign w:val="center"/>
           </w:tcPr>
-          <w:p>
-            <w:r>
-              <w:rPr>
-                <w:b w:val="0"/>
-              </w:rPr>
-            </w:r>
-          </w:p>
-        </w:tc>
-        <w:tc>
-          <w:tcPr>
-            <w:tcW w:w="2809" w:type="dxa"/>
-            <w:vAlign w:val="center"/>
-          </w:tcPr>
-          <w:p>
-            <w:r>
-              <w:rPr>
-                <w:b w:val="0"/>
-              </w:rPr>
-            </w:r>
-          </w:p>
+          <w:p/>
         </w:tc>
         <w:tc>
           <w:tcPr>
             <w:tcW w:w="3621" w:type="dxa"/>
           </w:tcPr>
-          <w:p>
-            <w:r>
-              <w:rPr>
-                <w:b w:val="0"/>
-              </w:rPr>
-            </w:r>
-          </w:p>
+          <w:p/>
         </w:tc>
       </w:tr>
       <w:tr>
         <w:trPr>
-          <w:trHeight w:val="490"/>
+          <w:trHeight w:val="674"/>
+          <w:jc w:val="center"/>
         </w:trPr>
         <w:tc>
           <w:tcPr>
@@ -1916,9 +1679,6 @@
           </w:tcPr>
           <w:p>
             <w:r>
-              <w:rPr>
-                <w:b w:val="0"/>
-              </w:rPr>
               <w:t>Filtered RLC output</w:t>
             </w:r>
           </w:p>
@@ -1928,102 +1688,42 @@
             <w:tcW w:w="2579" w:type="dxa"/>
             <w:vAlign w:val="center"/>
           </w:tcPr>
-          <w:p>
-            <w:r>
-              <w:rPr>
-                <w:b w:val="0"/>
-              </w:rPr>
-            </w:r>
-          </w:p>
-        </w:tc>
-        <w:tc>
-          <w:tcPr>
-            <w:tcW w:w="2809" w:type="dxa"/>
-            <w:vAlign w:val="center"/>
-          </w:tcPr>
-          <w:p>
-            <w:r>
-              <w:rPr>
-                <w:b w:val="0"/>
-              </w:rPr>
-            </w:r>
-          </w:p>
+          <w:p/>
         </w:tc>
         <w:tc>
           <w:tcPr>
             <w:tcW w:w="3621" w:type="dxa"/>
           </w:tcPr>
-          <w:p>
-            <w:r>
-              <w:rPr>
-                <w:b w:val="0"/>
-              </w:rPr>
-            </w:r>
-          </w:p>
-        </w:tc>
-      </w:tr>
-      <w:tr>
-        <w:trPr>
-          <w:trHeight w:val="490"/>
-        </w:trPr>
-        <w:tc>
-          <w:tcPr>
-            <w:tcW w:w="2178" w:type="dxa"/>
-            <w:shd w:val="clear" w:color="auto" w:fill="EAF2F7"/>
-            <w:vAlign w:val="center"/>
-          </w:tcPr>
-          <w:p>
-            <w:r>
-              <w:rPr>
-                <w:b w:val="0"/>
-              </w:rPr>
-              <w:t>Decoded repeated word</w:t>
-            </w:r>
-          </w:p>
-        </w:tc>
-        <w:tc>
-          <w:tcPr>
-            <w:tcW w:w="2579" w:type="dxa"/>
-            <w:shd w:val="clear" w:color="auto" w:fill="EAF2F7"/>
-            <w:vAlign w:val="center"/>
-          </w:tcPr>
-          <w:p>
-            <w:r>
-              <w:rPr>
-                <w:b w:val="0"/>
-              </w:rPr>
-            </w:r>
-          </w:p>
-        </w:tc>
-        <w:tc>
-          <w:tcPr>
-            <w:tcW w:w="2809" w:type="dxa"/>
-            <w:shd w:val="clear" w:color="auto" w:fill="EAF2F7"/>
-            <w:vAlign w:val="center"/>
-          </w:tcPr>
-          <w:p>
-            <w:r>
-              <w:rPr>
-                <w:b w:val="0"/>
-              </w:rPr>
-            </w:r>
-          </w:p>
-        </w:tc>
-        <w:tc>
-          <w:tcPr>
-            <w:tcW w:w="3621" w:type="dxa"/>
-            <w:shd w:val="clear" w:color="auto" w:fill="EAF2F7"/>
-          </w:tcPr>
-          <w:p>
-            <w:r>
-              <w:rPr>
-                <w:b w:val="0"/>
-              </w:rPr>
-            </w:r>
-          </w:p>
+          <w:p/>
         </w:tc>
       </w:tr>
     </w:tbl>
+    <w:p>
+      <w:pPr>
+        <w:spacing w:after="200"/>
+        <w:rPr>
+          <w:i/>
+          <w:iCs/>
+        </w:rPr>
+      </w:pPr>
+    </w:p>
+    <w:p>
+      <w:pPr>
+        <w:spacing w:after="200"/>
+        <w:jc w:val="center"/>
+        <w:rPr>
+          <w:b/>
+          <w:bCs/>
+        </w:rPr>
+      </w:pPr>
+      <w:r>
+        <w:rPr>
+          <w:b/>
+          <w:bCs/>
+        </w:rPr>
+        <w:t>SECRET MESSAGE: ____________</w:t>
+      </w:r>
+    </w:p>
     <w:p>
       <w:pPr>
         <w:spacing w:after="200"/>
@@ -2037,13 +1737,34 @@
           <w:i/>
           <w:iCs/>
         </w:rPr>
-        <w:t>What changed after inserting the filter, and what evidence makes the decoded word more defensible than a guess?</w:t>
+        <w:t>What changed after inserting the filter?</w:t>
+      </w:r>
+      <w:r>
+        <w:t xml:space="preserve"> </w:t>
+      </w:r>
+      <w:r>
+        <w:rPr>
+          <w:i/>
+          <w:iCs/>
+        </w:rPr>
+        <w:t>D</w:t>
+      </w:r>
+      <w:r>
+        <w:rPr>
+          <w:i/>
+          <w:iCs/>
+        </w:rPr>
+        <w:t>id the Morse-code word become easier to recognize after filtering?</w:t>
       </w:r>
     </w:p>
     <w:p>
       <w:r>
         <w:br/>
+      </w:r>
+      <w:r>
         <w:br/>
+      </w:r>
+      <w:r>
         <w:br/>
       </w:r>
     </w:p>
@@ -2057,10 +1778,8 @@
         <w:pStyle w:val="Heading1"/>
       </w:pPr>
       <w:r>
+        <w:lastRenderedPageBreak/>
         <w:t>Evidence (15)</w:t>
-      </w:r>
-      <w:r>
-        <w:t xml:space="preserve"/>
       </w:r>
     </w:p>
     <w:p>
@@ -2084,11 +1803,23 @@
     <w:p>
       <w:r>
         <w:br/>
+      </w:r>
+      <w:r>
         <w:br/>
+      </w:r>
+      <w:r>
         <w:br/>
+      </w:r>
+      <w:r>
         <w:br/>
+      </w:r>
+      <w:r>
         <w:br/>
+      </w:r>
+      <w:r>
         <w:br/>
+      </w:r>
+      <w:r>
         <w:br/>
       </w:r>
     </w:p>
@@ -2108,11 +1839,23 @@
     <w:p>
       <w:r>
         <w:br/>
+      </w:r>
+      <w:r>
         <w:br/>
+      </w:r>
+      <w:r>
         <w:br/>
+      </w:r>
+      <w:r>
         <w:br/>
+      </w:r>
+      <w:r>
         <w:br/>
+      </w:r>
+      <w:r>
         <w:br/>
+      </w:r>
+      <w:r>
         <w:br/>
       </w:r>
     </w:p>
@@ -2132,11 +1875,23 @@
     <w:p>
       <w:r>
         <w:br/>
+      </w:r>
+      <w:r>
         <w:br/>
+      </w:r>
+      <w:r>
         <w:br/>
+      </w:r>
+      <w:r>
         <w:br/>
+      </w:r>
+      <w:r>
         <w:br/>
+      </w:r>
+      <w:r>
         <w:br/>
+      </w:r>
+      <w:r>
         <w:br/>
       </w:r>
     </w:p>
@@ -2150,10 +1905,8 @@
         <w:pStyle w:val="Heading1"/>
       </w:pPr>
       <w:r>
+        <w:lastRenderedPageBreak/>
         <w:t>Conclusion (15)</w:t>
-      </w:r>
-      <w:r>
-        <w:t xml:space="preserve"/>
       </w:r>
     </w:p>
     <w:p>
@@ -2168,42 +1921,43 @@
           <w:i/>
           <w:iCs/>
         </w:rPr>
-        <w:t xml:space="preserve">Give a summary of what you did in this lab. What was easy to do? What was difficult? What did you learn this lab? In addition, answer these questions:</w:t>
+        <w:t xml:space="preserve">Give a summary of what you did in this lab. What was easy to do? What was difficult? What did you </w:t>
       </w:r>
+      <w:proofErr w:type="gramStart"/>
       <w:r>
         <w:rPr>
           <w:i/>
           <w:iCs/>
         </w:rPr>
-        <w:t/>
+        <w:t>learn</w:t>
       </w:r>
+      <w:proofErr w:type="gramEnd"/>
       <w:r>
         <w:rPr>
           <w:i/>
           <w:iCs/>
         </w:rPr>
-        <w:t xml:space="preserve"/>
+        <w:t xml:space="preserve"> this lab? </w:t>
       </w:r>
+    </w:p>
+    <w:p>
+      <w:r>
+        <w:t>-</w:t>
+      </w:r>
+    </w:p>
+    <w:p>
+      <w:pPr>
+        <w:rPr>
+          <w:i/>
+          <w:iCs/>
+        </w:rPr>
+      </w:pPr>
       <w:r>
         <w:rPr>
           <w:i/>
           <w:iCs/>
         </w:rPr>
-        <w:t xml:space="preserve"/>
-      </w:r>
-      <w:r>
-        <w:rPr>
-          <w:i/>
-          <w:iCs/>
-        </w:rPr>
-        <w:t/>
-      </w:r>
-      <w:r>
-        <w:rPr>
-          <w:i/>
-          <w:iCs/>
-        </w:rPr>
-        <w:t xml:space="preserve"/>
+        <w:t>In addition, answer these questions:</w:t>
       </w:r>
     </w:p>
     <w:p>
@@ -2223,14 +1977,7 @@
           <w:i/>
           <w:iCs/>
         </w:rPr>
-        <w:t xml:space="preserve">What was the measured RLC pass frequency, and how closely did it agree with the prediction?</w:t>
-      </w:r>
-      <w:r>
-        <w:rPr>
-          <w:i/>
-          <w:iCs/>
-        </w:rPr>
-        <w:t/>
+        <w:t>How did Vout / Vin change below, near, and above the measured pass frequency?</w:t>
       </w:r>
     </w:p>
     <w:p>
@@ -2250,68 +1997,7 @@
           <w:i/>
           <w:iCs/>
         </w:rPr>
-        <w:t xml:space="preserve">How did Vout / Vin change below, near, and above the measured pass frequency?</w:t>
-      </w:r>
-      <w:r>
-        <w:rPr>
-          <w:i/>
-          <w:iCs/>
-        </w:rPr>
-        <w:t/>
-      </w:r>
-    </w:p>
-    <w:p>
-      <w:pPr>
-        <w:pStyle w:val="ListParagraph"/>
-        <w:numPr>
-          <w:ilvl w:val="0"/>
-          <w:numId w:val="10"/>
-        </w:numPr>
-        <w:rPr>
-          <w:i/>
-          <w:iCs/>
-        </w:rPr>
-      </w:pPr>
-      <w:r>
-        <w:rPr>
-          <w:i/>
-          <w:iCs/>
-        </w:rPr>
-        <w:t xml:space="preserve">Why did the Morse-code word become easier to recognize after filtering? Cite one direct observation or measurement.</w:t>
-      </w:r>
-      <w:r>
-        <w:rPr>
-          <w:i/>
-          <w:iCs/>
-        </w:rPr>
-        <w:t/>
-      </w:r>
-    </w:p>
-    <w:p>
-      <w:pPr>
-        <w:pStyle w:val="ListParagraph"/>
-        <w:numPr>
-          <w:ilvl w:val="0"/>
-          <w:numId w:val="10"/>
-        </w:numPr>
-        <w:rPr>
-          <w:i/>
-          <w:iCs/>
-        </w:rPr>
-      </w:pPr>
-      <w:r>
-        <w:rPr>
-          <w:i/>
-          <w:iCs/>
-        </w:rPr>
-        <w:t xml:space="preserve">What interference would this filter not remove, and what does this result not establish about the interference source or intent?</w:t>
-      </w:r>
-      <w:r>
-        <w:rPr>
-          <w:i/>
-          <w:iCs/>
-        </w:rPr>
-        <w:t/>
+        <w:t>What interference would this filter not remove, and what does this result not establish about the interference source or intent?</w:t>
       </w:r>
     </w:p>
     <w:sectPr>
@@ -3321,7 +3007,6 @@
   <w:style w:type="character" w:default="1" w:styleId="DefaultParagraphFont">
     <w:name w:val="Default Paragraph Font"/>
     <w:uiPriority w:val="1"/>
-    <w:semiHidden/>
     <w:unhideWhenUsed/>
   </w:style>
   <w:style w:type="table" w:default="1" w:styleId="TableNormal">
